--- a/deliverables/cahier_des_charges.docx
+++ b/deliverables/cahier_des_charges.docx
@@ -2,31 +2,6 @@
 <file path=word/document.xml><?xml version="1.0" encoding="utf-8"?>
 <w:document xmlns:wpc="http://schemas.microsoft.com/office/word/2010/wordprocessingCanvas" xmlns:mo="http://schemas.microsoft.com/office/mac/office/2008/main" xmlns:mc="http://schemas.openxmlformats.org/markup-compatibility/2006" xmlns:mv="urn:schemas-microsoft-com:mac:vml" xmlns:o="urn:schemas-microsoft-com:office:office" xmlns:r="http://schemas.openxmlformats.org/officeDocument/2006/relationships" xmlns:m="http://schemas.openxmlformats.org/officeDocument/2006/math" xmlns:v="urn:schemas-microsoft-com:vml" xmlns:wp14="http://schemas.microsoft.com/office/word/2010/wordprocessingDrawing" xmlns:wp="http://schemas.openxmlformats.org/drawingml/2006/wordprocessingDrawing" xmlns:w10="urn:schemas-microsoft-com:office:word" xmlns:w="http://schemas.openxmlformats.org/wordprocessingml/2006/main" xmlns:w14="http://schemas.microsoft.com/office/word/2010/wordml" xmlns:wpg="http://schemas.microsoft.com/office/word/2010/wordprocessingGroup" xmlns:wpi="http://schemas.microsoft.com/office/word/2010/wordprocessingInk" xmlns:wne="http://schemas.microsoft.com/office/word/2006/wordml" xmlns:wps="http://schemas.microsoft.com/office/word/2010/wordprocessingShape" mc:Ignorable="w14 wp14">
   <w:body>
-    <w:p>
-      <w:pPr>
-        <w:pStyle w:val="Title"/>
-        <w:jc w:val="left"/>
-      </w:pPr>
-      <w:r>
-        <w:rPr>
-          <w:rFonts w:ascii="Segoe UI" w:hAnsi="Segoe UI"/>
-          <w:b/>
-          <w:color w:val="00A651"/>
-          <w:sz w:val="52"/>
-        </w:rPr>
-        <w:t>Cahier des Charges: GreenGuard AI Solution</w:t>
-      </w:r>
-    </w:p>
-    <w:p>
-      <w:r>
-        <w:rPr>
-          <w:rFonts w:ascii="Segoe UI" w:hAnsi="Segoe UI"/>
-          <w:i/>
-          <w:color w:val="6D7278"/>
-        </w:rPr>
-        <w:t>Bloc 4 - Artificial Intelligence Solutions - MLOps Dandelion Classifier</w:t>
-      </w:r>
-    </w:p>
     <w:p>
       <w:pPr>
         <w:pStyle w:val="Heading1"/>
@@ -56,7 +31,7 @@
           <w:b w:val="0"/>
           <w:color w:val="3C464B"/>
         </w:rPr>
-        <w:t xml:space="preserve"> GreenGuard - Automated Weed Detection for Smart Gardening </w:t>
+        <w:t xml:space="preserve"> GreenGuard - Vision and MLOps Platform for Autonomous Chemical-Free Weeding Robots </w:t>
       </w:r>
       <w:r>
         <w:rPr>
@@ -129,8 +104,68 @@
           <w:b w:val="0"/>
           <w:color w:val="3C464B"/>
         </w:rPr>
-        <w:t xml:space="preserve">Home gardeners and grounds-keepers routinely apply herbicide to entire lawns to remove a handful of weeds - wasteful, costly, and environmentally harmful. </w:t>
+        <w:t xml:space="preserve">Chemical weed control is being phased out. Regulations such as France's Loi Labbe ban synthetic herbicides in public green spaces and private gardens, organic farming forbids them, and grounds-care faces a chronic labour shortage. The emerging answer is the </w:t>
       </w:r>
+      <w:r>
+        <w:rPr>
+          <w:rFonts w:ascii="Segoe UI" w:hAnsi="Segoe UI"/>
+          <w:b/>
+          <w:color w:val="3C464B"/>
+        </w:rPr>
+        <w:t>autonomous weeding robot</w:t>
+      </w:r>
+      <w:r>
+        <w:rPr>
+          <w:rFonts w:ascii="Segoe UI" w:hAnsi="Segoe UI"/>
+          <w:b w:val="0"/>
+          <w:color w:val="3C464B"/>
+        </w:rPr>
+        <w:t>: a machine that drives over a field, lawn or roadside and removes weeds mechanically, with no chemicals.</w:t>
+      </w:r>
+    </w:p>
+    <w:p>
+      <w:r>
+        <w:rPr>
+          <w:rFonts w:ascii="Segoe UI" w:hAnsi="Segoe UI"/>
+          <w:b w:val="0"/>
+          <w:color w:val="3C464B"/>
+        </w:rPr>
+        <w:t xml:space="preserve">Such a robot is only as good as its eyes. For every patch it passes it must decide, in real time, whether it sees a </w:t>
+      </w:r>
+      <w:r>
+        <w:rPr>
+          <w:rFonts w:ascii="Segoe UI" w:hAnsi="Segoe UI"/>
+          <w:b/>
+          <w:color w:val="3C464B"/>
+        </w:rPr>
+        <w:t>weed</w:t>
+      </w:r>
+      <w:r>
+        <w:rPr>
+          <w:rFonts w:ascii="Segoe UI" w:hAnsi="Segoe UI"/>
+          <w:b w:val="0"/>
+          <w:color w:val="3C464B"/>
+        </w:rPr>
+        <w:t xml:space="preserve"> (here, a dandelion, to be removed) or the </w:t>
+      </w:r>
+      <w:r>
+        <w:rPr>
+          <w:rFonts w:ascii="Segoe UI" w:hAnsi="Segoe UI"/>
+          <w:b/>
+          <w:color w:val="3C464B"/>
+        </w:rPr>
+        <w:t>crop / turf</w:t>
+      </w:r>
+      <w:r>
+        <w:rPr>
+          <w:rFonts w:ascii="Segoe UI" w:hAnsi="Segoe UI"/>
+          <w:b w:val="0"/>
+          <w:color w:val="3C464B"/>
+        </w:rPr>
+        <w:t xml:space="preserve"> (here, grass, to be left untouched). Cut the wrong thing and it damages the very lawn or crop it is meant to protect.</w:t>
+      </w:r>
+    </w:p>
+    <w:p>
       <w:r>
         <w:rPr>
           <w:rFonts w:ascii="Segoe UI" w:hAnsi="Segoe UI"/>
@@ -145,15 +180,17 @@
           <w:b w:val="0"/>
           <w:color w:val="3C464B"/>
         </w:rPr>
-        <w:t xml:space="preserve"> is a smart-gardening assistant: the user photographs a patch of lawn from a mobile app and the system flags whether it contains </w:t>
+        <w:t xml:space="preserve"> is that perception brain and the MLOps platform behind it: a binary image classifier (dandelion vs grass) served at the edge, wrapped in the industrialised pipeline that keeps it accurate as it meets new sites, seasons and lighting. This document specifies the solution as a production-grade MLOps system: not just a model, but a serving API, automated deployment, monitoring, and self-maintenance through drift-triggered retraining.</w:t>
       </w:r>
+    </w:p>
+    <w:p>
       <w:r>
         <w:rPr>
           <w:rFonts w:ascii="Segoe UI" w:hAnsi="Segoe UI"/>
           <w:b/>
           <w:color w:val="3C464B"/>
         </w:rPr>
-        <w:t>dandelions</w:t>
+        <w:t>Why MLOps is not optional here.</w:t>
       </w:r>
       <w:r>
         <w:rPr>
@@ -161,23 +198,21 @@
           <w:b w:val="0"/>
           <w:color w:val="3C464B"/>
         </w:rPr>
-        <w:t xml:space="preserve"> (a weed to spot-treat) or is </w:t>
+        <w:t xml:space="preserve"> A fleet of robots works across many fields and seasons, so the images it sees drift continuously. Without automatic drift detection and retraining the model silently degrades, and a degraded model means a robot that uproots the crop or leaves weeds standing. Monitoring and retraining are therefore the reliability backbone of the product, not add-ons.</w:t>
       </w:r>
+    </w:p>
+    <w:p>
+      <w:pPr>
+        <w:pStyle w:val="Heading3"/>
+      </w:pPr>
       <w:r>
         <w:rPr>
           <w:rFonts w:ascii="Segoe UI" w:hAnsi="Segoe UI"/>
           <w:b/>
-          <w:color w:val="3C464B"/>
+          <w:color w:val="008C45"/>
+          <w:sz w:val="26"/>
         </w:rPr>
-        <w:t>grass</w:t>
-      </w:r>
-      <w:r>
-        <w:rPr>
-          <w:rFonts w:ascii="Segoe UI" w:hAnsi="Segoe UI"/>
-          <w:b w:val="0"/>
-          <w:color w:val="3C464B"/>
-        </w:rPr>
-        <w:t xml:space="preserve"> (leave alone). This enables targeted, spot-treatment instead of blanket spraying.</w:t>
+        <w:t>Indicative business case</w:t>
       </w:r>
     </w:p>
     <w:p>
@@ -187,7 +222,110 @@
           <w:b w:val="0"/>
           <w:color w:val="3C464B"/>
         </w:rPr>
-        <w:t>The AI component is a binary image classifier (dandelion vs grass). This document specifies that component as a production-grade, industrialised MLOps solution: not just a model, but a serving API, automated deployment, monitoring, and self-maintenance through retraining.</w:t>
+        <w:t>The driver is regulatory and economic, not a marginal optimisation:</w:t>
+      </w:r>
+    </w:p>
+    <w:p>
+      <w:pPr>
+        <w:pStyle w:val="ListBullet"/>
+      </w:pPr>
+      <w:r>
+        <w:rPr>
+          <w:rFonts w:ascii="Segoe UI" w:hAnsi="Segoe UI"/>
+          <w:b/>
+          <w:color w:val="3C464B"/>
+        </w:rPr>
+        <w:t>Compliance:</w:t>
+      </w:r>
+      <w:r>
+        <w:rPr>
+          <w:rFonts w:ascii="Segoe UI" w:hAnsi="Segoe UI"/>
+          <w:b w:val="0"/>
+          <w:color w:val="3C464B"/>
+        </w:rPr>
+        <w:t xml:space="preserve"> where herbicides are banned (for example France's Loi Labbe for</w:t>
+      </w:r>
+    </w:p>
+    <w:p>
+      <w:r>
+        <w:rPr>
+          <w:rFonts w:ascii="Segoe UI" w:hAnsi="Segoe UI"/>
+          <w:b w:val="0"/>
+          <w:color w:val="3C464B"/>
+        </w:rPr>
+        <w:t>public green spaces), chemical weeding is simply not an option; a chemical-free robot is the compliant one.</w:t>
+      </w:r>
+    </w:p>
+    <w:p>
+      <w:pPr>
+        <w:pStyle w:val="ListBullet"/>
+      </w:pPr>
+      <w:r>
+        <w:rPr>
+          <w:rFonts w:ascii="Segoe UI" w:hAnsi="Segoe UI"/>
+          <w:b/>
+          <w:color w:val="3C464B"/>
+        </w:rPr>
+        <w:t>Labour:</w:t>
+      </w:r>
+      <w:r>
+        <w:rPr>
+          <w:rFonts w:ascii="Segoe UI" w:hAnsi="Segoe UI"/>
+          <w:b w:val="0"/>
+          <w:color w:val="3C464B"/>
+        </w:rPr>
+        <w:t xml:space="preserve"> autonomous operation removes the recurring cost of manual weeding,</w:t>
+      </w:r>
+    </w:p>
+    <w:p>
+      <w:r>
+        <w:rPr>
+          <w:rFonts w:ascii="Segoe UI" w:hAnsi="Segoe UI"/>
+          <w:b w:val="0"/>
+          <w:color w:val="3C464B"/>
+        </w:rPr>
+        <w:t>the main expense in pesticide-free grounds care.</w:t>
+      </w:r>
+    </w:p>
+    <w:p>
+      <w:pPr>
+        <w:pStyle w:val="ListBullet"/>
+      </w:pPr>
+      <w:r>
+        <w:rPr>
+          <w:rFonts w:ascii="Segoe UI" w:hAnsi="Segoe UI"/>
+          <w:b/>
+          <w:color w:val="3C464B"/>
+        </w:rPr>
+        <w:t>Asset protection:</w:t>
+      </w:r>
+      <w:r>
+        <w:rPr>
+          <w:rFonts w:ascii="Segoe UI" w:hAnsi="Segoe UI"/>
+          <w:b w:val="0"/>
+          <w:color w:val="3C464B"/>
+        </w:rPr>
+        <w:t xml:space="preserve"> accurate perception avoids destroying the crop or turf the</w:t>
+      </w:r>
+    </w:p>
+    <w:p>
+      <w:r>
+        <w:rPr>
+          <w:rFonts w:ascii="Segoe UI" w:hAnsi="Segoe UI"/>
+          <w:b w:val="0"/>
+          <w:color w:val="3C464B"/>
+        </w:rPr>
+        <w:t>robot exists to protect.</w:t>
+      </w:r>
+    </w:p>
+    <w:p>
+      <w:r>
+        <w:rPr>
+          <w:rFonts w:ascii="Segoe UI" w:hAnsi="Segoe UI"/>
+          <w:b w:val="0"/>
+          <w:color w:val="3C464B"/>
+        </w:rPr>
+        <w:t>Exact figures are deployment-specific. The point for this specification is that the model's accuracy, and its sustained accuracy over time, translate directly into chemicals avoided, labour saved and crop protected, which is why the MLOps loop (monitoring plus retraining) is core to the value rather than peripheral.</w:t>
       </w:r>
     </w:p>
     <w:p>
@@ -466,6 +604,408 @@
     <w:p/>
     <w:p>
       <w:pPr>
+        <w:pStyle w:val="Heading3"/>
+      </w:pPr>
+      <w:r>
+        <w:rPr>
+          <w:rFonts w:ascii="Segoe UI" w:hAnsi="Segoe UI"/>
+          <w:b/>
+          <w:color w:val="008C45"/>
+          <w:sz w:val="26"/>
+        </w:rPr>
+        <w:t>From business value to monitored metrics</w:t>
+      </w:r>
+    </w:p>
+    <w:p>
+      <w:r>
+        <w:rPr>
+          <w:rFonts w:ascii="Segoe UI" w:hAnsi="Segoe UI"/>
+          <w:b w:val="0"/>
+          <w:color w:val="3C464B"/>
+        </w:rPr>
+        <w:t>Monitoring is wired to business outcomes, not just technical health:</w:t>
+      </w:r>
+    </w:p>
+    <w:tbl>
+      <w:tblPr>
+        <w:tblStyle w:val="TableGrid"/>
+        <w:tblW w:type="auto" w:w="0"/>
+        <w:tblLook w:firstColumn="1" w:firstRow="1" w:lastColumn="0" w:lastRow="0" w:noHBand="0" w:noVBand="1" w:val="04A0"/>
+      </w:tblPr>
+      <w:tblGrid>
+        <w:gridCol w:w="2880"/>
+        <w:gridCol w:w="2880"/>
+        <w:gridCol w:w="2880"/>
+      </w:tblGrid>
+      <w:tr>
+        <w:tc>
+          <w:tcPr>
+            <w:tcW w:type="dxa" w:w="2880"/>
+            <w:shd w:val="clear" w:color="auto" w:fill="00A651"/>
+          </w:tcPr>
+          <w:p>
+            <w:r/>
+            <w:r>
+              <w:rPr>
+                <w:rFonts w:ascii="Segoe UI" w:hAnsi="Segoe UI"/>
+                <w:b/>
+                <w:color w:val="FFFFFF"/>
+                <w:sz w:val="22"/>
+              </w:rPr>
+              <w:t>Business outcome</w:t>
+            </w:r>
+          </w:p>
+        </w:tc>
+        <w:tc>
+          <w:tcPr>
+            <w:tcW w:type="dxa" w:w="2880"/>
+            <w:shd w:val="clear" w:color="auto" w:fill="00A651"/>
+          </w:tcPr>
+          <w:p>
+            <w:r/>
+            <w:r>
+              <w:rPr>
+                <w:rFonts w:ascii="Segoe UI" w:hAnsi="Segoe UI"/>
+                <w:b/>
+                <w:color w:val="FFFFFF"/>
+                <w:sz w:val="22"/>
+              </w:rPr>
+              <w:t>ML metric</w:t>
+            </w:r>
+          </w:p>
+        </w:tc>
+        <w:tc>
+          <w:tcPr>
+            <w:tcW w:type="dxa" w:w="2880"/>
+            <w:shd w:val="clear" w:color="auto" w:fill="00A651"/>
+          </w:tcPr>
+          <w:p>
+            <w:r/>
+            <w:r>
+              <w:rPr>
+                <w:rFonts w:ascii="Segoe UI" w:hAnsi="Segoe UI"/>
+                <w:b/>
+                <w:color w:val="FFFFFF"/>
+                <w:sz w:val="22"/>
+              </w:rPr>
+              <w:t>Live monitoring signal</w:t>
+            </w:r>
+          </w:p>
+        </w:tc>
+      </w:tr>
+      <w:tr>
+        <w:tc>
+          <w:tcPr>
+            <w:tcW w:type="dxa" w:w="2880"/>
+          </w:tcPr>
+          <w:p>
+            <w:r/>
+            <w:r>
+              <w:rPr>
+                <w:rFonts w:ascii="Segoe UI" w:hAnsi="Segoe UI"/>
+                <w:b w:val="0"/>
+                <w:color w:val="3C464B"/>
+              </w:rPr>
+              <w:t>Crop / turf safety (never cut the crop)</w:t>
+            </w:r>
+          </w:p>
+        </w:tc>
+        <w:tc>
+          <w:tcPr>
+            <w:tcW w:type="dxa" w:w="2880"/>
+          </w:tcPr>
+          <w:p>
+            <w:r/>
+            <w:r>
+              <w:rPr>
+                <w:rFonts w:ascii="Segoe UI" w:hAnsi="Segoe UI"/>
+                <w:b w:val="0"/>
+                <w:color w:val="3C464B"/>
+              </w:rPr>
+              <w:t>per-class precision and recall, confusion matrix</w:t>
+            </w:r>
+          </w:p>
+        </w:tc>
+        <w:tc>
+          <w:tcPr>
+            <w:tcW w:type="dxa" w:w="2880"/>
+          </w:tcPr>
+          <w:p>
+            <w:r/>
+            <w:r>
+              <w:rPr>
+                <w:rFonts w:ascii="Segoe UI" w:hAnsi="Segoe UI"/>
+                <w:b w:val="0"/>
+                <w:color w:val="3C464B"/>
+              </w:rPr>
+              <w:t>prediction mix, drift (PSI), retrain events</w:t>
+            </w:r>
+          </w:p>
+        </w:tc>
+      </w:tr>
+      <w:tr>
+        <w:tc>
+          <w:tcPr>
+            <w:tcW w:type="dxa" w:w="2880"/>
+            <w:shd w:val="clear" w:color="auto" w:fill="EEF1F2"/>
+          </w:tcPr>
+          <w:p>
+            <w:r/>
+            <w:r>
+              <w:rPr>
+                <w:rFonts w:ascii="Segoe UI" w:hAnsi="Segoe UI"/>
+                <w:b w:val="0"/>
+                <w:color w:val="3C464B"/>
+              </w:rPr>
+              <w:t>Effective weeding (do not miss weeds)</w:t>
+            </w:r>
+          </w:p>
+        </w:tc>
+        <w:tc>
+          <w:tcPr>
+            <w:tcW w:type="dxa" w:w="2880"/>
+            <w:shd w:val="clear" w:color="auto" w:fill="EEF1F2"/>
+          </w:tcPr>
+          <w:p>
+            <w:r/>
+            <w:r>
+              <w:rPr>
+                <w:rFonts w:ascii="Segoe UI" w:hAnsi="Segoe UI"/>
+                <w:b w:val="0"/>
+                <w:color w:val="3C464B"/>
+              </w:rPr>
+              <w:t>macro-F1, recall on the weed class</w:t>
+            </w:r>
+          </w:p>
+        </w:tc>
+        <w:tc>
+          <w:tcPr>
+            <w:tcW w:type="dxa" w:w="2880"/>
+            <w:shd w:val="clear" w:color="auto" w:fill="EEF1F2"/>
+          </w:tcPr>
+          <w:p>
+            <w:r/>
+            <w:r>
+              <w:rPr>
+                <w:rFonts w:ascii="Segoe UI" w:hAnsi="Segoe UI"/>
+                <w:b w:val="0"/>
+                <w:color w:val="3C464B"/>
+              </w:rPr>
+              <w:t>release-gate macro-F1; drift flag in Grafana</w:t>
+            </w:r>
+          </w:p>
+        </w:tc>
+      </w:tr>
+      <w:tr>
+        <w:tc>
+          <w:tcPr>
+            <w:tcW w:type="dxa" w:w="2880"/>
+          </w:tcPr>
+          <w:p>
+            <w:r/>
+            <w:r>
+              <w:rPr>
+                <w:rFonts w:ascii="Segoe UI" w:hAnsi="Segoe UI"/>
+                <w:b w:val="0"/>
+                <w:color w:val="3C464B"/>
+              </w:rPr>
+              <w:t>Real-time operation on a moving robot</w:t>
+            </w:r>
+          </w:p>
+        </w:tc>
+        <w:tc>
+          <w:tcPr>
+            <w:tcW w:type="dxa" w:w="2880"/>
+          </w:tcPr>
+          <w:p>
+            <w:r/>
+            <w:r>
+              <w:rPr>
+                <w:rFonts w:ascii="Segoe UI" w:hAnsi="Segoe UI"/>
+                <w:b w:val="0"/>
+                <w:color w:val="3C464B"/>
+              </w:rPr>
+              <w:t>inference latency</w:t>
+            </w:r>
+          </w:p>
+        </w:tc>
+        <w:tc>
+          <w:tcPr>
+            <w:tcW w:type="dxa" w:w="2880"/>
+          </w:tcPr>
+          <w:p>
+            <w:r/>
+            <w:r>
+              <w:rPr>
+                <w:rFonts w:ascii="Segoe UI" w:hAnsi="Segoe UI"/>
+                <w:b w:val="0"/>
+                <w:color w:val="3C464B"/>
+              </w:rPr>
+              <w:t>p90 prediction_latency_seconds (Prometheus)</w:t>
+            </w:r>
+          </w:p>
+        </w:tc>
+      </w:tr>
+      <w:tr>
+        <w:tc>
+          <w:tcPr>
+            <w:tcW w:type="dxa" w:w="2880"/>
+            <w:shd w:val="clear" w:color="auto" w:fill="EEF1F2"/>
+          </w:tcPr>
+          <w:p>
+            <w:r/>
+            <w:r>
+              <w:rPr>
+                <w:rFonts w:ascii="Segoe UI" w:hAnsi="Segoe UI"/>
+                <w:b w:val="0"/>
+                <w:color w:val="3C464B"/>
+              </w:rPr>
+              <w:t>Sustained accuracy across sites and seasons</w:t>
+            </w:r>
+          </w:p>
+        </w:tc>
+        <w:tc>
+          <w:tcPr>
+            <w:tcW w:type="dxa" w:w="2880"/>
+            <w:shd w:val="clear" w:color="auto" w:fill="EEF1F2"/>
+          </w:tcPr>
+          <w:p>
+            <w:r/>
+            <w:r>
+              <w:rPr>
+                <w:rFonts w:ascii="Segoe UI" w:hAnsi="Segoe UI"/>
+                <w:b w:val="0"/>
+                <w:color w:val="3C464B"/>
+              </w:rPr>
+              <w:t>drift magnitude, retrain cadence</w:t>
+            </w:r>
+          </w:p>
+        </w:tc>
+        <w:tc>
+          <w:tcPr>
+            <w:tcW w:type="dxa" w:w="2880"/>
+            <w:shd w:val="clear" w:color="auto" w:fill="EEF1F2"/>
+          </w:tcPr>
+          <w:p>
+            <w:r/>
+            <w:r>
+              <w:rPr>
+                <w:rFonts w:ascii="Segoe UI" w:hAnsi="Segoe UI"/>
+                <w:b w:val="0"/>
+                <w:color w:val="3C464B"/>
+              </w:rPr>
+              <w:t>dataset_drift flag, drift_share, retrain runs</w:t>
+            </w:r>
+          </w:p>
+        </w:tc>
+      </w:tr>
+      <w:tr>
+        <w:tc>
+          <w:tcPr>
+            <w:tcW w:type="dxa" w:w="2880"/>
+          </w:tcPr>
+          <w:p>
+            <w:r/>
+            <w:r>
+              <w:rPr>
+                <w:rFonts w:ascii="Segoe UI" w:hAnsi="Segoe UI"/>
+                <w:b w:val="0"/>
+                <w:color w:val="3C464B"/>
+              </w:rPr>
+              <w:t>Low maintenance cost</w:t>
+            </w:r>
+          </w:p>
+        </w:tc>
+        <w:tc>
+          <w:tcPr>
+            <w:tcW w:type="dxa" w:w="2880"/>
+          </w:tcPr>
+          <w:p>
+            <w:r/>
+            <w:r>
+              <w:rPr>
+                <w:rFonts w:ascii="Segoe UI" w:hAnsi="Segoe UI"/>
+                <w:b w:val="0"/>
+                <w:color w:val="3C464B"/>
+              </w:rPr>
+              <w:t>automation coverage</w:t>
+            </w:r>
+          </w:p>
+        </w:tc>
+        <w:tc>
+          <w:tcPr>
+            <w:tcW w:type="dxa" w:w="2880"/>
+          </w:tcPr>
+          <w:p>
+            <w:r/>
+            <w:r>
+              <w:rPr>
+                <w:rFonts w:ascii="Segoe UI" w:hAnsi="Segoe UI"/>
+                <w:b w:val="0"/>
+                <w:color w:val="3C464B"/>
+              </w:rPr>
+              <w:t>green CI/CD, automated drift-triggered retraining</w:t>
+            </w:r>
+          </w:p>
+        </w:tc>
+      </w:tr>
+      <w:tr>
+        <w:tc>
+          <w:tcPr>
+            <w:tcW w:type="dxa" w:w="2880"/>
+            <w:shd w:val="clear" w:color="auto" w:fill="EEF1F2"/>
+          </w:tcPr>
+          <w:p>
+            <w:r/>
+            <w:r>
+              <w:rPr>
+                <w:rFonts w:ascii="Segoe UI" w:hAnsi="Segoe UI"/>
+                <w:b w:val="0"/>
+                <w:color w:val="3C464B"/>
+              </w:rPr>
+              <w:t>Herbicide avoided and uptime</w:t>
+            </w:r>
+          </w:p>
+        </w:tc>
+        <w:tc>
+          <w:tcPr>
+            <w:tcW w:type="dxa" w:w="2880"/>
+            <w:shd w:val="clear" w:color="auto" w:fill="EEF1F2"/>
+          </w:tcPr>
+          <w:p>
+            <w:r/>
+            <w:r>
+              <w:rPr>
+                <w:rFonts w:ascii="Segoe UI" w:hAnsi="Segoe UI"/>
+                <w:b w:val="0"/>
+                <w:color w:val="3C464B"/>
+              </w:rPr>
+              <w:t>model availability</w:t>
+            </w:r>
+          </w:p>
+        </w:tc>
+        <w:tc>
+          <w:tcPr>
+            <w:tcW w:type="dxa" w:w="2880"/>
+            <w:shd w:val="clear" w:color="auto" w:fill="EEF1F2"/>
+          </w:tcPr>
+          <w:p>
+            <w:r/>
+            <w:r>
+              <w:rPr>
+                <w:rFonts w:ascii="Segoe UI" w:hAnsi="Segoe UI"/>
+                <w:b w:val="0"/>
+                <w:color w:val="3C464B"/>
+              </w:rPr>
+              <w:t>predictions_total, /health readiness</w:t>
+            </w:r>
+          </w:p>
+        </w:tc>
+      </w:tr>
+    </w:tbl>
+    <w:p/>
+    <w:p>
+      <w:pPr>
         <w:pStyle w:val="Heading2"/>
       </w:pPr>
       <w:r>
@@ -511,7 +1051,7 @@
           <w:b w:val="0"/>
           <w:color w:val="3C464B"/>
         </w:rPr>
-        <w:t xml:space="preserve"> the mobile application front-end, user account management, and multi-species weed taxonomy (future work). The model is intentionally binary.</w:t>
+        <w:t xml:space="preserve"> the robot hardware and its mechanical weeding actuator, the on-robot edge-runtime integration, and a multi-species weed taxonomy (future work). The model is intentionally binary (weed vs crop) as the proof-of-concept perception core.</w:t>
       </w:r>
     </w:p>
     <w:p>
@@ -694,7 +1234,7 @@
                 <w:b w:val="0"/>
                 <w:color w:val="3C464B"/>
               </w:rPr>
-              <w:t>End user (gardener)</w:t>
+              <w:t>Robotics OEM</w:t>
             </w:r>
           </w:p>
         </w:tc>
@@ -711,7 +1251,7 @@
                 <w:b w:val="0"/>
                 <w:color w:val="3C464B"/>
               </w:rPr>
-              <w:t>Fast, trustworthy predictions from a photo</w:t>
+              <w:t>Embeds the perception module; needs a stable, updatable model API</w:t>
             </w:r>
           </w:p>
         </w:tc>
@@ -729,6 +1269,41 @@
                 <w:b w:val="0"/>
                 <w:color w:val="3C464B"/>
               </w:rPr>
+              <w:t>Robot operator / grounds team</w:t>
+            </w:r>
+          </w:p>
+        </w:tc>
+        <w:tc>
+          <w:tcPr>
+            <w:tcW w:type="dxa" w:w="4320"/>
+          </w:tcPr>
+          <w:p>
+            <w:r/>
+            <w:r>
+              <w:rPr>
+                <w:rFonts w:ascii="Segoe UI" w:hAnsi="Segoe UI"/>
+                <w:b w:val="0"/>
+                <w:color w:val="3C464B"/>
+              </w:rPr>
+              <w:t>Reliable weed-vs-crop calls so the robot removes only weeds</w:t>
+            </w:r>
+          </w:p>
+        </w:tc>
+      </w:tr>
+      <w:tr>
+        <w:tc>
+          <w:tcPr>
+            <w:tcW w:type="dxa" w:w="4320"/>
+            <w:shd w:val="clear" w:color="auto" w:fill="EEF1F2"/>
+          </w:tcPr>
+          <w:p>
+            <w:r/>
+            <w:r>
+              <w:rPr>
+                <w:rFonts w:ascii="Segoe UI" w:hAnsi="Segoe UI"/>
+                <w:b w:val="0"/>
+                <w:color w:val="3C464B"/>
+              </w:rPr>
               <w:t>RNCP jury</w:t>
             </w:r>
           </w:p>
@@ -736,6 +1311,7 @@
         <w:tc>
           <w:tcPr>
             <w:tcW w:type="dxa" w:w="4320"/>
+            <w:shd w:val="clear" w:color="auto" w:fill="EEF1F2"/>
           </w:tcPr>
           <w:p>
             <w:r/>
@@ -1529,7 +2105,7 @@
           <w:b w:val="0"/>
           <w:color w:val="3C464B"/>
         </w:rPr>
-        <w:t xml:space="preserve"> on every push to `main` - run tests, build the container image, push</w:t>
+        <w:t xml:space="preserve"> on every push to `main` - run tests, build and publish the container</w:t>
       </w:r>
     </w:p>
     <w:p>
@@ -1539,7 +2115,7 @@
           <w:b w:val="0"/>
           <w:color w:val="3C464B"/>
         </w:rPr>
-        <w:t>to the registry, and deploy to Kubernetes (Minikube) with rollout verification.</w:t>
+        <w:t>image to the registry, and validate the Kubernetes deployment manifests (schema-checked, offline). The same manifests deploy to a local Minikube cluster.</w:t>
       </w:r>
     </w:p>
     <w:p>
@@ -2472,7 +3048,17 @@
           <w:b w:val="0"/>
           <w:color w:val="3C464B"/>
         </w:rPr>
-        <w:t>All tests green in CI; image built and deployed to the cluster.</w:t>
+        <w:t>All tests green in CI; image built and published; Kubernetes manifests validated.</w:t>
+      </w:r>
+    </w:p>
+    <w:p>
+      <w:r>
+        <w:rPr>
+          <w:rFonts w:ascii="Segoe UI" w:hAnsi="Segoe UI"/>
+          <w:b w:val="0"/>
+          <w:color w:val="3C464B"/>
+        </w:rPr>
+        <w:t>The stack deploys to a local Minikube cluster.</w:t>
       </w:r>
     </w:p>
     <w:p>

--- a/deliverables/cahier_des_charges.docx
+++ b/deliverables/cahier_des_charges.docx
@@ -3,122 +3,205 @@
 <w:document xmlns:wpc="http://schemas.microsoft.com/office/word/2010/wordprocessingCanvas" xmlns:mo="http://schemas.microsoft.com/office/mac/office/2008/main" xmlns:mc="http://schemas.openxmlformats.org/markup-compatibility/2006" xmlns:mv="urn:schemas-microsoft-com:mac:vml" xmlns:o="urn:schemas-microsoft-com:office:office" xmlns:r="http://schemas.openxmlformats.org/officeDocument/2006/relationships" xmlns:m="http://schemas.openxmlformats.org/officeDocument/2006/math" xmlns:v="urn:schemas-microsoft-com:vml" xmlns:wp14="http://schemas.microsoft.com/office/word/2010/wordprocessingDrawing" xmlns:wp="http://schemas.openxmlformats.org/drawingml/2006/wordprocessingDrawing" xmlns:w10="urn:schemas-microsoft-com:office:word" xmlns:w="http://schemas.openxmlformats.org/wordprocessingml/2006/main" xmlns:w14="http://schemas.microsoft.com/office/word/2010/wordml" xmlns:wpg="http://schemas.microsoft.com/office/word/2010/wordprocessingGroup" xmlns:wpi="http://schemas.microsoft.com/office/word/2010/wordprocessingInk" xmlns:wne="http://schemas.microsoft.com/office/word/2006/wordml" xmlns:wps="http://schemas.microsoft.com/office/word/2010/wordprocessingShape" mc:Ignorable="w14 wp14">
   <w:body>
     <w:p>
+      <w:r>
+        <w:drawing>
+          <wp:inline xmlns:a="http://schemas.openxmlformats.org/drawingml/2006/main" xmlns:pic="http://schemas.openxmlformats.org/drawingml/2006/picture">
+            <wp:extent cx="7560000" cy="10690955"/>
+            <wp:docPr id="1" name="Picture 1"/>
+            <wp:cNvGraphicFramePr>
+              <a:graphicFrameLocks noChangeAspect="1"/>
+            </wp:cNvGraphicFramePr>
+            <a:graphic>
+              <a:graphicData uri="http://schemas.openxmlformats.org/drawingml/2006/picture">
+                <pic:pic>
+                  <pic:nvPicPr>
+                    <pic:cNvPr id="0" name="cdc_cover.png"/>
+                    <pic:cNvPicPr/>
+                  </pic:nvPicPr>
+                  <pic:blipFill>
+                    <a:blip r:embed="rId9"/>
+                    <a:stretch>
+                      <a:fillRect/>
+                    </a:stretch>
+                  </pic:blipFill>
+                  <pic:spPr>
+                    <a:xfrm>
+                      <a:off x="0" y="0"/>
+                      <a:ext cx="7560000" cy="10690955"/>
+                    </a:xfrm>
+                    <a:prstGeom prst="rect"/>
+                  </pic:spPr>
+                </pic:pic>
+              </a:graphicData>
+            </a:graphic>
+          </wp:inline>
+        </w:drawing>
+      </w:r>
+    </w:p>
+    <w:p>
       <w:pPr>
-        <w:pStyle w:val="Heading1"/>
+        <w:sectPr>
+          <w:footerReference w:type="default" r:id="rId11"/>
+          <w:pgSz w:w="11906" w:h="16838"/>
+          <w:pgMar w:top="0" w:right="0" w:bottom="0" w:left="0" w:header="720" w:footer="720" w:gutter="0"/>
+          <w:cols w:space="720"/>
+          <w:docGrid w:linePitch="360"/>
+        </w:sectPr>
+      </w:pPr>
+    </w:p>
+    <w:p>
+      <w:pPr>
+        <w:spacing w:before="360" w:after="40"/>
       </w:pPr>
       <w:r>
         <w:rPr>
-          <w:rFonts w:ascii="Segoe UI" w:hAnsi="Segoe UI"/>
+          <w:rFonts w:ascii="Arial" w:hAnsi="Arial"/>
           <w:b/>
-          <w:color w:val="3C464B"/>
-          <w:sz w:val="36"/>
+          <w:color w:val="4D4D4D"/>
+          <w:sz w:val="16"/>
         </w:rPr>
-        <w:t>Cahier des Charges - AI Solution Specification</w:t>
+        <w:t>DOCUMENT INFORMATION</w:t>
+      </w:r>
+    </w:p>
+    <w:p>
+      <w:pPr>
+        <w:spacing w:after="40"/>
+      </w:pPr>
+      <w:r>
+        <w:rPr>
+          <w:rFonts w:ascii="Arial" w:hAnsi="Arial"/>
+          <w:b/>
+          <w:color w:val="4D4D4D"/>
+          <w:sz w:val="19"/>
+        </w:rPr>
+        <w:t>Project:</w:t>
+      </w:r>
+      <w:r>
+        <w:rPr>
+          <w:rFonts w:ascii="Arial" w:hAnsi="Arial"/>
+          <w:b w:val="0"/>
+          <w:color w:val="4D4D4D"/>
+          <w:sz w:val="19"/>
+        </w:rPr>
+        <w:t xml:space="preserve"> GreenGuard - Vision and MLOps Platform for Autonomous Chemical-Free Weeding Robots</w:t>
+      </w:r>
+    </w:p>
+    <w:p>
+      <w:pPr>
+        <w:spacing w:after="40"/>
+      </w:pPr>
+      <w:r>
+        <w:rPr>
+          <w:rFonts w:ascii="Arial" w:hAnsi="Arial"/>
+          <w:b/>
+          <w:color w:val="4D4D4D"/>
+          <w:sz w:val="19"/>
+        </w:rPr>
+        <w:t>Bloc 4 - Artificial Intelligence Solutions</w:t>
+      </w:r>
+    </w:p>
+    <w:p>
+      <w:pPr>
+        <w:spacing w:after="40"/>
+      </w:pPr>
+      <w:r>
+        <w:rPr>
+          <w:rFonts w:ascii="Arial" w:hAnsi="Arial"/>
+          <w:b/>
+          <w:color w:val="4D4D4D"/>
+          <w:sz w:val="19"/>
+        </w:rPr>
+        <w:t>Authors:</w:t>
+      </w:r>
+      <w:r>
+        <w:rPr>
+          <w:rFonts w:ascii="Arial" w:hAnsi="Arial"/>
+          <w:b w:val="0"/>
+          <w:color w:val="4D4D4D"/>
+          <w:sz w:val="19"/>
+        </w:rPr>
+        <w:t xml:space="preserve"> Enzo Berreur, Elea Nizam, Jean-Baptiste Brun, Elisa Leclerc</w:t>
+      </w:r>
+    </w:p>
+    <w:p>
+      <w:pPr>
+        <w:spacing w:after="40"/>
+      </w:pPr>
+      <w:r>
+        <w:rPr>
+          <w:rFonts w:ascii="Arial" w:hAnsi="Arial"/>
+          <w:b/>
+          <w:color w:val="4D4D4D"/>
+          <w:sz w:val="19"/>
+        </w:rPr>
+        <w:t>Version:</w:t>
+      </w:r>
+      <w:r>
+        <w:rPr>
+          <w:rFonts w:ascii="Arial" w:hAnsi="Arial"/>
+          <w:b w:val="0"/>
+          <w:color w:val="4D4D4D"/>
+          <w:sz w:val="19"/>
+        </w:rPr>
+        <w:t xml:space="preserve"> 1.0</w:t>
+      </w:r>
+    </w:p>
+    <w:p>
+      <w:pPr>
+        <w:spacing w:before="360" w:after="40"/>
+      </w:pPr>
+      <w:r>
+        <w:rPr>
+          <w:rFonts w:ascii="Arial" w:hAnsi="Arial"/>
+          <w:b/>
+          <w:color w:val="4D4D4D"/>
+          <w:sz w:val="16"/>
+        </w:rPr>
+        <w:t>SECTION 1</w:t>
+      </w:r>
+    </w:p>
+    <w:p>
+      <w:pPr>
+        <w:spacing w:after="160"/>
+        <w:pBdr>
+          <w:bottom w:val="single" w:sz="6" w:color="B3B3B3"/>
+        </w:pBdr>
+      </w:pPr>
+      <w:r>
+        <w:rPr>
+          <w:rFonts w:ascii="Georgia" w:hAnsi="Georgia"/>
+          <w:b/>
+          <w:color w:val="000000"/>
+          <w:sz w:val="34"/>
+        </w:rPr>
+        <w:t>Context &amp; Business Problem</w:t>
       </w:r>
     </w:p>
     <w:p>
       <w:r>
         <w:rPr>
-          <w:rFonts w:ascii="Segoe UI" w:hAnsi="Segoe UI"/>
-          <w:b/>
-          <w:color w:val="3C464B"/>
-        </w:rPr>
-        <w:t>Project:</w:t>
-      </w:r>
-      <w:r>
-        <w:rPr>
-          <w:rFonts w:ascii="Segoe UI" w:hAnsi="Segoe UI"/>
+          <w:rFonts w:ascii="Arial" w:hAnsi="Arial"/>
           <w:b w:val="0"/>
-          <w:color w:val="3C464B"/>
-        </w:rPr>
-        <w:t xml:space="preserve"> GreenGuard - Vision and MLOps Platform for Autonomous Chemical-Free Weeding Robots </w:t>
-      </w:r>
-      <w:r>
-        <w:rPr>
-          <w:rFonts w:ascii="Segoe UI" w:hAnsi="Segoe UI"/>
-          <w:b/>
-          <w:color w:val="3C464B"/>
-        </w:rPr>
-        <w:t>Bloc 4 - Artificial Intelligence Solutions</w:t>
-      </w:r>
-      <w:r>
-        <w:rPr>
-          <w:rFonts w:ascii="Segoe UI" w:hAnsi="Segoe UI"/>
-          <w:b w:val="0"/>
-          <w:color w:val="3C464B"/>
-        </w:rPr>
-        <w:t xml:space="preserve"> </w:t>
-      </w:r>
-      <w:r>
-        <w:rPr>
-          <w:rFonts w:ascii="Segoe UI" w:hAnsi="Segoe UI"/>
-          <w:b/>
-          <w:color w:val="3C464B"/>
-        </w:rPr>
-        <w:t>Authors:</w:t>
-      </w:r>
-      <w:r>
-        <w:rPr>
-          <w:rFonts w:ascii="Segoe UI" w:hAnsi="Segoe UI"/>
-          <w:b w:val="0"/>
-          <w:color w:val="3C464B"/>
-        </w:rPr>
-        <w:t xml:space="preserve"> Enzo Berreur, Elea Nizam, Jean-Baptiste Brun, Elisa Leclerc </w:t>
-      </w:r>
-      <w:r>
-        <w:rPr>
-          <w:rFonts w:ascii="Segoe UI" w:hAnsi="Segoe UI"/>
-          <w:b/>
-          <w:color w:val="3C464B"/>
-        </w:rPr>
-        <w:t>Version:</w:t>
-      </w:r>
-      <w:r>
-        <w:rPr>
-          <w:rFonts w:ascii="Segoe UI" w:hAnsi="Segoe UI"/>
-          <w:b w:val="0"/>
-          <w:color w:val="3C464B"/>
-        </w:rPr>
-        <w:t xml:space="preserve"> 1.0</w:t>
-      </w:r>
-    </w:p>
-    <w:p/>
-    <w:p>
-      <w:pPr>
-        <w:pStyle w:val="Heading2"/>
-      </w:pPr>
-      <w:r>
-        <w:rPr>
-          <w:rFonts w:ascii="Segoe UI" w:hAnsi="Segoe UI"/>
-          <w:b/>
-          <w:color w:val="3C464B"/>
-          <w:sz w:val="30"/>
-        </w:rPr>
-        <w:t>1. Context &amp; Business Problem</w:t>
-      </w:r>
-    </w:p>
-    <w:p>
-      <w:r>
-        <w:rPr>
-          <w:rFonts w:ascii="Segoe UI" w:hAnsi="Segoe UI"/>
-          <w:b w:val="0"/>
-          <w:color w:val="3C464B"/>
+          <w:color w:val="000000"/>
+          <w:sz w:val="21"/>
         </w:rPr>
         <w:t xml:space="preserve">Chemical weed control is being phased out. Regulations such as France's Loi Labbe ban synthetic herbicides in public green spaces and private gardens, organic farming forbids them, and grounds-care faces a chronic labour shortage. The emerging answer is the </w:t>
       </w:r>
       <w:r>
         <w:rPr>
-          <w:rFonts w:ascii="Segoe UI" w:hAnsi="Segoe UI"/>
+          <w:rFonts w:ascii="Arial" w:hAnsi="Arial"/>
           <w:b/>
-          <w:color w:val="3C464B"/>
+          <w:color w:val="000000"/>
+          <w:sz w:val="21"/>
         </w:rPr>
         <w:t>autonomous weeding robot</w:t>
       </w:r>
       <w:r>
         <w:rPr>
-          <w:rFonts w:ascii="Segoe UI" w:hAnsi="Segoe UI"/>
+          <w:rFonts w:ascii="Arial" w:hAnsi="Arial"/>
           <w:b w:val="0"/>
-          <w:color w:val="3C464B"/>
+          <w:color w:val="000000"/>
+          <w:sz w:val="21"/>
         </w:rPr>
         <w:t>: a machine that drives over a field, lawn or roadside and removes weeds mechanically, with no chemicals.</w:t>
       </w:r>
@@ -126,41 +209,46 @@
     <w:p>
       <w:r>
         <w:rPr>
-          <w:rFonts w:ascii="Segoe UI" w:hAnsi="Segoe UI"/>
+          <w:rFonts w:ascii="Arial" w:hAnsi="Arial"/>
           <w:b w:val="0"/>
-          <w:color w:val="3C464B"/>
+          <w:color w:val="000000"/>
+          <w:sz w:val="21"/>
         </w:rPr>
         <w:t xml:space="preserve">Such a robot is only as good as its eyes. For every patch it passes it must decide, in real time, whether it sees a </w:t>
       </w:r>
       <w:r>
         <w:rPr>
-          <w:rFonts w:ascii="Segoe UI" w:hAnsi="Segoe UI"/>
+          <w:rFonts w:ascii="Arial" w:hAnsi="Arial"/>
           <w:b/>
-          <w:color w:val="3C464B"/>
+          <w:color w:val="000000"/>
+          <w:sz w:val="21"/>
         </w:rPr>
         <w:t>weed</w:t>
       </w:r>
       <w:r>
         <w:rPr>
-          <w:rFonts w:ascii="Segoe UI" w:hAnsi="Segoe UI"/>
+          <w:rFonts w:ascii="Arial" w:hAnsi="Arial"/>
           <w:b w:val="0"/>
-          <w:color w:val="3C464B"/>
+          <w:color w:val="000000"/>
+          <w:sz w:val="21"/>
         </w:rPr>
         <w:t xml:space="preserve"> (here, a dandelion, to be removed) or the </w:t>
       </w:r>
       <w:r>
         <w:rPr>
-          <w:rFonts w:ascii="Segoe UI" w:hAnsi="Segoe UI"/>
+          <w:rFonts w:ascii="Arial" w:hAnsi="Arial"/>
           <w:b/>
-          <w:color w:val="3C464B"/>
+          <w:color w:val="000000"/>
+          <w:sz w:val="21"/>
         </w:rPr>
         <w:t>crop / turf</w:t>
       </w:r>
       <w:r>
         <w:rPr>
-          <w:rFonts w:ascii="Segoe UI" w:hAnsi="Segoe UI"/>
+          <w:rFonts w:ascii="Arial" w:hAnsi="Arial"/>
           <w:b w:val="0"/>
-          <w:color w:val="3C464B"/>
+          <w:color w:val="000000"/>
+          <w:sz w:val="21"/>
         </w:rPr>
         <w:t xml:space="preserve"> (here, grass, to be left untouched). Cut the wrong thing and it damages the very lawn or crop it is meant to protect.</w:t>
       </w:r>
@@ -168,17 +256,19 @@
     <w:p>
       <w:r>
         <w:rPr>
-          <w:rFonts w:ascii="Segoe UI" w:hAnsi="Segoe UI"/>
+          <w:rFonts w:ascii="Arial" w:hAnsi="Arial"/>
           <w:b/>
-          <w:color w:val="3C464B"/>
+          <w:color w:val="000000"/>
+          <w:sz w:val="21"/>
         </w:rPr>
         <w:t>GreenGuard</w:t>
       </w:r>
       <w:r>
         <w:rPr>
-          <w:rFonts w:ascii="Segoe UI" w:hAnsi="Segoe UI"/>
+          <w:rFonts w:ascii="Arial" w:hAnsi="Arial"/>
           <w:b w:val="0"/>
-          <w:color w:val="3C464B"/>
+          <w:color w:val="000000"/>
+          <w:sz w:val="21"/>
         </w:rPr>
         <w:t xml:space="preserve"> is that perception brain and the MLOps platform behind it: a binary image classifier (dandelion vs grass) served at the edge, wrapped in the industrialised pipeline that keeps it accurate as it meets new sites, seasons and lighting. This document specifies the solution as a production-grade MLOps system: not just a model, but a serving API, automated deployment, monitoring, and self-maintenance through drift-triggered retraining.</w:t>
       </w:r>
@@ -186,31 +276,32 @@
     <w:p>
       <w:r>
         <w:rPr>
-          <w:rFonts w:ascii="Segoe UI" w:hAnsi="Segoe UI"/>
+          <w:rFonts w:ascii="Arial" w:hAnsi="Arial"/>
           <w:b/>
-          <w:color w:val="3C464B"/>
+          <w:color w:val="000000"/>
+          <w:sz w:val="21"/>
         </w:rPr>
         <w:t>Why MLOps is not optional here.</w:t>
       </w:r>
       <w:r>
         <w:rPr>
-          <w:rFonts w:ascii="Segoe UI" w:hAnsi="Segoe UI"/>
+          <w:rFonts w:ascii="Arial" w:hAnsi="Arial"/>
           <w:b w:val="0"/>
-          <w:color w:val="3C464B"/>
+          <w:color w:val="000000"/>
+          <w:sz w:val="21"/>
         </w:rPr>
         <w:t xml:space="preserve"> A fleet of robots works across many fields and seasons, so the images it sees drift continuously. Without automatic drift detection and retraining the model silently degrades, and a degraded model means a robot that uproots the crop or leaves weeds standing. Monitoring and retraining are therefore the reliability backbone of the product, not add-ons.</w:t>
       </w:r>
     </w:p>
     <w:p>
       <w:pPr>
-        <w:pStyle w:val="Heading3"/>
+        <w:spacing w:before="200"/>
       </w:pPr>
       <w:r>
         <w:rPr>
-          <w:rFonts w:ascii="Segoe UI" w:hAnsi="Segoe UI"/>
+          <w:rFonts w:ascii="Georgia" w:hAnsi="Georgia"/>
           <w:b/>
-          <w:color w:val="008C45"/>
-          <w:sz w:val="26"/>
+          <w:sz w:val="25"/>
         </w:rPr>
         <w:t>Indicative business case</w:t>
       </w:r>
@@ -218,154 +309,174 @@
     <w:p>
       <w:r>
         <w:rPr>
-          <w:rFonts w:ascii="Segoe UI" w:hAnsi="Segoe UI"/>
+          <w:rFonts w:ascii="Arial" w:hAnsi="Arial"/>
           <w:b w:val="0"/>
-          <w:color w:val="3C464B"/>
+          <w:color w:val="000000"/>
+          <w:sz w:val="21"/>
         </w:rPr>
         <w:t>The driver is regulatory and economic, not a marginal optimisation:</w:t>
       </w:r>
     </w:p>
     <w:p>
       <w:pPr>
-        <w:pStyle w:val="ListBullet"/>
+        <w:spacing w:after="80"/>
+        <w:ind w:left="312"/>
       </w:pPr>
       <w:r>
         <w:rPr>
-          <w:rFonts w:ascii="Segoe UI" w:hAnsi="Segoe UI"/>
+          <w:sz w:val="21"/>
+        </w:rPr>
+        <w:t xml:space="preserve">•  </w:t>
+      </w:r>
+      <w:r>
+        <w:rPr>
+          <w:rFonts w:ascii="Arial" w:hAnsi="Arial"/>
           <w:b/>
-          <w:color w:val="3C464B"/>
+          <w:color w:val="000000"/>
+          <w:sz w:val="21"/>
         </w:rPr>
         <w:t>Compliance:</w:t>
       </w:r>
       <w:r>
         <w:rPr>
-          <w:rFonts w:ascii="Segoe UI" w:hAnsi="Segoe UI"/>
+          <w:rFonts w:ascii="Arial" w:hAnsi="Arial"/>
           <w:b w:val="0"/>
-          <w:color w:val="3C464B"/>
+          <w:color w:val="000000"/>
+          <w:sz w:val="21"/>
         </w:rPr>
-        <w:t xml:space="preserve"> where herbicides are banned (for example France's Loi Labbe for</w:t>
+        <w:t xml:space="preserve"> where herbicides are banned (for example France's Loi Labbe for public green spaces), chemical weeding is simply not an option; a chemical-free robot is the compliant one.</w:t>
+      </w:r>
+    </w:p>
+    <w:p>
+      <w:pPr>
+        <w:spacing w:after="80"/>
+        <w:ind w:left="312"/>
+      </w:pPr>
+      <w:r>
+        <w:rPr>
+          <w:sz w:val="21"/>
+        </w:rPr>
+        <w:t xml:space="preserve">•  </w:t>
+      </w:r>
+      <w:r>
+        <w:rPr>
+          <w:rFonts w:ascii="Arial" w:hAnsi="Arial"/>
+          <w:b/>
+          <w:color w:val="000000"/>
+          <w:sz w:val="21"/>
+        </w:rPr>
+        <w:t>Labour:</w:t>
+      </w:r>
+      <w:r>
+        <w:rPr>
+          <w:rFonts w:ascii="Arial" w:hAnsi="Arial"/>
+          <w:b w:val="0"/>
+          <w:color w:val="000000"/>
+          <w:sz w:val="21"/>
+        </w:rPr>
+        <w:t xml:space="preserve"> autonomous operation removes the recurring cost of manual weeding, the main expense in pesticide-free grounds care.</w:t>
+      </w:r>
+    </w:p>
+    <w:p>
+      <w:pPr>
+        <w:spacing w:after="80"/>
+        <w:ind w:left="312"/>
+      </w:pPr>
+      <w:r>
+        <w:rPr>
+          <w:sz w:val="21"/>
+        </w:rPr>
+        <w:t xml:space="preserve">•  </w:t>
+      </w:r>
+      <w:r>
+        <w:rPr>
+          <w:rFonts w:ascii="Arial" w:hAnsi="Arial"/>
+          <w:b/>
+          <w:color w:val="000000"/>
+          <w:sz w:val="21"/>
+        </w:rPr>
+        <w:t>Asset protection:</w:t>
+      </w:r>
+      <w:r>
+        <w:rPr>
+          <w:rFonts w:ascii="Arial" w:hAnsi="Arial"/>
+          <w:b w:val="0"/>
+          <w:color w:val="000000"/>
+          <w:sz w:val="21"/>
+        </w:rPr>
+        <w:t xml:space="preserve"> accurate perception avoids destroying the crop or turf the robot exists to protect.</w:t>
       </w:r>
     </w:p>
     <w:p>
       <w:r>
         <w:rPr>
-          <w:rFonts w:ascii="Segoe UI" w:hAnsi="Segoe UI"/>
+          <w:rFonts w:ascii="Arial" w:hAnsi="Arial"/>
           <w:b w:val="0"/>
-          <w:color w:val="3C464B"/>
-        </w:rPr>
-        <w:t>public green spaces), chemical weeding is simply not an option; a chemical-free robot is the compliant one.</w:t>
-      </w:r>
-    </w:p>
-    <w:p>
-      <w:pPr>
-        <w:pStyle w:val="ListBullet"/>
-      </w:pPr>
-      <w:r>
-        <w:rPr>
-          <w:rFonts w:ascii="Segoe UI" w:hAnsi="Segoe UI"/>
-          <w:b/>
-          <w:color w:val="3C464B"/>
-        </w:rPr>
-        <w:t>Labour:</w:t>
-      </w:r>
-      <w:r>
-        <w:rPr>
-          <w:rFonts w:ascii="Segoe UI" w:hAnsi="Segoe UI"/>
-          <w:b w:val="0"/>
-          <w:color w:val="3C464B"/>
-        </w:rPr>
-        <w:t xml:space="preserve"> autonomous operation removes the recurring cost of manual weeding,</w:t>
-      </w:r>
-    </w:p>
-    <w:p>
-      <w:r>
-        <w:rPr>
-          <w:rFonts w:ascii="Segoe UI" w:hAnsi="Segoe UI"/>
-          <w:b w:val="0"/>
-          <w:color w:val="3C464B"/>
-        </w:rPr>
-        <w:t>the main expense in pesticide-free grounds care.</w:t>
-      </w:r>
-    </w:p>
-    <w:p>
-      <w:pPr>
-        <w:pStyle w:val="ListBullet"/>
-      </w:pPr>
-      <w:r>
-        <w:rPr>
-          <w:rFonts w:ascii="Segoe UI" w:hAnsi="Segoe UI"/>
-          <w:b/>
-          <w:color w:val="3C464B"/>
-        </w:rPr>
-        <w:t>Asset protection:</w:t>
-      </w:r>
-      <w:r>
-        <w:rPr>
-          <w:rFonts w:ascii="Segoe UI" w:hAnsi="Segoe UI"/>
-          <w:b w:val="0"/>
-          <w:color w:val="3C464B"/>
-        </w:rPr>
-        <w:t xml:space="preserve"> accurate perception avoids destroying the crop or turf the</w:t>
-      </w:r>
-    </w:p>
-    <w:p>
-      <w:r>
-        <w:rPr>
-          <w:rFonts w:ascii="Segoe UI" w:hAnsi="Segoe UI"/>
-          <w:b w:val="0"/>
-          <w:color w:val="3C464B"/>
-        </w:rPr>
-        <w:t>robot exists to protect.</w:t>
-      </w:r>
-    </w:p>
-    <w:p>
-      <w:r>
-        <w:rPr>
-          <w:rFonts w:ascii="Segoe UI" w:hAnsi="Segoe UI"/>
-          <w:b w:val="0"/>
-          <w:color w:val="3C464B"/>
+          <w:color w:val="000000"/>
+          <w:sz w:val="21"/>
         </w:rPr>
         <w:t>Exact figures are deployment-specific. The point for this specification is that the model's accuracy, and its sustained accuracy over time, translate directly into chemicals avoided, labour saved and crop protected, which is why the MLOps loop (monitoring plus retraining) is core to the value rather than peripheral.</w:t>
       </w:r>
     </w:p>
     <w:p>
       <w:pPr>
-        <w:pStyle w:val="Heading2"/>
+        <w:spacing w:before="360" w:after="40"/>
       </w:pPr>
       <w:r>
         <w:rPr>
-          <w:rFonts w:ascii="Segoe UI" w:hAnsi="Segoe UI"/>
+          <w:rFonts w:ascii="Arial" w:hAnsi="Arial"/>
           <w:b/>
-          <w:color w:val="3C464B"/>
-          <w:sz w:val="30"/>
+          <w:color w:val="4D4D4D"/>
+          <w:sz w:val="16"/>
         </w:rPr>
-        <w:t>2. Objectives &amp; Success Criteria</w:t>
+        <w:t>SECTION 2</w:t>
+      </w:r>
+    </w:p>
+    <w:p>
+      <w:pPr>
+        <w:spacing w:after="160"/>
+        <w:pBdr>
+          <w:bottom w:val="single" w:sz="6" w:color="B3B3B3"/>
+        </w:pBdr>
+      </w:pPr>
+      <w:r>
+        <w:rPr>
+          <w:rFonts w:ascii="Georgia" w:hAnsi="Georgia"/>
+          <w:b/>
+          <w:color w:val="000000"/>
+          <w:sz w:val="34"/>
+        </w:rPr>
+        <w:t>Objectives &amp; Success Criteria</w:t>
       </w:r>
     </w:p>
     <w:tbl>
       <w:tblPr>
-        <w:tblStyle w:val="TableGrid"/>
         <w:tblW w:type="auto" w:w="0"/>
+        <w:tblLayout w:type="autofit"/>
         <w:tblLook w:firstColumn="1" w:firstRow="1" w:lastColumn="0" w:lastRow="0" w:noHBand="0" w:noVBand="1" w:val="04A0"/>
       </w:tblPr>
       <w:tblGrid>
-        <w:gridCol w:w="4320"/>
-        <w:gridCol w:w="4320"/>
+        <w:gridCol w:w="4592"/>
+        <w:gridCol w:w="4592"/>
       </w:tblGrid>
       <w:tr>
         <w:tc>
           <w:tcPr>
-            <w:tcW w:type="dxa" w:w="4320"/>
-            <w:shd w:val="clear" w:color="auto" w:fill="00A651"/>
+            <w:tcW w:type="dxa" w:w="4592"/>
+            <w:tcBorders>
+              <w:bottom w:val="single" w:sz="8" w:color="000000"/>
+            </w:tcBorders>
           </w:tcPr>
           <w:p>
-            <w:r/>
+            <w:pPr>
+              <w:spacing w:after="60"/>
+            </w:pPr>
             <w:r>
               <w:rPr>
-                <w:rFonts w:ascii="Segoe UI" w:hAnsi="Segoe UI"/>
+                <w:rFonts w:ascii="Arial" w:hAnsi="Arial"/>
                 <w:b/>
-                <w:color w:val="FFFFFF"/>
-                <w:sz w:val="22"/>
+                <w:color w:val="000000"/>
+                <w:sz w:val="19"/>
               </w:rPr>
               <w:t>Objective</w:t>
             </w:r>
@@ -373,17 +484,21 @@
         </w:tc>
         <w:tc>
           <w:tcPr>
-            <w:tcW w:type="dxa" w:w="4320"/>
-            <w:shd w:val="clear" w:color="auto" w:fill="00A651"/>
+            <w:tcW w:type="dxa" w:w="4592"/>
+            <w:tcBorders>
+              <w:bottom w:val="single" w:sz="8" w:color="000000"/>
+            </w:tcBorders>
           </w:tcPr>
           <w:p>
-            <w:r/>
+            <w:pPr>
+              <w:spacing w:after="60"/>
+            </w:pPr>
             <w:r>
               <w:rPr>
-                <w:rFonts w:ascii="Segoe UI" w:hAnsi="Segoe UI"/>
+                <w:rFonts w:ascii="Arial" w:hAnsi="Arial"/>
                 <w:b/>
-                <w:color w:val="FFFFFF"/>
-                <w:sz w:val="22"/>
+                <w:color w:val="000000"/>
+                <w:sz w:val="19"/>
               </w:rPr>
               <w:t>Success criterion (KPI)</w:t>
             </w:r>
@@ -393,15 +508,21 @@
       <w:tr>
         <w:tc>
           <w:tcPr>
-            <w:tcW w:type="dxa" w:w="4320"/>
+            <w:tcW w:type="dxa" w:w="4592"/>
+            <w:tcBorders>
+              <w:bottom w:val="single" w:sz="4" w:color="D9D9D9"/>
+            </w:tcBorders>
           </w:tcPr>
           <w:p>
-            <w:r/>
+            <w:pPr>
+              <w:spacing w:after="60"/>
+            </w:pPr>
             <w:r>
               <w:rPr>
-                <w:rFonts w:ascii="Segoe UI" w:hAnsi="Segoe UI"/>
+                <w:rFonts w:ascii="Arial" w:hAnsi="Arial"/>
                 <w:b w:val="0"/>
-                <w:color w:val="3C464B"/>
+                <w:color w:val="000000"/>
+                <w:sz w:val="19"/>
               </w:rPr>
               <w:t>Accurate classification</w:t>
             </w:r>
@@ -409,15 +530,21 @@
         </w:tc>
         <w:tc>
           <w:tcPr>
-            <w:tcW w:type="dxa" w:w="4320"/>
+            <w:tcW w:type="dxa" w:w="4592"/>
+            <w:tcBorders>
+              <w:bottom w:val="single" w:sz="4" w:color="D9D9D9"/>
+            </w:tcBorders>
           </w:tcPr>
           <w:p>
-            <w:r/>
+            <w:pPr>
+              <w:spacing w:after="60"/>
+            </w:pPr>
             <w:r>
               <w:rPr>
-                <w:rFonts w:ascii="Segoe UI" w:hAnsi="Segoe UI"/>
+                <w:rFonts w:ascii="Arial" w:hAnsi="Arial"/>
                 <w:b w:val="0"/>
-                <w:color w:val="3C464B"/>
+                <w:color w:val="000000"/>
+                <w:sz w:val="19"/>
               </w:rPr>
               <w:t>Macro-F1 ≥ 0.85 on the validation set</w:t>
             </w:r>
@@ -427,16 +554,21 @@
       <w:tr>
         <w:tc>
           <w:tcPr>
-            <w:tcW w:type="dxa" w:w="4320"/>
-            <w:shd w:val="clear" w:color="auto" w:fill="EEF1F2"/>
+            <w:tcW w:type="dxa" w:w="4592"/>
+            <w:tcBorders>
+              <w:bottom w:val="single" w:sz="4" w:color="D9D9D9"/>
+            </w:tcBorders>
           </w:tcPr>
           <w:p>
-            <w:r/>
+            <w:pPr>
+              <w:spacing w:after="60"/>
+            </w:pPr>
             <w:r>
               <w:rPr>
-                <w:rFonts w:ascii="Segoe UI" w:hAnsi="Segoe UI"/>
+                <w:rFonts w:ascii="Arial" w:hAnsi="Arial"/>
                 <w:b w:val="0"/>
-                <w:color w:val="3C464B"/>
+                <w:color w:val="000000"/>
+                <w:sz w:val="19"/>
               </w:rPr>
               <w:t>Responsive serving</w:t>
             </w:r>
@@ -444,16 +576,21 @@
         </w:tc>
         <w:tc>
           <w:tcPr>
-            <w:tcW w:type="dxa" w:w="4320"/>
-            <w:shd w:val="clear" w:color="auto" w:fill="EEF1F2"/>
+            <w:tcW w:type="dxa" w:w="4592"/>
+            <w:tcBorders>
+              <w:bottom w:val="single" w:sz="4" w:color="D9D9D9"/>
+            </w:tcBorders>
           </w:tcPr>
           <w:p>
-            <w:r/>
+            <w:pPr>
+              <w:spacing w:after="60"/>
+            </w:pPr>
             <w:r>
               <w:rPr>
-                <w:rFonts w:ascii="Segoe UI" w:hAnsi="Segoe UI"/>
+                <w:rFonts w:ascii="Arial" w:hAnsi="Arial"/>
                 <w:b w:val="0"/>
-                <w:color w:val="3C464B"/>
+                <w:color w:val="000000"/>
+                <w:sz w:val="19"/>
               </w:rPr>
               <w:t>p90 prediction latency &lt; 500 ms (CPU)</w:t>
             </w:r>
@@ -463,15 +600,21 @@
       <w:tr>
         <w:tc>
           <w:tcPr>
-            <w:tcW w:type="dxa" w:w="4320"/>
+            <w:tcW w:type="dxa" w:w="4592"/>
+            <w:tcBorders>
+              <w:bottom w:val="single" w:sz="4" w:color="D9D9D9"/>
+            </w:tcBorders>
           </w:tcPr>
           <w:p>
-            <w:r/>
+            <w:pPr>
+              <w:spacing w:after="60"/>
+            </w:pPr>
             <w:r>
               <w:rPr>
-                <w:rFonts w:ascii="Segoe UI" w:hAnsi="Segoe UI"/>
+                <w:rFonts w:ascii="Arial" w:hAnsi="Arial"/>
                 <w:b w:val="0"/>
-                <w:color w:val="3C464B"/>
+                <w:color w:val="000000"/>
+                <w:sz w:val="19"/>
               </w:rPr>
               <w:t>Reliable availability</w:t>
             </w:r>
@@ -479,15 +622,21 @@
         </w:tc>
         <w:tc>
           <w:tcPr>
-            <w:tcW w:type="dxa" w:w="4320"/>
+            <w:tcW w:type="dxa" w:w="4592"/>
+            <w:tcBorders>
+              <w:bottom w:val="single" w:sz="4" w:color="D9D9D9"/>
+            </w:tcBorders>
           </w:tcPr>
           <w:p>
-            <w:r/>
+            <w:pPr>
+              <w:spacing w:after="60"/>
+            </w:pPr>
             <w:r>
               <w:rPr>
-                <w:rFonts w:ascii="Segoe UI" w:hAnsi="Segoe UI"/>
+                <w:rFonts w:ascii="Arial" w:hAnsi="Arial"/>
                 <w:b w:val="0"/>
-                <w:color w:val="3C464B"/>
+                <w:color w:val="000000"/>
+                <w:sz w:val="19"/>
               </w:rPr>
               <w:t>API health endpoint green; graceful startup without a model</w:t>
             </w:r>
@@ -497,16 +646,21 @@
       <w:tr>
         <w:tc>
           <w:tcPr>
-            <w:tcW w:type="dxa" w:w="4320"/>
-            <w:shd w:val="clear" w:color="auto" w:fill="EEF1F2"/>
+            <w:tcW w:type="dxa" w:w="4592"/>
+            <w:tcBorders>
+              <w:bottom w:val="single" w:sz="4" w:color="D9D9D9"/>
+            </w:tcBorders>
           </w:tcPr>
           <w:p>
-            <w:r/>
+            <w:pPr>
+              <w:spacing w:after="60"/>
+            </w:pPr>
             <w:r>
               <w:rPr>
-                <w:rFonts w:ascii="Segoe UI" w:hAnsi="Segoe UI"/>
+                <w:rFonts w:ascii="Arial" w:hAnsi="Arial"/>
                 <w:b w:val="0"/>
-                <w:color w:val="3C464B"/>
+                <w:color w:val="000000"/>
+                <w:sz w:val="19"/>
               </w:rPr>
               <w:t>Reproducible ML</w:t>
             </w:r>
@@ -514,16 +668,21 @@
         </w:tc>
         <w:tc>
           <w:tcPr>
-            <w:tcW w:type="dxa" w:w="4320"/>
-            <w:shd w:val="clear" w:color="auto" w:fill="EEF1F2"/>
+            <w:tcW w:type="dxa" w:w="4592"/>
+            <w:tcBorders>
+              <w:bottom w:val="single" w:sz="4" w:color="D9D9D9"/>
+            </w:tcBorders>
           </w:tcPr>
           <w:p>
-            <w:r/>
+            <w:pPr>
+              <w:spacing w:after="60"/>
+            </w:pPr>
             <w:r>
               <w:rPr>
-                <w:rFonts w:ascii="Segoe UI" w:hAnsi="Segoe UI"/>
+                <w:rFonts w:ascii="Arial" w:hAnsi="Arial"/>
                 <w:b w:val="0"/>
-                <w:color w:val="3C464B"/>
+                <w:color w:val="000000"/>
+                <w:sz w:val="19"/>
               </w:rPr>
               <w:t>Every training run tracked (params, metrics, model) in MLflow</w:t>
             </w:r>
@@ -533,15 +692,21 @@
       <w:tr>
         <w:tc>
           <w:tcPr>
-            <w:tcW w:type="dxa" w:w="4320"/>
+            <w:tcW w:type="dxa" w:w="4592"/>
+            <w:tcBorders>
+              <w:bottom w:val="single" w:sz="4" w:color="D9D9D9"/>
+            </w:tcBorders>
           </w:tcPr>
           <w:p>
-            <w:r/>
+            <w:pPr>
+              <w:spacing w:after="60"/>
+            </w:pPr>
             <w:r>
               <w:rPr>
-                <w:rFonts w:ascii="Segoe UI" w:hAnsi="Segoe UI"/>
+                <w:rFonts w:ascii="Arial" w:hAnsi="Arial"/>
                 <w:b w:val="0"/>
-                <w:color w:val="3C464B"/>
+                <w:color w:val="000000"/>
+                <w:sz w:val="19"/>
               </w:rPr>
               <w:t>Self-maintaining</w:t>
             </w:r>
@@ -549,15 +714,21 @@
         </w:tc>
         <w:tc>
           <w:tcPr>
-            <w:tcW w:type="dxa" w:w="4320"/>
+            <w:tcW w:type="dxa" w:w="4592"/>
+            <w:tcBorders>
+              <w:bottom w:val="single" w:sz="4" w:color="D9D9D9"/>
+            </w:tcBorders>
           </w:tcPr>
           <w:p>
-            <w:r/>
+            <w:pPr>
+              <w:spacing w:after="60"/>
+            </w:pPr>
             <w:r>
               <w:rPr>
-                <w:rFonts w:ascii="Segoe UI" w:hAnsi="Segoe UI"/>
+                <w:rFonts w:ascii="Arial" w:hAnsi="Arial"/>
                 <w:b w:val="0"/>
-                <w:color w:val="3C464B"/>
+                <w:color w:val="000000"/>
+                <w:sz w:val="19"/>
               </w:rPr>
               <w:t>Drift detected automatically; retraining triggered on drift or monthly</w:t>
             </w:r>
@@ -567,16 +738,21 @@
       <w:tr>
         <w:tc>
           <w:tcPr>
-            <w:tcW w:type="dxa" w:w="4320"/>
-            <w:shd w:val="clear" w:color="auto" w:fill="EEF1F2"/>
+            <w:tcW w:type="dxa" w:w="4592"/>
+            <w:tcBorders>
+              <w:bottom w:val="single" w:sz="4" w:color="D9D9D9"/>
+            </w:tcBorders>
           </w:tcPr>
           <w:p>
-            <w:r/>
+            <w:pPr>
+              <w:spacing w:after="60"/>
+            </w:pPr>
             <w:r>
               <w:rPr>
-                <w:rFonts w:ascii="Segoe UI" w:hAnsi="Segoe UI"/>
+                <w:rFonts w:ascii="Arial" w:hAnsi="Arial"/>
                 <w:b w:val="0"/>
-                <w:color w:val="3C464B"/>
+                <w:color w:val="000000"/>
+                <w:sz w:val="19"/>
               </w:rPr>
               <w:t>Observable</w:t>
             </w:r>
@@ -584,16 +760,21 @@
         </w:tc>
         <w:tc>
           <w:tcPr>
-            <w:tcW w:type="dxa" w:w="4320"/>
-            <w:shd w:val="clear" w:color="auto" w:fill="EEF1F2"/>
+            <w:tcW w:type="dxa" w:w="4592"/>
+            <w:tcBorders>
+              <w:bottom w:val="single" w:sz="4" w:color="D9D9D9"/>
+            </w:tcBorders>
           </w:tcPr>
           <w:p>
-            <w:r/>
+            <w:pPr>
+              <w:spacing w:after="60"/>
+            </w:pPr>
             <w:r>
               <w:rPr>
-                <w:rFonts w:ascii="Segoe UI" w:hAnsi="Segoe UI"/>
+                <w:rFonts w:ascii="Arial" w:hAnsi="Arial"/>
                 <w:b w:val="0"/>
-                <w:color w:val="3C464B"/>
+                <w:color w:val="000000"/>
+                <w:sz w:val="19"/>
               </w:rPr>
               <w:t>Live dashboards for throughput, latency and data drift</w:t>
             </w:r>
@@ -601,17 +782,20 @@
         </w:tc>
       </w:tr>
     </w:tbl>
-    <w:p/>
     <w:p>
       <w:pPr>
-        <w:pStyle w:val="Heading3"/>
+        <w:spacing w:after="40"/>
+      </w:pPr>
+    </w:p>
+    <w:p>
+      <w:pPr>
+        <w:spacing w:before="200"/>
       </w:pPr>
       <w:r>
         <w:rPr>
-          <w:rFonts w:ascii="Segoe UI" w:hAnsi="Segoe UI"/>
+          <w:rFonts w:ascii="Georgia" w:hAnsi="Georgia"/>
           <w:b/>
-          <w:color w:val="008C45"/>
-          <w:sz w:val="26"/>
+          <w:sz w:val="25"/>
         </w:rPr>
         <w:t>From business value to monitored metrics</w:t>
       </w:r>
@@ -619,38 +803,43 @@
     <w:p>
       <w:r>
         <w:rPr>
-          <w:rFonts w:ascii="Segoe UI" w:hAnsi="Segoe UI"/>
+          <w:rFonts w:ascii="Arial" w:hAnsi="Arial"/>
           <w:b w:val="0"/>
-          <w:color w:val="3C464B"/>
+          <w:color w:val="000000"/>
+          <w:sz w:val="21"/>
         </w:rPr>
         <w:t>Monitoring is wired to business outcomes, not just technical health:</w:t>
       </w:r>
     </w:p>
     <w:tbl>
       <w:tblPr>
-        <w:tblStyle w:val="TableGrid"/>
         <w:tblW w:type="auto" w:w="0"/>
+        <w:tblLayout w:type="autofit"/>
         <w:tblLook w:firstColumn="1" w:firstRow="1" w:lastColumn="0" w:lastRow="0" w:noHBand="0" w:noVBand="1" w:val="04A0"/>
       </w:tblPr>
       <w:tblGrid>
-        <w:gridCol w:w="2880"/>
-        <w:gridCol w:w="2880"/>
-        <w:gridCol w:w="2880"/>
+        <w:gridCol w:w="3061"/>
+        <w:gridCol w:w="3061"/>
+        <w:gridCol w:w="3061"/>
       </w:tblGrid>
       <w:tr>
         <w:tc>
           <w:tcPr>
-            <w:tcW w:type="dxa" w:w="2880"/>
-            <w:shd w:val="clear" w:color="auto" w:fill="00A651"/>
+            <w:tcW w:type="dxa" w:w="3061"/>
+            <w:tcBorders>
+              <w:bottom w:val="single" w:sz="8" w:color="000000"/>
+            </w:tcBorders>
           </w:tcPr>
           <w:p>
-            <w:r/>
+            <w:pPr>
+              <w:spacing w:after="60"/>
+            </w:pPr>
             <w:r>
               <w:rPr>
-                <w:rFonts w:ascii="Segoe UI" w:hAnsi="Segoe UI"/>
+                <w:rFonts w:ascii="Arial" w:hAnsi="Arial"/>
                 <w:b/>
-                <w:color w:val="FFFFFF"/>
-                <w:sz w:val="22"/>
+                <w:color w:val="000000"/>
+                <w:sz w:val="19"/>
               </w:rPr>
               <w:t>Business outcome</w:t>
             </w:r>
@@ -658,17 +847,21 @@
         </w:tc>
         <w:tc>
           <w:tcPr>
-            <w:tcW w:type="dxa" w:w="2880"/>
-            <w:shd w:val="clear" w:color="auto" w:fill="00A651"/>
+            <w:tcW w:type="dxa" w:w="3061"/>
+            <w:tcBorders>
+              <w:bottom w:val="single" w:sz="8" w:color="000000"/>
+            </w:tcBorders>
           </w:tcPr>
           <w:p>
-            <w:r/>
+            <w:pPr>
+              <w:spacing w:after="60"/>
+            </w:pPr>
             <w:r>
               <w:rPr>
-                <w:rFonts w:ascii="Segoe UI" w:hAnsi="Segoe UI"/>
+                <w:rFonts w:ascii="Arial" w:hAnsi="Arial"/>
                 <w:b/>
-                <w:color w:val="FFFFFF"/>
-                <w:sz w:val="22"/>
+                <w:color w:val="000000"/>
+                <w:sz w:val="19"/>
               </w:rPr>
               <w:t>ML metric</w:t>
             </w:r>
@@ -676,17 +869,21 @@
         </w:tc>
         <w:tc>
           <w:tcPr>
-            <w:tcW w:type="dxa" w:w="2880"/>
-            <w:shd w:val="clear" w:color="auto" w:fill="00A651"/>
+            <w:tcW w:type="dxa" w:w="3061"/>
+            <w:tcBorders>
+              <w:bottom w:val="single" w:sz="8" w:color="000000"/>
+            </w:tcBorders>
           </w:tcPr>
           <w:p>
-            <w:r/>
+            <w:pPr>
+              <w:spacing w:after="60"/>
+            </w:pPr>
             <w:r>
               <w:rPr>
-                <w:rFonts w:ascii="Segoe UI" w:hAnsi="Segoe UI"/>
+                <w:rFonts w:ascii="Arial" w:hAnsi="Arial"/>
                 <w:b/>
-                <w:color w:val="FFFFFF"/>
-                <w:sz w:val="22"/>
+                <w:color w:val="000000"/>
+                <w:sz w:val="19"/>
               </w:rPr>
               <w:t>Live monitoring signal</w:t>
             </w:r>
@@ -696,15 +893,21 @@
       <w:tr>
         <w:tc>
           <w:tcPr>
-            <w:tcW w:type="dxa" w:w="2880"/>
+            <w:tcW w:type="dxa" w:w="3061"/>
+            <w:tcBorders>
+              <w:bottom w:val="single" w:sz="4" w:color="D9D9D9"/>
+            </w:tcBorders>
           </w:tcPr>
           <w:p>
-            <w:r/>
+            <w:pPr>
+              <w:spacing w:after="60"/>
+            </w:pPr>
             <w:r>
               <w:rPr>
-                <w:rFonts w:ascii="Segoe UI" w:hAnsi="Segoe UI"/>
+                <w:rFonts w:ascii="Arial" w:hAnsi="Arial"/>
                 <w:b w:val="0"/>
-                <w:color w:val="3C464B"/>
+                <w:color w:val="000000"/>
+                <w:sz w:val="19"/>
               </w:rPr>
               <w:t>Crop / turf safety (never cut the crop)</w:t>
             </w:r>
@@ -712,15 +915,21 @@
         </w:tc>
         <w:tc>
           <w:tcPr>
-            <w:tcW w:type="dxa" w:w="2880"/>
+            <w:tcW w:type="dxa" w:w="3061"/>
+            <w:tcBorders>
+              <w:bottom w:val="single" w:sz="4" w:color="D9D9D9"/>
+            </w:tcBorders>
           </w:tcPr>
           <w:p>
-            <w:r/>
+            <w:pPr>
+              <w:spacing w:after="60"/>
+            </w:pPr>
             <w:r>
               <w:rPr>
-                <w:rFonts w:ascii="Segoe UI" w:hAnsi="Segoe UI"/>
+                <w:rFonts w:ascii="Arial" w:hAnsi="Arial"/>
                 <w:b w:val="0"/>
-                <w:color w:val="3C464B"/>
+                <w:color w:val="000000"/>
+                <w:sz w:val="19"/>
               </w:rPr>
               <w:t>per-class precision and recall, confusion matrix</w:t>
             </w:r>
@@ -728,15 +937,21 @@
         </w:tc>
         <w:tc>
           <w:tcPr>
-            <w:tcW w:type="dxa" w:w="2880"/>
+            <w:tcW w:type="dxa" w:w="3061"/>
+            <w:tcBorders>
+              <w:bottom w:val="single" w:sz="4" w:color="D9D9D9"/>
+            </w:tcBorders>
           </w:tcPr>
           <w:p>
-            <w:r/>
+            <w:pPr>
+              <w:spacing w:after="60"/>
+            </w:pPr>
             <w:r>
               <w:rPr>
-                <w:rFonts w:ascii="Segoe UI" w:hAnsi="Segoe UI"/>
+                <w:rFonts w:ascii="Arial" w:hAnsi="Arial"/>
                 <w:b w:val="0"/>
-                <w:color w:val="3C464B"/>
+                <w:color w:val="000000"/>
+                <w:sz w:val="19"/>
               </w:rPr>
               <w:t>prediction mix, drift (PSI), retrain events</w:t>
             </w:r>
@@ -746,16 +961,21 @@
       <w:tr>
         <w:tc>
           <w:tcPr>
-            <w:tcW w:type="dxa" w:w="2880"/>
-            <w:shd w:val="clear" w:color="auto" w:fill="EEF1F2"/>
+            <w:tcW w:type="dxa" w:w="3061"/>
+            <w:tcBorders>
+              <w:bottom w:val="single" w:sz="4" w:color="D9D9D9"/>
+            </w:tcBorders>
           </w:tcPr>
           <w:p>
-            <w:r/>
+            <w:pPr>
+              <w:spacing w:after="60"/>
+            </w:pPr>
             <w:r>
               <w:rPr>
-                <w:rFonts w:ascii="Segoe UI" w:hAnsi="Segoe UI"/>
+                <w:rFonts w:ascii="Arial" w:hAnsi="Arial"/>
                 <w:b w:val="0"/>
-                <w:color w:val="3C464B"/>
+                <w:color w:val="000000"/>
+                <w:sz w:val="19"/>
               </w:rPr>
               <w:t>Effective weeding (do not miss weeds)</w:t>
             </w:r>
@@ -763,16 +983,21 @@
         </w:tc>
         <w:tc>
           <w:tcPr>
-            <w:tcW w:type="dxa" w:w="2880"/>
-            <w:shd w:val="clear" w:color="auto" w:fill="EEF1F2"/>
+            <w:tcW w:type="dxa" w:w="3061"/>
+            <w:tcBorders>
+              <w:bottom w:val="single" w:sz="4" w:color="D9D9D9"/>
+            </w:tcBorders>
           </w:tcPr>
           <w:p>
-            <w:r/>
+            <w:pPr>
+              <w:spacing w:after="60"/>
+            </w:pPr>
             <w:r>
               <w:rPr>
-                <w:rFonts w:ascii="Segoe UI" w:hAnsi="Segoe UI"/>
+                <w:rFonts w:ascii="Arial" w:hAnsi="Arial"/>
                 <w:b w:val="0"/>
-                <w:color w:val="3C464B"/>
+                <w:color w:val="000000"/>
+                <w:sz w:val="19"/>
               </w:rPr>
               <w:t>macro-F1, recall on the weed class</w:t>
             </w:r>
@@ -780,16 +1005,21 @@
         </w:tc>
         <w:tc>
           <w:tcPr>
-            <w:tcW w:type="dxa" w:w="2880"/>
-            <w:shd w:val="clear" w:color="auto" w:fill="EEF1F2"/>
+            <w:tcW w:type="dxa" w:w="3061"/>
+            <w:tcBorders>
+              <w:bottom w:val="single" w:sz="4" w:color="D9D9D9"/>
+            </w:tcBorders>
           </w:tcPr>
           <w:p>
-            <w:r/>
+            <w:pPr>
+              <w:spacing w:after="60"/>
+            </w:pPr>
             <w:r>
               <w:rPr>
-                <w:rFonts w:ascii="Segoe UI" w:hAnsi="Segoe UI"/>
+                <w:rFonts w:ascii="Arial" w:hAnsi="Arial"/>
                 <w:b w:val="0"/>
-                <w:color w:val="3C464B"/>
+                <w:color w:val="000000"/>
+                <w:sz w:val="19"/>
               </w:rPr>
               <w:t>release-gate macro-F1; drift flag in Grafana</w:t>
             </w:r>
@@ -799,15 +1029,21 @@
       <w:tr>
         <w:tc>
           <w:tcPr>
-            <w:tcW w:type="dxa" w:w="2880"/>
+            <w:tcW w:type="dxa" w:w="3061"/>
+            <w:tcBorders>
+              <w:bottom w:val="single" w:sz="4" w:color="D9D9D9"/>
+            </w:tcBorders>
           </w:tcPr>
           <w:p>
-            <w:r/>
+            <w:pPr>
+              <w:spacing w:after="60"/>
+            </w:pPr>
             <w:r>
               <w:rPr>
-                <w:rFonts w:ascii="Segoe UI" w:hAnsi="Segoe UI"/>
+                <w:rFonts w:ascii="Arial" w:hAnsi="Arial"/>
                 <w:b w:val="0"/>
-                <w:color w:val="3C464B"/>
+                <w:color w:val="000000"/>
+                <w:sz w:val="19"/>
               </w:rPr>
               <w:t>Real-time operation on a moving robot</w:t>
             </w:r>
@@ -815,15 +1051,21 @@
         </w:tc>
         <w:tc>
           <w:tcPr>
-            <w:tcW w:type="dxa" w:w="2880"/>
+            <w:tcW w:type="dxa" w:w="3061"/>
+            <w:tcBorders>
+              <w:bottom w:val="single" w:sz="4" w:color="D9D9D9"/>
+            </w:tcBorders>
           </w:tcPr>
           <w:p>
-            <w:r/>
+            <w:pPr>
+              <w:spacing w:after="60"/>
+            </w:pPr>
             <w:r>
               <w:rPr>
-                <w:rFonts w:ascii="Segoe UI" w:hAnsi="Segoe UI"/>
+                <w:rFonts w:ascii="Arial" w:hAnsi="Arial"/>
                 <w:b w:val="0"/>
-                <w:color w:val="3C464B"/>
+                <w:color w:val="000000"/>
+                <w:sz w:val="19"/>
               </w:rPr>
               <w:t>inference latency</w:t>
             </w:r>
@@ -831,15 +1073,21 @@
         </w:tc>
         <w:tc>
           <w:tcPr>
-            <w:tcW w:type="dxa" w:w="2880"/>
+            <w:tcW w:type="dxa" w:w="3061"/>
+            <w:tcBorders>
+              <w:bottom w:val="single" w:sz="4" w:color="D9D9D9"/>
+            </w:tcBorders>
           </w:tcPr>
           <w:p>
-            <w:r/>
+            <w:pPr>
+              <w:spacing w:after="60"/>
+            </w:pPr>
             <w:r>
               <w:rPr>
-                <w:rFonts w:ascii="Segoe UI" w:hAnsi="Segoe UI"/>
+                <w:rFonts w:ascii="Arial" w:hAnsi="Arial"/>
                 <w:b w:val="0"/>
-                <w:color w:val="3C464B"/>
+                <w:color w:val="000000"/>
+                <w:sz w:val="19"/>
               </w:rPr>
               <w:t>p90 prediction_latency_seconds (Prometheus)</w:t>
             </w:r>
@@ -849,16 +1097,21 @@
       <w:tr>
         <w:tc>
           <w:tcPr>
-            <w:tcW w:type="dxa" w:w="2880"/>
-            <w:shd w:val="clear" w:color="auto" w:fill="EEF1F2"/>
+            <w:tcW w:type="dxa" w:w="3061"/>
+            <w:tcBorders>
+              <w:bottom w:val="single" w:sz="4" w:color="D9D9D9"/>
+            </w:tcBorders>
           </w:tcPr>
           <w:p>
-            <w:r/>
+            <w:pPr>
+              <w:spacing w:after="60"/>
+            </w:pPr>
             <w:r>
               <w:rPr>
-                <w:rFonts w:ascii="Segoe UI" w:hAnsi="Segoe UI"/>
+                <w:rFonts w:ascii="Arial" w:hAnsi="Arial"/>
                 <w:b w:val="0"/>
-                <w:color w:val="3C464B"/>
+                <w:color w:val="000000"/>
+                <w:sz w:val="19"/>
               </w:rPr>
               <w:t>Sustained accuracy across sites and seasons</w:t>
             </w:r>
@@ -866,16 +1119,21 @@
         </w:tc>
         <w:tc>
           <w:tcPr>
-            <w:tcW w:type="dxa" w:w="2880"/>
-            <w:shd w:val="clear" w:color="auto" w:fill="EEF1F2"/>
+            <w:tcW w:type="dxa" w:w="3061"/>
+            <w:tcBorders>
+              <w:bottom w:val="single" w:sz="4" w:color="D9D9D9"/>
+            </w:tcBorders>
           </w:tcPr>
           <w:p>
-            <w:r/>
+            <w:pPr>
+              <w:spacing w:after="60"/>
+            </w:pPr>
             <w:r>
               <w:rPr>
-                <w:rFonts w:ascii="Segoe UI" w:hAnsi="Segoe UI"/>
+                <w:rFonts w:ascii="Arial" w:hAnsi="Arial"/>
                 <w:b w:val="0"/>
-                <w:color w:val="3C464B"/>
+                <w:color w:val="000000"/>
+                <w:sz w:val="19"/>
               </w:rPr>
               <w:t>drift magnitude, retrain cadence</w:t>
             </w:r>
@@ -883,16 +1141,21 @@
         </w:tc>
         <w:tc>
           <w:tcPr>
-            <w:tcW w:type="dxa" w:w="2880"/>
-            <w:shd w:val="clear" w:color="auto" w:fill="EEF1F2"/>
+            <w:tcW w:type="dxa" w:w="3061"/>
+            <w:tcBorders>
+              <w:bottom w:val="single" w:sz="4" w:color="D9D9D9"/>
+            </w:tcBorders>
           </w:tcPr>
           <w:p>
-            <w:r/>
+            <w:pPr>
+              <w:spacing w:after="60"/>
+            </w:pPr>
             <w:r>
               <w:rPr>
-                <w:rFonts w:ascii="Segoe UI" w:hAnsi="Segoe UI"/>
+                <w:rFonts w:ascii="Arial" w:hAnsi="Arial"/>
                 <w:b w:val="0"/>
-                <w:color w:val="3C464B"/>
+                <w:color w:val="000000"/>
+                <w:sz w:val="19"/>
               </w:rPr>
               <w:t>dataset_drift flag, drift_share, retrain runs</w:t>
             </w:r>
@@ -902,15 +1165,21 @@
       <w:tr>
         <w:tc>
           <w:tcPr>
-            <w:tcW w:type="dxa" w:w="2880"/>
+            <w:tcW w:type="dxa" w:w="3061"/>
+            <w:tcBorders>
+              <w:bottom w:val="single" w:sz="4" w:color="D9D9D9"/>
+            </w:tcBorders>
           </w:tcPr>
           <w:p>
-            <w:r/>
+            <w:pPr>
+              <w:spacing w:after="60"/>
+            </w:pPr>
             <w:r>
               <w:rPr>
-                <w:rFonts w:ascii="Segoe UI" w:hAnsi="Segoe UI"/>
+                <w:rFonts w:ascii="Arial" w:hAnsi="Arial"/>
                 <w:b w:val="0"/>
-                <w:color w:val="3C464B"/>
+                <w:color w:val="000000"/>
+                <w:sz w:val="19"/>
               </w:rPr>
               <w:t>Low maintenance cost</w:t>
             </w:r>
@@ -918,15 +1187,21 @@
         </w:tc>
         <w:tc>
           <w:tcPr>
-            <w:tcW w:type="dxa" w:w="2880"/>
+            <w:tcW w:type="dxa" w:w="3061"/>
+            <w:tcBorders>
+              <w:bottom w:val="single" w:sz="4" w:color="D9D9D9"/>
+            </w:tcBorders>
           </w:tcPr>
           <w:p>
-            <w:r/>
+            <w:pPr>
+              <w:spacing w:after="60"/>
+            </w:pPr>
             <w:r>
               <w:rPr>
-                <w:rFonts w:ascii="Segoe UI" w:hAnsi="Segoe UI"/>
+                <w:rFonts w:ascii="Arial" w:hAnsi="Arial"/>
                 <w:b w:val="0"/>
-                <w:color w:val="3C464B"/>
+                <w:color w:val="000000"/>
+                <w:sz w:val="19"/>
               </w:rPr>
               <w:t>automation coverage</w:t>
             </w:r>
@@ -934,15 +1209,21 @@
         </w:tc>
         <w:tc>
           <w:tcPr>
-            <w:tcW w:type="dxa" w:w="2880"/>
+            <w:tcW w:type="dxa" w:w="3061"/>
+            <w:tcBorders>
+              <w:bottom w:val="single" w:sz="4" w:color="D9D9D9"/>
+            </w:tcBorders>
           </w:tcPr>
           <w:p>
-            <w:r/>
+            <w:pPr>
+              <w:spacing w:after="60"/>
+            </w:pPr>
             <w:r>
               <w:rPr>
-                <w:rFonts w:ascii="Segoe UI" w:hAnsi="Segoe UI"/>
+                <w:rFonts w:ascii="Arial" w:hAnsi="Arial"/>
                 <w:b w:val="0"/>
-                <w:color w:val="3C464B"/>
+                <w:color w:val="000000"/>
+                <w:sz w:val="19"/>
               </w:rPr>
               <w:t>green CI/CD, automated drift-triggered retraining</w:t>
             </w:r>
@@ -952,16 +1233,21 @@
       <w:tr>
         <w:tc>
           <w:tcPr>
-            <w:tcW w:type="dxa" w:w="2880"/>
-            <w:shd w:val="clear" w:color="auto" w:fill="EEF1F2"/>
+            <w:tcW w:type="dxa" w:w="3061"/>
+            <w:tcBorders>
+              <w:bottom w:val="single" w:sz="4" w:color="D9D9D9"/>
+            </w:tcBorders>
           </w:tcPr>
           <w:p>
-            <w:r/>
+            <w:pPr>
+              <w:spacing w:after="60"/>
+            </w:pPr>
             <w:r>
               <w:rPr>
-                <w:rFonts w:ascii="Segoe UI" w:hAnsi="Segoe UI"/>
+                <w:rFonts w:ascii="Arial" w:hAnsi="Arial"/>
                 <w:b w:val="0"/>
-                <w:color w:val="3C464B"/>
+                <w:color w:val="000000"/>
+                <w:sz w:val="19"/>
               </w:rPr>
               <w:t>Herbicide avoided and uptime</w:t>
             </w:r>
@@ -969,16 +1255,21 @@
         </w:tc>
         <w:tc>
           <w:tcPr>
-            <w:tcW w:type="dxa" w:w="2880"/>
-            <w:shd w:val="clear" w:color="auto" w:fill="EEF1F2"/>
+            <w:tcW w:type="dxa" w:w="3061"/>
+            <w:tcBorders>
+              <w:bottom w:val="single" w:sz="4" w:color="D9D9D9"/>
+            </w:tcBorders>
           </w:tcPr>
           <w:p>
-            <w:r/>
+            <w:pPr>
+              <w:spacing w:after="60"/>
+            </w:pPr>
             <w:r>
               <w:rPr>
-                <w:rFonts w:ascii="Segoe UI" w:hAnsi="Segoe UI"/>
+                <w:rFonts w:ascii="Arial" w:hAnsi="Arial"/>
                 <w:b w:val="0"/>
-                <w:color w:val="3C464B"/>
+                <w:color w:val="000000"/>
+                <w:sz w:val="19"/>
               </w:rPr>
               <w:t>model availability</w:t>
             </w:r>
@@ -986,16 +1277,21 @@
         </w:tc>
         <w:tc>
           <w:tcPr>
-            <w:tcW w:type="dxa" w:w="2880"/>
-            <w:shd w:val="clear" w:color="auto" w:fill="EEF1F2"/>
+            <w:tcW w:type="dxa" w:w="3061"/>
+            <w:tcBorders>
+              <w:bottom w:val="single" w:sz="4" w:color="D9D9D9"/>
+            </w:tcBorders>
           </w:tcPr>
           <w:p>
-            <w:r/>
+            <w:pPr>
+              <w:spacing w:after="60"/>
+            </w:pPr>
             <w:r>
               <w:rPr>
-                <w:rFonts w:ascii="Segoe UI" w:hAnsi="Segoe UI"/>
+                <w:rFonts w:ascii="Arial" w:hAnsi="Arial"/>
                 <w:b w:val="0"/>
-                <w:color w:val="3C464B"/>
+                <w:color w:val="000000"/>
+                <w:sz w:val="19"/>
               </w:rPr>
               <w:t>predictions_total, /health readiness</w:t>
             </w:r>
@@ -1003,35 +1299,58 @@
         </w:tc>
       </w:tr>
     </w:tbl>
-    <w:p/>
     <w:p>
       <w:pPr>
-        <w:pStyle w:val="Heading2"/>
+        <w:spacing w:after="40"/>
+      </w:pPr>
+    </w:p>
+    <w:p>
+      <w:pPr>
+        <w:spacing w:before="360" w:after="40"/>
       </w:pPr>
       <w:r>
         <w:rPr>
-          <w:rFonts w:ascii="Segoe UI" w:hAnsi="Segoe UI"/>
+          <w:rFonts w:ascii="Arial" w:hAnsi="Arial"/>
           <w:b/>
-          <w:color w:val="3C464B"/>
-          <w:sz w:val="30"/>
+          <w:color w:val="4D4D4D"/>
+          <w:sz w:val="16"/>
         </w:rPr>
-        <w:t>3. Scope</w:t>
+        <w:t>SECTION 3</w:t>
+      </w:r>
+    </w:p>
+    <w:p>
+      <w:pPr>
+        <w:spacing w:after="160"/>
+        <w:pBdr>
+          <w:bottom w:val="single" w:sz="6" w:color="B3B3B3"/>
+        </w:pBdr>
+      </w:pPr>
+      <w:r>
+        <w:rPr>
+          <w:rFonts w:ascii="Georgia" w:hAnsi="Georgia"/>
+          <w:b/>
+          <w:color w:val="000000"/>
+          <w:sz w:val="34"/>
+        </w:rPr>
+        <w:t>Scope</w:t>
       </w:r>
     </w:p>
     <w:p>
       <w:r>
         <w:rPr>
-          <w:rFonts w:ascii="Segoe UI" w:hAnsi="Segoe UI"/>
+          <w:rFonts w:ascii="Arial" w:hAnsi="Arial"/>
           <w:b/>
-          <w:color w:val="3C464B"/>
+          <w:color w:val="000000"/>
+          <w:sz w:val="21"/>
         </w:rPr>
         <w:t>In scope:</w:t>
       </w:r>
       <w:r>
         <w:rPr>
-          <w:rFonts w:ascii="Segoe UI" w:hAnsi="Segoe UI"/>
+          <w:rFonts w:ascii="Arial" w:hAnsi="Arial"/>
           <w:b w:val="0"/>
-          <w:color w:val="3C464B"/>
+          <w:color w:val="000000"/>
+          <w:sz w:val="21"/>
         </w:rPr>
         <w:t xml:space="preserve"> the ML model (training + evaluation), a REST serving API, a demo web UI, orchestration of data and retraining pipelines, CI/CD automation, production monitoring (operational + drift), and infrastructure-as-code for a Kubernetes deployment.</w:t>
       </w:r>
@@ -1039,59 +1358,82 @@
     <w:p>
       <w:r>
         <w:rPr>
-          <w:rFonts w:ascii="Segoe UI" w:hAnsi="Segoe UI"/>
+          <w:rFonts w:ascii="Arial" w:hAnsi="Arial"/>
           <w:b/>
-          <w:color w:val="3C464B"/>
+          <w:color w:val="000000"/>
+          <w:sz w:val="21"/>
         </w:rPr>
         <w:t>Out of scope:</w:t>
       </w:r>
       <w:r>
         <w:rPr>
-          <w:rFonts w:ascii="Segoe UI" w:hAnsi="Segoe UI"/>
+          <w:rFonts w:ascii="Arial" w:hAnsi="Arial"/>
           <w:b w:val="0"/>
-          <w:color w:val="3C464B"/>
+          <w:color w:val="000000"/>
+          <w:sz w:val="21"/>
         </w:rPr>
         <w:t xml:space="preserve"> the robot hardware and its mechanical weeding actuator, the on-robot edge-runtime integration, and a multi-species weed taxonomy (future work). The model is intentionally binary (weed vs crop) as the proof-of-concept perception core.</w:t>
       </w:r>
     </w:p>
     <w:p>
       <w:pPr>
-        <w:pStyle w:val="Heading2"/>
+        <w:spacing w:before="360" w:after="40"/>
       </w:pPr>
       <w:r>
         <w:rPr>
-          <w:rFonts w:ascii="Segoe UI" w:hAnsi="Segoe UI"/>
+          <w:rFonts w:ascii="Arial" w:hAnsi="Arial"/>
           <w:b/>
-          <w:color w:val="3C464B"/>
-          <w:sz w:val="30"/>
+          <w:color w:val="4D4D4D"/>
+          <w:sz w:val="16"/>
         </w:rPr>
-        <w:t>4. Stakeholders</w:t>
+        <w:t>SECTION 4</w:t>
+      </w:r>
+    </w:p>
+    <w:p>
+      <w:pPr>
+        <w:spacing w:after="160"/>
+        <w:pBdr>
+          <w:bottom w:val="single" w:sz="6" w:color="B3B3B3"/>
+        </w:pBdr>
+      </w:pPr>
+      <w:r>
+        <w:rPr>
+          <w:rFonts w:ascii="Georgia" w:hAnsi="Georgia"/>
+          <w:b/>
+          <w:color w:val="000000"/>
+          <w:sz w:val="34"/>
+        </w:rPr>
+        <w:t>Stakeholders</w:t>
       </w:r>
     </w:p>
     <w:tbl>
       <w:tblPr>
-        <w:tblStyle w:val="TableGrid"/>
         <w:tblW w:type="auto" w:w="0"/>
+        <w:tblLayout w:type="autofit"/>
         <w:tblLook w:firstColumn="1" w:firstRow="1" w:lastColumn="0" w:lastRow="0" w:noHBand="0" w:noVBand="1" w:val="04A0"/>
       </w:tblPr>
       <w:tblGrid>
-        <w:gridCol w:w="4320"/>
-        <w:gridCol w:w="4320"/>
+        <w:gridCol w:w="4592"/>
+        <w:gridCol w:w="4592"/>
       </w:tblGrid>
       <w:tr>
         <w:tc>
           <w:tcPr>
-            <w:tcW w:type="dxa" w:w="4320"/>
-            <w:shd w:val="clear" w:color="auto" w:fill="00A651"/>
+            <w:tcW w:type="dxa" w:w="4592"/>
+            <w:tcBorders>
+              <w:bottom w:val="single" w:sz="8" w:color="000000"/>
+            </w:tcBorders>
           </w:tcPr>
           <w:p>
-            <w:r/>
+            <w:pPr>
+              <w:spacing w:after="60"/>
+            </w:pPr>
             <w:r>
               <w:rPr>
-                <w:rFonts w:ascii="Segoe UI" w:hAnsi="Segoe UI"/>
+                <w:rFonts w:ascii="Arial" w:hAnsi="Arial"/>
                 <w:b/>
-                <w:color w:val="FFFFFF"/>
-                <w:sz w:val="22"/>
+                <w:color w:val="000000"/>
+                <w:sz w:val="19"/>
               </w:rPr>
               <w:t>Stakeholder</w:t>
             </w:r>
@@ -1099,17 +1441,21 @@
         </w:tc>
         <w:tc>
           <w:tcPr>
-            <w:tcW w:type="dxa" w:w="4320"/>
-            <w:shd w:val="clear" w:color="auto" w:fill="00A651"/>
+            <w:tcW w:type="dxa" w:w="4592"/>
+            <w:tcBorders>
+              <w:bottom w:val="single" w:sz="8" w:color="000000"/>
+            </w:tcBorders>
           </w:tcPr>
           <w:p>
-            <w:r/>
+            <w:pPr>
+              <w:spacing w:after="60"/>
+            </w:pPr>
             <w:r>
               <w:rPr>
-                <w:rFonts w:ascii="Segoe UI" w:hAnsi="Segoe UI"/>
+                <w:rFonts w:ascii="Arial" w:hAnsi="Arial"/>
                 <w:b/>
-                <w:color w:val="FFFFFF"/>
-                <w:sz w:val="22"/>
+                <w:color w:val="000000"/>
+                <w:sz w:val="19"/>
               </w:rPr>
               <w:t>Interest / role</w:t>
             </w:r>
@@ -1119,15 +1465,21 @@
       <w:tr>
         <w:tc>
           <w:tcPr>
-            <w:tcW w:type="dxa" w:w="4320"/>
+            <w:tcW w:type="dxa" w:w="4592"/>
+            <w:tcBorders>
+              <w:bottom w:val="single" w:sz="4" w:color="D9D9D9"/>
+            </w:tcBorders>
           </w:tcPr>
           <w:p>
-            <w:r/>
+            <w:pPr>
+              <w:spacing w:after="60"/>
+            </w:pPr>
             <w:r>
               <w:rPr>
-                <w:rFonts w:ascii="Segoe UI" w:hAnsi="Segoe UI"/>
+                <w:rFonts w:ascii="Arial" w:hAnsi="Arial"/>
                 <w:b w:val="0"/>
-                <w:color w:val="3C464B"/>
+                <w:color w:val="000000"/>
+                <w:sz w:val="19"/>
               </w:rPr>
               <w:t>Product owner</w:t>
             </w:r>
@@ -1135,15 +1487,21 @@
         </w:tc>
         <w:tc>
           <w:tcPr>
-            <w:tcW w:type="dxa" w:w="4320"/>
+            <w:tcW w:type="dxa" w:w="4592"/>
+            <w:tcBorders>
+              <w:bottom w:val="single" w:sz="4" w:color="D9D9D9"/>
+            </w:tcBorders>
           </w:tcPr>
           <w:p>
-            <w:r/>
+            <w:pPr>
+              <w:spacing w:after="60"/>
+            </w:pPr>
             <w:r>
               <w:rPr>
-                <w:rFonts w:ascii="Segoe UI" w:hAnsi="Segoe UI"/>
+                <w:rFonts w:ascii="Arial" w:hAnsi="Arial"/>
                 <w:b w:val="0"/>
-                <w:color w:val="3C464B"/>
+                <w:color w:val="000000"/>
+                <w:sz w:val="19"/>
               </w:rPr>
               <w:t>Business value, KPIs, scope and priorities</w:t>
             </w:r>
@@ -1153,16 +1511,21 @@
       <w:tr>
         <w:tc>
           <w:tcPr>
-            <w:tcW w:type="dxa" w:w="4320"/>
-            <w:shd w:val="clear" w:color="auto" w:fill="EEF1F2"/>
+            <w:tcW w:type="dxa" w:w="4592"/>
+            <w:tcBorders>
+              <w:bottom w:val="single" w:sz="4" w:color="D9D9D9"/>
+            </w:tcBorders>
           </w:tcPr>
           <w:p>
-            <w:r/>
+            <w:pPr>
+              <w:spacing w:after="60"/>
+            </w:pPr>
             <w:r>
               <w:rPr>
-                <w:rFonts w:ascii="Segoe UI" w:hAnsi="Segoe UI"/>
+                <w:rFonts w:ascii="Arial" w:hAnsi="Arial"/>
                 <w:b w:val="0"/>
-                <w:color w:val="3C464B"/>
+                <w:color w:val="000000"/>
+                <w:sz w:val="19"/>
               </w:rPr>
               <w:t>ML engineer</w:t>
             </w:r>
@@ -1170,16 +1533,21 @@
         </w:tc>
         <w:tc>
           <w:tcPr>
-            <w:tcW w:type="dxa" w:w="4320"/>
-            <w:shd w:val="clear" w:color="auto" w:fill="EEF1F2"/>
+            <w:tcW w:type="dxa" w:w="4592"/>
+            <w:tcBorders>
+              <w:bottom w:val="single" w:sz="4" w:color="D9D9D9"/>
+            </w:tcBorders>
           </w:tcPr>
           <w:p>
-            <w:r/>
+            <w:pPr>
+              <w:spacing w:after="60"/>
+            </w:pPr>
             <w:r>
               <w:rPr>
-                <w:rFonts w:ascii="Segoe UI" w:hAnsi="Segoe UI"/>
+                <w:rFonts w:ascii="Arial" w:hAnsi="Arial"/>
                 <w:b w:val="0"/>
-                <w:color w:val="3C464B"/>
+                <w:color w:val="000000"/>
+                <w:sz w:val="19"/>
               </w:rPr>
               <w:t>Model design, training, evaluation, drift strategy</w:t>
             </w:r>
@@ -1189,15 +1557,21 @@
       <w:tr>
         <w:tc>
           <w:tcPr>
-            <w:tcW w:type="dxa" w:w="4320"/>
+            <w:tcW w:type="dxa" w:w="4592"/>
+            <w:tcBorders>
+              <w:bottom w:val="single" w:sz="4" w:color="D9D9D9"/>
+            </w:tcBorders>
           </w:tcPr>
           <w:p>
-            <w:r/>
+            <w:pPr>
+              <w:spacing w:after="60"/>
+            </w:pPr>
             <w:r>
               <w:rPr>
-                <w:rFonts w:ascii="Segoe UI" w:hAnsi="Segoe UI"/>
+                <w:rFonts w:ascii="Arial" w:hAnsi="Arial"/>
                 <w:b w:val="0"/>
-                <w:color w:val="3C464B"/>
+                <w:color w:val="000000"/>
+                <w:sz w:val="19"/>
               </w:rPr>
               <w:t>MLOps / platform engineer</w:t>
             </w:r>
@@ -1205,15 +1579,21 @@
         </w:tc>
         <w:tc>
           <w:tcPr>
-            <w:tcW w:type="dxa" w:w="4320"/>
+            <w:tcW w:type="dxa" w:w="4592"/>
+            <w:tcBorders>
+              <w:bottom w:val="single" w:sz="4" w:color="D9D9D9"/>
+            </w:tcBorders>
           </w:tcPr>
           <w:p>
-            <w:r/>
+            <w:pPr>
+              <w:spacing w:after="60"/>
+            </w:pPr>
             <w:r>
               <w:rPr>
-                <w:rFonts w:ascii="Segoe UI" w:hAnsi="Segoe UI"/>
+                <w:rFonts w:ascii="Arial" w:hAnsi="Arial"/>
                 <w:b w:val="0"/>
-                <w:color w:val="3C464B"/>
+                <w:color w:val="000000"/>
+                <w:sz w:val="19"/>
               </w:rPr>
               <w:t>CI/CD, deployment, monitoring, reliability</w:t>
             </w:r>
@@ -1223,16 +1603,21 @@
       <w:tr>
         <w:tc>
           <w:tcPr>
-            <w:tcW w:type="dxa" w:w="4320"/>
-            <w:shd w:val="clear" w:color="auto" w:fill="EEF1F2"/>
+            <w:tcW w:type="dxa" w:w="4592"/>
+            <w:tcBorders>
+              <w:bottom w:val="single" w:sz="4" w:color="D9D9D9"/>
+            </w:tcBorders>
           </w:tcPr>
           <w:p>
-            <w:r/>
+            <w:pPr>
+              <w:spacing w:after="60"/>
+            </w:pPr>
             <w:r>
               <w:rPr>
-                <w:rFonts w:ascii="Segoe UI" w:hAnsi="Segoe UI"/>
+                <w:rFonts w:ascii="Arial" w:hAnsi="Arial"/>
                 <w:b w:val="0"/>
-                <w:color w:val="3C464B"/>
+                <w:color w:val="000000"/>
+                <w:sz w:val="19"/>
               </w:rPr>
               <w:t>Robotics OEM</w:t>
             </w:r>
@@ -1240,16 +1625,21 @@
         </w:tc>
         <w:tc>
           <w:tcPr>
-            <w:tcW w:type="dxa" w:w="4320"/>
-            <w:shd w:val="clear" w:color="auto" w:fill="EEF1F2"/>
+            <w:tcW w:type="dxa" w:w="4592"/>
+            <w:tcBorders>
+              <w:bottom w:val="single" w:sz="4" w:color="D9D9D9"/>
+            </w:tcBorders>
           </w:tcPr>
           <w:p>
-            <w:r/>
+            <w:pPr>
+              <w:spacing w:after="60"/>
+            </w:pPr>
             <w:r>
               <w:rPr>
-                <w:rFonts w:ascii="Segoe UI" w:hAnsi="Segoe UI"/>
+                <w:rFonts w:ascii="Arial" w:hAnsi="Arial"/>
                 <w:b w:val="0"/>
-                <w:color w:val="3C464B"/>
+                <w:color w:val="000000"/>
+                <w:sz w:val="19"/>
               </w:rPr>
               <w:t>Embeds the perception module; needs a stable, updatable model API</w:t>
             </w:r>
@@ -1259,15 +1649,21 @@
       <w:tr>
         <w:tc>
           <w:tcPr>
-            <w:tcW w:type="dxa" w:w="4320"/>
+            <w:tcW w:type="dxa" w:w="4592"/>
+            <w:tcBorders>
+              <w:bottom w:val="single" w:sz="4" w:color="D9D9D9"/>
+            </w:tcBorders>
           </w:tcPr>
           <w:p>
-            <w:r/>
+            <w:pPr>
+              <w:spacing w:after="60"/>
+            </w:pPr>
             <w:r>
               <w:rPr>
-                <w:rFonts w:ascii="Segoe UI" w:hAnsi="Segoe UI"/>
+                <w:rFonts w:ascii="Arial" w:hAnsi="Arial"/>
                 <w:b w:val="0"/>
-                <w:color w:val="3C464B"/>
+                <w:color w:val="000000"/>
+                <w:sz w:val="19"/>
               </w:rPr>
               <w:t>Robot operator / grounds team</w:t>
             </w:r>
@@ -1275,15 +1671,21 @@
         </w:tc>
         <w:tc>
           <w:tcPr>
-            <w:tcW w:type="dxa" w:w="4320"/>
+            <w:tcW w:type="dxa" w:w="4592"/>
+            <w:tcBorders>
+              <w:bottom w:val="single" w:sz="4" w:color="D9D9D9"/>
+            </w:tcBorders>
           </w:tcPr>
           <w:p>
-            <w:r/>
+            <w:pPr>
+              <w:spacing w:after="60"/>
+            </w:pPr>
             <w:r>
               <w:rPr>
-                <w:rFonts w:ascii="Segoe UI" w:hAnsi="Segoe UI"/>
+                <w:rFonts w:ascii="Arial" w:hAnsi="Arial"/>
                 <w:b w:val="0"/>
-                <w:color w:val="3C464B"/>
+                <w:color w:val="000000"/>
+                <w:sz w:val="19"/>
               </w:rPr>
               <w:t>Reliable weed-vs-crop calls so the robot removes only weeds</w:t>
             </w:r>
@@ -1293,16 +1695,21 @@
       <w:tr>
         <w:tc>
           <w:tcPr>
-            <w:tcW w:type="dxa" w:w="4320"/>
-            <w:shd w:val="clear" w:color="auto" w:fill="EEF1F2"/>
+            <w:tcW w:type="dxa" w:w="4592"/>
+            <w:tcBorders>
+              <w:bottom w:val="single" w:sz="4" w:color="D9D9D9"/>
+            </w:tcBorders>
           </w:tcPr>
           <w:p>
-            <w:r/>
+            <w:pPr>
+              <w:spacing w:after="60"/>
+            </w:pPr>
             <w:r>
               <w:rPr>
-                <w:rFonts w:ascii="Segoe UI" w:hAnsi="Segoe UI"/>
+                <w:rFonts w:ascii="Arial" w:hAnsi="Arial"/>
                 <w:b w:val="0"/>
-                <w:color w:val="3C464B"/>
+                <w:color w:val="000000"/>
+                <w:sz w:val="19"/>
               </w:rPr>
               <w:t>RNCP jury</w:t>
             </w:r>
@@ -1310,16 +1717,21 @@
         </w:tc>
         <w:tc>
           <w:tcPr>
-            <w:tcW w:type="dxa" w:w="4320"/>
-            <w:shd w:val="clear" w:color="auto" w:fill="EEF1F2"/>
+            <w:tcW w:type="dxa" w:w="4592"/>
+            <w:tcBorders>
+              <w:bottom w:val="single" w:sz="4" w:color="D9D9D9"/>
+            </w:tcBorders>
           </w:tcPr>
           <w:p>
-            <w:r/>
+            <w:pPr>
+              <w:spacing w:after="60"/>
+            </w:pPr>
             <w:r>
               <w:rPr>
-                <w:rFonts w:ascii="Segoe UI" w:hAnsi="Segoe UI"/>
+                <w:rFonts w:ascii="Arial" w:hAnsi="Arial"/>
                 <w:b w:val="0"/>
-                <w:color w:val="3C464B"/>
+                <w:color w:val="000000"/>
+                <w:sz w:val="19"/>
               </w:rPr>
               <w:t>Evaluates the solution against the competency framework</w:t>
             </w:r>
@@ -1327,210 +1739,255 @@
         </w:tc>
       </w:tr>
     </w:tbl>
-    <w:p/>
     <w:p>
       <w:pPr>
-        <w:pStyle w:val="Heading2"/>
+        <w:spacing w:after="40"/>
+      </w:pPr>
+    </w:p>
+    <w:p>
+      <w:pPr>
+        <w:spacing w:before="360" w:after="40"/>
       </w:pPr>
       <w:r>
         <w:rPr>
-          <w:rFonts w:ascii="Segoe UI" w:hAnsi="Segoe UI"/>
+          <w:rFonts w:ascii="Arial" w:hAnsi="Arial"/>
           <w:b/>
-          <w:color w:val="3C464B"/>
-          <w:sz w:val="30"/>
+          <w:color w:val="4D4D4D"/>
+          <w:sz w:val="16"/>
         </w:rPr>
-        <w:t>5. Functional Requirements</w:t>
+        <w:t>SECTION 5</w:t>
       </w:r>
     </w:p>
     <w:p>
       <w:pPr>
-        <w:pStyle w:val="ListNumber"/>
+        <w:spacing w:after="160"/>
+        <w:pBdr>
+          <w:bottom w:val="single" w:sz="6" w:color="B3B3B3"/>
+        </w:pBdr>
       </w:pPr>
       <w:r>
         <w:rPr>
-          <w:rFonts w:ascii="Segoe UI" w:hAnsi="Segoe UI"/>
-          <w:b w:val="0"/>
-          <w:color w:val="3C464B"/>
+          <w:rFonts w:ascii="Georgia" w:hAnsi="Georgia"/>
+          <w:b/>
+          <w:color w:val="000000"/>
+          <w:sz w:val="34"/>
         </w:rPr>
-        <w:t>The system shall ingest labelled images for two classes (dandelion, grass) and</w:t>
-      </w:r>
-    </w:p>
-    <w:p>
-      <w:r>
-        <w:rPr>
-          <w:rFonts w:ascii="Segoe UI" w:hAnsi="Segoe UI"/>
-          <w:b w:val="0"/>
-          <w:color w:val="3C464B"/>
-        </w:rPr>
-        <w:t>prepare them for training (resize, normalise).</w:t>
+        <w:t>Functional Requirements</w:t>
       </w:r>
     </w:p>
     <w:p>
       <w:pPr>
-        <w:pStyle w:val="ListNumber"/>
+        <w:spacing w:after="80"/>
+        <w:ind w:left="312"/>
       </w:pPr>
       <w:r>
         <w:rPr>
-          <w:rFonts w:ascii="Segoe UI" w:hAnsi="Segoe UI"/>
-          <w:b w:val="0"/>
-          <w:color w:val="3C464B"/>
+          <w:b/>
+          <w:sz w:val="21"/>
         </w:rPr>
-        <w:t>The system shall train an image classifier and record metrics and the model</w:t>
+        <w:t xml:space="preserve">1.  </w:t>
       </w:r>
-    </w:p>
-    <w:p>
       <w:r>
         <w:rPr>
-          <w:rFonts w:ascii="Segoe UI" w:hAnsi="Segoe UI"/>
+          <w:rFonts w:ascii="Arial" w:hAnsi="Arial"/>
           <w:b w:val="0"/>
-          <w:color w:val="3C464B"/>
+          <w:color w:val="000000"/>
+          <w:sz w:val="21"/>
         </w:rPr>
-        <w:t>artifact for every run.</w:t>
+        <w:t>The system shall ingest labelled images for two classes (dandelion, grass) and prepare them for training (resize, normalise).</w:t>
       </w:r>
     </w:p>
     <w:p>
       <w:pPr>
-        <w:pStyle w:val="ListNumber"/>
+        <w:spacing w:after="80"/>
+        <w:ind w:left="312"/>
       </w:pPr>
       <w:r>
         <w:rPr>
-          <w:rFonts w:ascii="Segoe UI" w:hAnsi="Segoe UI"/>
-          <w:b w:val="0"/>
-          <w:color w:val="3C464B"/>
+          <w:b/>
+          <w:sz w:val="21"/>
         </w:rPr>
-        <w:t>The serving API shall expose `POST /predict` returning the predicted class and</w:t>
+        <w:t xml:space="preserve">2.  </w:t>
       </w:r>
-    </w:p>
-    <w:p>
       <w:r>
         <w:rPr>
-          <w:rFonts w:ascii="Segoe UI" w:hAnsi="Segoe UI"/>
+          <w:rFonts w:ascii="Arial" w:hAnsi="Arial"/>
           <w:b w:val="0"/>
-          <w:color w:val="3C464B"/>
+          <w:color w:val="000000"/>
+          <w:sz w:val="21"/>
         </w:rPr>
-        <w:t>per-class probabilities for an uploaded image.</w:t>
+        <w:t>The system shall train an image classifier and record metrics and the model artifact for every run.</w:t>
       </w:r>
     </w:p>
     <w:p>
       <w:pPr>
-        <w:pStyle w:val="ListNumber"/>
+        <w:spacing w:after="80"/>
+        <w:ind w:left="312"/>
       </w:pPr>
       <w:r>
         <w:rPr>
-          <w:rFonts w:ascii="Segoe UI" w:hAnsi="Segoe UI"/>
-          <w:b w:val="0"/>
-          <w:color w:val="3C464B"/>
+          <w:b/>
+          <w:sz w:val="21"/>
         </w:rPr>
-        <w:t>The serving API shall expose `GET /health`, `GET /version` (model metadata)</w:t>
+        <w:t xml:space="preserve">3.  </w:t>
       </w:r>
-    </w:p>
-    <w:p>
       <w:r>
         <w:rPr>
-          <w:rFonts w:ascii="Segoe UI" w:hAnsi="Segoe UI"/>
+          <w:rFonts w:ascii="Arial" w:hAnsi="Arial"/>
           <w:b w:val="0"/>
-          <w:color w:val="3C464B"/>
+          <w:color w:val="000000"/>
+          <w:sz w:val="21"/>
         </w:rPr>
-        <w:t>and `GET /metrics` (Prometheus).</w:t>
+        <w:t>The serving API shall expose `POST /predict` returning the predicted class and per-class probabilities for an uploaded image.</w:t>
       </w:r>
     </w:p>
     <w:p>
       <w:pPr>
-        <w:pStyle w:val="ListNumber"/>
+        <w:spacing w:after="80"/>
+        <w:ind w:left="312"/>
       </w:pPr>
       <w:r>
         <w:rPr>
-          <w:rFonts w:ascii="Segoe UI" w:hAnsi="Segoe UI"/>
+          <w:b/>
+          <w:sz w:val="21"/>
+        </w:rPr>
+        <w:t xml:space="preserve">4.  </w:t>
+      </w:r>
+      <w:r>
+        <w:rPr>
+          <w:rFonts w:ascii="Arial" w:hAnsi="Arial"/>
           <w:b w:val="0"/>
-          <w:color w:val="3C464B"/>
+          <w:color w:val="000000"/>
+          <w:sz w:val="21"/>
+        </w:rPr>
+        <w:t>The serving API shall expose `GET /health`, `GET /version` (model metadata) and `GET /metrics` (Prometheus).</w:t>
+      </w:r>
+    </w:p>
+    <w:p>
+      <w:pPr>
+        <w:spacing w:after="80"/>
+        <w:ind w:left="312"/>
+      </w:pPr>
+      <w:r>
+        <w:rPr>
+          <w:b/>
+          <w:sz w:val="21"/>
+        </w:rPr>
+        <w:t xml:space="preserve">5.  </w:t>
+      </w:r>
+      <w:r>
+        <w:rPr>
+          <w:rFonts w:ascii="Arial" w:hAnsi="Arial"/>
+          <w:b w:val="0"/>
+          <w:color w:val="000000"/>
+          <w:sz w:val="21"/>
         </w:rPr>
         <w:t>The system shall provide a web UI to upload an image and view the prediction.</w:t>
       </w:r>
     </w:p>
     <w:p>
       <w:pPr>
-        <w:pStyle w:val="ListNumber"/>
+        <w:spacing w:after="80"/>
+        <w:ind w:left="312"/>
       </w:pPr>
       <w:r>
         <w:rPr>
-          <w:rFonts w:ascii="Segoe UI" w:hAnsi="Segoe UI"/>
-          <w:b w:val="0"/>
-          <w:color w:val="3C464B"/>
+          <w:b/>
+          <w:sz w:val="21"/>
         </w:rPr>
-        <w:t>The system shall detect data drift between the incoming and reference image</w:t>
+        <w:t xml:space="preserve">6.  </w:t>
       </w:r>
-    </w:p>
-    <w:p>
       <w:r>
         <w:rPr>
-          <w:rFonts w:ascii="Segoe UI" w:hAnsi="Segoe UI"/>
+          <w:rFonts w:ascii="Arial" w:hAnsi="Arial"/>
           <w:b w:val="0"/>
-          <w:color w:val="3C464B"/>
+          <w:color w:val="000000"/>
+          <w:sz w:val="21"/>
         </w:rPr>
-        <w:t>distributions and produce a drift report.</w:t>
+        <w:t>The system shall detect data drift between the incoming and reference image distributions and produce a drift report.</w:t>
       </w:r>
     </w:p>
     <w:p>
       <w:pPr>
-        <w:pStyle w:val="ListNumber"/>
+        <w:spacing w:after="80"/>
+        <w:ind w:left="312"/>
       </w:pPr>
       <w:r>
         <w:rPr>
-          <w:rFonts w:ascii="Segoe UI" w:hAnsi="Segoe UI"/>
-          <w:b w:val="0"/>
-          <w:color w:val="3C464B"/>
+          <w:b/>
+          <w:sz w:val="21"/>
         </w:rPr>
-        <w:t>The system shall retrain the model on a schedule and on detected drift, and</w:t>
+        <w:t xml:space="preserve">7.  </w:t>
       </w:r>
-    </w:p>
-    <w:p>
       <w:r>
         <w:rPr>
-          <w:rFonts w:ascii="Segoe UI" w:hAnsi="Segoe UI"/>
+          <w:rFonts w:ascii="Arial" w:hAnsi="Arial"/>
           <w:b w:val="0"/>
-          <w:color w:val="3C464B"/>
+          <w:color w:val="000000"/>
+          <w:sz w:val="21"/>
         </w:rPr>
-        <w:t>promote the new model to serving.</w:t>
+        <w:t>The system shall retrain the model on a schedule and on detected drift, and promote the new model to serving.</w:t>
       </w:r>
     </w:p>
     <w:p>
       <w:pPr>
-        <w:pStyle w:val="Heading2"/>
+        <w:spacing w:before="360" w:after="40"/>
       </w:pPr>
       <w:r>
         <w:rPr>
-          <w:rFonts w:ascii="Segoe UI" w:hAnsi="Segoe UI"/>
+          <w:rFonts w:ascii="Arial" w:hAnsi="Arial"/>
           <w:b/>
-          <w:color w:val="3C464B"/>
-          <w:sz w:val="30"/>
+          <w:color w:val="4D4D4D"/>
+          <w:sz w:val="16"/>
         </w:rPr>
-        <w:t>6. Non-Functional Requirements</w:t>
+        <w:t>SECTION 6</w:t>
+      </w:r>
+    </w:p>
+    <w:p>
+      <w:pPr>
+        <w:spacing w:after="160"/>
+        <w:pBdr>
+          <w:bottom w:val="single" w:sz="6" w:color="B3B3B3"/>
+        </w:pBdr>
+      </w:pPr>
+      <w:r>
+        <w:rPr>
+          <w:rFonts w:ascii="Georgia" w:hAnsi="Georgia"/>
+          <w:b/>
+          <w:color w:val="000000"/>
+          <w:sz w:val="34"/>
+        </w:rPr>
+        <w:t>Non-Functional Requirements</w:t>
       </w:r>
     </w:p>
     <w:tbl>
       <w:tblPr>
-        <w:tblStyle w:val="TableGrid"/>
         <w:tblW w:type="auto" w:w="0"/>
+        <w:tblLayout w:type="autofit"/>
         <w:tblLook w:firstColumn="1" w:firstRow="1" w:lastColumn="0" w:lastRow="0" w:noHBand="0" w:noVBand="1" w:val="04A0"/>
       </w:tblPr>
       <w:tblGrid>
-        <w:gridCol w:w="4320"/>
-        <w:gridCol w:w="4320"/>
+        <w:gridCol w:w="4592"/>
+        <w:gridCol w:w="4592"/>
       </w:tblGrid>
       <w:tr>
         <w:tc>
           <w:tcPr>
-            <w:tcW w:type="dxa" w:w="4320"/>
-            <w:shd w:val="clear" w:color="auto" w:fill="00A651"/>
+            <w:tcW w:type="dxa" w:w="4592"/>
+            <w:tcBorders>
+              <w:bottom w:val="single" w:sz="8" w:color="000000"/>
+            </w:tcBorders>
           </w:tcPr>
           <w:p>
-            <w:r/>
+            <w:pPr>
+              <w:spacing w:after="60"/>
+            </w:pPr>
             <w:r>
               <w:rPr>
-                <w:rFonts w:ascii="Segoe UI" w:hAnsi="Segoe UI"/>
+                <w:rFonts w:ascii="Arial" w:hAnsi="Arial"/>
                 <w:b/>
-                <w:color w:val="FFFFFF"/>
-                <w:sz w:val="22"/>
+                <w:color w:val="000000"/>
+                <w:sz w:val="19"/>
               </w:rPr>
               <w:t>Category</w:t>
             </w:r>
@@ -1538,17 +1995,21 @@
         </w:tc>
         <w:tc>
           <w:tcPr>
-            <w:tcW w:type="dxa" w:w="4320"/>
-            <w:shd w:val="clear" w:color="auto" w:fill="00A651"/>
+            <w:tcW w:type="dxa" w:w="4592"/>
+            <w:tcBorders>
+              <w:bottom w:val="single" w:sz="8" w:color="000000"/>
+            </w:tcBorders>
           </w:tcPr>
           <w:p>
-            <w:r/>
+            <w:pPr>
+              <w:spacing w:after="60"/>
+            </w:pPr>
             <w:r>
               <w:rPr>
-                <w:rFonts w:ascii="Segoe UI" w:hAnsi="Segoe UI"/>
+                <w:rFonts w:ascii="Arial" w:hAnsi="Arial"/>
                 <w:b/>
-                <w:color w:val="FFFFFF"/>
-                <w:sz w:val="22"/>
+                <w:color w:val="000000"/>
+                <w:sz w:val="19"/>
               </w:rPr>
               <w:t>Requirement</w:t>
             </w:r>
@@ -1558,15 +2019,21 @@
       <w:tr>
         <w:tc>
           <w:tcPr>
-            <w:tcW w:type="dxa" w:w="4320"/>
+            <w:tcW w:type="dxa" w:w="4592"/>
+            <w:tcBorders>
+              <w:bottom w:val="single" w:sz="4" w:color="D9D9D9"/>
+            </w:tcBorders>
           </w:tcPr>
           <w:p>
-            <w:r/>
+            <w:pPr>
+              <w:spacing w:after="60"/>
+            </w:pPr>
             <w:r>
               <w:rPr>
-                <w:rFonts w:ascii="Segoe UI" w:hAnsi="Segoe UI"/>
+                <w:rFonts w:ascii="Arial" w:hAnsi="Arial"/>
                 <w:b w:val="0"/>
-                <w:color w:val="3C464B"/>
+                <w:color w:val="000000"/>
+                <w:sz w:val="19"/>
               </w:rPr>
               <w:t>Performance</w:t>
             </w:r>
@@ -1574,15 +2041,21 @@
         </w:tc>
         <w:tc>
           <w:tcPr>
-            <w:tcW w:type="dxa" w:w="4320"/>
+            <w:tcW w:type="dxa" w:w="4592"/>
+            <w:tcBorders>
+              <w:bottom w:val="single" w:sz="4" w:color="D9D9D9"/>
+            </w:tcBorders>
           </w:tcPr>
           <w:p>
-            <w:r/>
+            <w:pPr>
+              <w:spacing w:after="60"/>
+            </w:pPr>
             <w:r>
               <w:rPr>
-                <w:rFonts w:ascii="Segoe UI" w:hAnsi="Segoe UI"/>
+                <w:rFonts w:ascii="Arial" w:hAnsi="Arial"/>
                 <w:b w:val="0"/>
-                <w:color w:val="3C464B"/>
+                <w:color w:val="000000"/>
+                <w:sz w:val="19"/>
               </w:rPr>
               <w:t>p90 inference latency &lt; 500 ms on CPU; training &lt; ~10 min on CPU</w:t>
             </w:r>
@@ -1592,16 +2065,21 @@
       <w:tr>
         <w:tc>
           <w:tcPr>
-            <w:tcW w:type="dxa" w:w="4320"/>
-            <w:shd w:val="clear" w:color="auto" w:fill="EEF1F2"/>
+            <w:tcW w:type="dxa" w:w="4592"/>
+            <w:tcBorders>
+              <w:bottom w:val="single" w:sz="4" w:color="D9D9D9"/>
+            </w:tcBorders>
           </w:tcPr>
           <w:p>
-            <w:r/>
+            <w:pPr>
+              <w:spacing w:after="60"/>
+            </w:pPr>
             <w:r>
               <w:rPr>
-                <w:rFonts w:ascii="Segoe UI" w:hAnsi="Segoe UI"/>
+                <w:rFonts w:ascii="Arial" w:hAnsi="Arial"/>
                 <w:b w:val="0"/>
-                <w:color w:val="3C464B"/>
+                <w:color w:val="000000"/>
+                <w:sz w:val="19"/>
               </w:rPr>
               <w:t>Availability</w:t>
             </w:r>
@@ -1609,16 +2087,21 @@
         </w:tc>
         <w:tc>
           <w:tcPr>
-            <w:tcW w:type="dxa" w:w="4320"/>
-            <w:shd w:val="clear" w:color="auto" w:fill="EEF1F2"/>
+            <w:tcW w:type="dxa" w:w="4592"/>
+            <w:tcBorders>
+              <w:bottom w:val="single" w:sz="4" w:color="D9D9D9"/>
+            </w:tcBorders>
           </w:tcPr>
           <w:p>
-            <w:r/>
+            <w:pPr>
+              <w:spacing w:after="60"/>
+            </w:pPr>
             <w:r>
               <w:rPr>
-                <w:rFonts w:ascii="Segoe UI" w:hAnsi="Segoe UI"/>
+                <w:rFonts w:ascii="Arial" w:hAnsi="Arial"/>
                 <w:b w:val="0"/>
-                <w:color w:val="3C464B"/>
+                <w:color w:val="000000"/>
+                <w:sz w:val="19"/>
               </w:rPr>
               <w:t>API starts even if no model is present yet (returns 503 on predict until ready)</w:t>
             </w:r>
@@ -1628,15 +2111,21 @@
       <w:tr>
         <w:tc>
           <w:tcPr>
-            <w:tcW w:type="dxa" w:w="4320"/>
+            <w:tcW w:type="dxa" w:w="4592"/>
+            <w:tcBorders>
+              <w:bottom w:val="single" w:sz="4" w:color="D9D9D9"/>
+            </w:tcBorders>
           </w:tcPr>
           <w:p>
-            <w:r/>
+            <w:pPr>
+              <w:spacing w:after="60"/>
+            </w:pPr>
             <w:r>
               <w:rPr>
-                <w:rFonts w:ascii="Segoe UI" w:hAnsi="Segoe UI"/>
+                <w:rFonts w:ascii="Arial" w:hAnsi="Arial"/>
                 <w:b w:val="0"/>
-                <w:color w:val="3C464B"/>
+                <w:color w:val="000000"/>
+                <w:sz w:val="19"/>
               </w:rPr>
               <w:t>Scalability</w:t>
             </w:r>
@@ -1644,15 +2133,21 @@
         </w:tc>
         <w:tc>
           <w:tcPr>
-            <w:tcW w:type="dxa" w:w="4320"/>
+            <w:tcW w:type="dxa" w:w="4592"/>
+            <w:tcBorders>
+              <w:bottom w:val="single" w:sz="4" w:color="D9D9D9"/>
+            </w:tcBorders>
           </w:tcPr>
           <w:p>
-            <w:r/>
+            <w:pPr>
+              <w:spacing w:after="60"/>
+            </w:pPr>
             <w:r>
               <w:rPr>
-                <w:rFonts w:ascii="Segoe UI" w:hAnsi="Segoe UI"/>
+                <w:rFonts w:ascii="Arial" w:hAnsi="Arial"/>
                 <w:b w:val="0"/>
-                <w:color w:val="3C464B"/>
+                <w:color w:val="000000"/>
+                <w:sz w:val="19"/>
               </w:rPr>
               <w:t>Stateless API, horizontally scalable behind a Kubernetes Service</w:t>
             </w:r>
@@ -1662,16 +2157,21 @@
       <w:tr>
         <w:tc>
           <w:tcPr>
-            <w:tcW w:type="dxa" w:w="4320"/>
-            <w:shd w:val="clear" w:color="auto" w:fill="EEF1F2"/>
+            <w:tcW w:type="dxa" w:w="4592"/>
+            <w:tcBorders>
+              <w:bottom w:val="single" w:sz="4" w:color="D9D9D9"/>
+            </w:tcBorders>
           </w:tcPr>
           <w:p>
-            <w:r/>
+            <w:pPr>
+              <w:spacing w:after="60"/>
+            </w:pPr>
             <w:r>
               <w:rPr>
-                <w:rFonts w:ascii="Segoe UI" w:hAnsi="Segoe UI"/>
+                <w:rFonts w:ascii="Arial" w:hAnsi="Arial"/>
                 <w:b w:val="0"/>
-                <w:color w:val="3C464B"/>
+                <w:color w:val="000000"/>
+                <w:sz w:val="19"/>
               </w:rPr>
               <w:t>Security</w:t>
             </w:r>
@@ -1679,16 +2179,21 @@
         </w:tc>
         <w:tc>
           <w:tcPr>
-            <w:tcW w:type="dxa" w:w="4320"/>
-            <w:shd w:val="clear" w:color="auto" w:fill="EEF1F2"/>
+            <w:tcW w:type="dxa" w:w="4592"/>
+            <w:tcBorders>
+              <w:bottom w:val="single" w:sz="4" w:color="D9D9D9"/>
+            </w:tcBorders>
           </w:tcPr>
           <w:p>
-            <w:r/>
+            <w:pPr>
+              <w:spacing w:after="60"/>
+            </w:pPr>
             <w:r>
               <w:rPr>
-                <w:rFonts w:ascii="Segoe UI" w:hAnsi="Segoe UI"/>
+                <w:rFonts w:ascii="Arial" w:hAnsi="Arial"/>
                 <w:b w:val="0"/>
-                <w:color w:val="3C464B"/>
+                <w:color w:val="000000"/>
+                <w:sz w:val="19"/>
               </w:rPr>
               <w:t>Secrets via environment/K8s Secrets; no credentials in code; least-privilege CI token</w:t>
             </w:r>
@@ -1698,15 +2203,21 @@
       <w:tr>
         <w:tc>
           <w:tcPr>
-            <w:tcW w:type="dxa" w:w="4320"/>
+            <w:tcW w:type="dxa" w:w="4592"/>
+            <w:tcBorders>
+              <w:bottom w:val="single" w:sz="4" w:color="D9D9D9"/>
+            </w:tcBorders>
           </w:tcPr>
           <w:p>
-            <w:r/>
+            <w:pPr>
+              <w:spacing w:after="60"/>
+            </w:pPr>
             <w:r>
               <w:rPr>
-                <w:rFonts w:ascii="Segoe UI" w:hAnsi="Segoe UI"/>
+                <w:rFonts w:ascii="Arial" w:hAnsi="Arial"/>
                 <w:b w:val="0"/>
-                <w:color w:val="3C464B"/>
+                <w:color w:val="000000"/>
+                <w:sz w:val="19"/>
               </w:rPr>
               <w:t>Maintainability</w:t>
             </w:r>
@@ -1714,15 +2225,21 @@
         </w:tc>
         <w:tc>
           <w:tcPr>
-            <w:tcW w:type="dxa" w:w="4320"/>
+            <w:tcW w:type="dxa" w:w="4592"/>
+            <w:tcBorders>
+              <w:bottom w:val="single" w:sz="4" w:color="D9D9D9"/>
+            </w:tcBorders>
           </w:tcPr>
           <w:p>
-            <w:r/>
+            <w:pPr>
+              <w:spacing w:after="60"/>
+            </w:pPr>
             <w:r>
               <w:rPr>
-                <w:rFonts w:ascii="Segoe UI" w:hAnsi="Segoe UI"/>
+                <w:rFonts w:ascii="Arial" w:hAnsi="Arial"/>
                 <w:b w:val="0"/>
-                <w:color w:val="3C464B"/>
+                <w:color w:val="000000"/>
+                <w:sz w:val="19"/>
               </w:rPr>
               <w:t>Tested code, typed where practical, documented; one-command local stack</w:t>
             </w:r>
@@ -1732,16 +2249,21 @@
       <w:tr>
         <w:tc>
           <w:tcPr>
-            <w:tcW w:type="dxa" w:w="4320"/>
-            <w:shd w:val="clear" w:color="auto" w:fill="EEF1F2"/>
+            <w:tcW w:type="dxa" w:w="4592"/>
+            <w:tcBorders>
+              <w:bottom w:val="single" w:sz="4" w:color="D9D9D9"/>
+            </w:tcBorders>
           </w:tcPr>
           <w:p>
-            <w:r/>
+            <w:pPr>
+              <w:spacing w:after="60"/>
+            </w:pPr>
             <w:r>
               <w:rPr>
-                <w:rFonts w:ascii="Segoe UI" w:hAnsi="Segoe UI"/>
+                <w:rFonts w:ascii="Arial" w:hAnsi="Arial"/>
                 <w:b w:val="0"/>
-                <w:color w:val="3C464B"/>
+                <w:color w:val="000000"/>
+                <w:sz w:val="19"/>
               </w:rPr>
               <w:t>Portability</w:t>
             </w:r>
@@ -1749,16 +2271,21 @@
         </w:tc>
         <w:tc>
           <w:tcPr>
-            <w:tcW w:type="dxa" w:w="4320"/>
-            <w:shd w:val="clear" w:color="auto" w:fill="EEF1F2"/>
+            <w:tcW w:type="dxa" w:w="4592"/>
+            <w:tcBorders>
+              <w:bottom w:val="single" w:sz="4" w:color="D9D9D9"/>
+            </w:tcBorders>
           </w:tcPr>
           <w:p>
-            <w:r/>
+            <w:pPr>
+              <w:spacing w:after="60"/>
+            </w:pPr>
             <w:r>
               <w:rPr>
-                <w:rFonts w:ascii="Segoe UI" w:hAnsi="Segoe UI"/>
+                <w:rFonts w:ascii="Arial" w:hAnsi="Arial"/>
                 <w:b w:val="0"/>
-                <w:color w:val="3C464B"/>
+                <w:color w:val="000000"/>
+                <w:sz w:val="19"/>
               </w:rPr>
               <w:t>Runs identically via Docker Compose (local) and Minikube (cluster)</w:t>
             </w:r>
@@ -1768,15 +2295,21 @@
       <w:tr>
         <w:tc>
           <w:tcPr>
-            <w:tcW w:type="dxa" w:w="4320"/>
+            <w:tcW w:type="dxa" w:w="4592"/>
+            <w:tcBorders>
+              <w:bottom w:val="single" w:sz="4" w:color="D9D9D9"/>
+            </w:tcBorders>
           </w:tcPr>
           <w:p>
-            <w:r/>
+            <w:pPr>
+              <w:spacing w:after="60"/>
+            </w:pPr>
             <w:r>
               <w:rPr>
-                <w:rFonts w:ascii="Segoe UI" w:hAnsi="Segoe UI"/>
+                <w:rFonts w:ascii="Arial" w:hAnsi="Arial"/>
                 <w:b w:val="0"/>
-                <w:color w:val="3C464B"/>
+                <w:color w:val="000000"/>
+                <w:sz w:val="19"/>
               </w:rPr>
               <w:t>Cost</w:t>
             </w:r>
@@ -1784,15 +2317,21 @@
         </w:tc>
         <w:tc>
           <w:tcPr>
-            <w:tcW w:type="dxa" w:w="4320"/>
+            <w:tcW w:type="dxa" w:w="4592"/>
+            <w:tcBorders>
+              <w:bottom w:val="single" w:sz="4" w:color="D9D9D9"/>
+            </w:tcBorders>
           </w:tcPr>
           <w:p>
-            <w:r/>
+            <w:pPr>
+              <w:spacing w:after="60"/>
+            </w:pPr>
             <w:r>
               <w:rPr>
-                <w:rFonts w:ascii="Segoe UI" w:hAnsi="Segoe UI"/>
+                <w:rFonts w:ascii="Arial" w:hAnsi="Arial"/>
                 <w:b w:val="0"/>
-                <w:color w:val="3C464B"/>
+                <w:color w:val="000000"/>
+                <w:sz w:val="19"/>
               </w:rPr>
               <w:t>Lightweight model (ResNet18) and open-source stack; no managed-service lock-in</w:t>
             </w:r>
@@ -1802,16 +2341,21 @@
       <w:tr>
         <w:tc>
           <w:tcPr>
-            <w:tcW w:type="dxa" w:w="4320"/>
-            <w:shd w:val="clear" w:color="auto" w:fill="EEF1F2"/>
+            <w:tcW w:type="dxa" w:w="4592"/>
+            <w:tcBorders>
+              <w:bottom w:val="single" w:sz="4" w:color="D9D9D9"/>
+            </w:tcBorders>
           </w:tcPr>
           <w:p>
-            <w:r/>
+            <w:pPr>
+              <w:spacing w:after="60"/>
+            </w:pPr>
             <w:r>
               <w:rPr>
-                <w:rFonts w:ascii="Segoe UI" w:hAnsi="Segoe UI"/>
+                <w:rFonts w:ascii="Arial" w:hAnsi="Arial"/>
                 <w:b w:val="0"/>
-                <w:color w:val="3C464B"/>
+                <w:color w:val="000000"/>
+                <w:sz w:val="19"/>
               </w:rPr>
               <w:t>Reproducibility</w:t>
             </w:r>
@@ -1819,16 +2363,21 @@
         </w:tc>
         <w:tc>
           <w:tcPr>
-            <w:tcW w:type="dxa" w:w="4320"/>
-            <w:shd w:val="clear" w:color="auto" w:fill="EEF1F2"/>
+            <w:tcW w:type="dxa" w:w="4592"/>
+            <w:tcBorders>
+              <w:bottom w:val="single" w:sz="4" w:color="D9D9D9"/>
+            </w:tcBorders>
           </w:tcPr>
           <w:p>
-            <w:r/>
+            <w:pPr>
+              <w:spacing w:after="60"/>
+            </w:pPr>
             <w:r>
               <w:rPr>
-                <w:rFonts w:ascii="Segoe UI" w:hAnsi="Segoe UI"/>
+                <w:rFonts w:ascii="Arial" w:hAnsi="Arial"/>
                 <w:b w:val="0"/>
-                <w:color w:val="3C464B"/>
+                <w:color w:val="000000"/>
+                <w:sz w:val="19"/>
               </w:rPr>
               <w:t>Fixed seeds, pinned dependencies, MLflow run tracking</w:t>
             </w:r>
@@ -1836,389 +2385,494 @@
         </w:tc>
       </w:tr>
     </w:tbl>
-    <w:p/>
     <w:p>
       <w:pPr>
-        <w:pStyle w:val="Heading2"/>
+        <w:spacing w:after="40"/>
+      </w:pPr>
+    </w:p>
+    <w:p>
+      <w:pPr>
+        <w:spacing w:before="360" w:after="40"/>
       </w:pPr>
       <w:r>
         <w:rPr>
-          <w:rFonts w:ascii="Segoe UI" w:hAnsi="Segoe UI"/>
+          <w:rFonts w:ascii="Arial" w:hAnsi="Arial"/>
           <w:b/>
-          <w:color w:val="3C464B"/>
-          <w:sz w:val="30"/>
+          <w:color w:val="4D4D4D"/>
+          <w:sz w:val="16"/>
         </w:rPr>
-        <w:t>7. Data Requirements</w:t>
+        <w:t>SECTION 7</w:t>
       </w:r>
     </w:p>
     <w:p>
       <w:pPr>
-        <w:pStyle w:val="ListBullet"/>
+        <w:spacing w:after="160"/>
+        <w:pBdr>
+          <w:bottom w:val="single" w:sz="6" w:color="B3B3B3"/>
+        </w:pBdr>
       </w:pPr>
       <w:r>
         <w:rPr>
-          <w:rFonts w:ascii="Segoe UI" w:hAnsi="Segoe UI"/>
+          <w:rFonts w:ascii="Georgia" w:hAnsi="Georgia"/>
           <w:b/>
-          <w:color w:val="3C464B"/>
+          <w:color w:val="000000"/>
+          <w:sz w:val="34"/>
+        </w:rPr>
+        <w:t>Data Requirements</w:t>
+      </w:r>
+    </w:p>
+    <w:p>
+      <w:pPr>
+        <w:spacing w:after="80"/>
+        <w:ind w:left="312"/>
+      </w:pPr>
+      <w:r>
+        <w:rPr>
+          <w:sz w:val="21"/>
+        </w:rPr>
+        <w:t xml:space="preserve">•  </w:t>
+      </w:r>
+      <w:r>
+        <w:rPr>
+          <w:rFonts w:ascii="Arial" w:hAnsi="Arial"/>
+          <w:b/>
+          <w:color w:val="000000"/>
+          <w:sz w:val="21"/>
         </w:rPr>
         <w:t>Source:</w:t>
       </w:r>
       <w:r>
         <w:rPr>
-          <w:rFonts w:ascii="Segoe UI" w:hAnsi="Segoe UI"/>
+          <w:rFonts w:ascii="Arial" w:hAnsi="Arial"/>
           <w:b w:val="0"/>
-          <w:color w:val="3C464B"/>
+          <w:color w:val="000000"/>
+          <w:sz w:val="21"/>
         </w:rPr>
         <w:t xml:space="preserve"> public image dataset (`btphan95/greenr-airflow`), ~200 images/class.</w:t>
       </w:r>
     </w:p>
     <w:p>
       <w:pPr>
-        <w:pStyle w:val="ListBullet"/>
+        <w:spacing w:after="80"/>
+        <w:ind w:left="312"/>
       </w:pPr>
       <w:r>
         <w:rPr>
-          <w:rFonts w:ascii="Segoe UI" w:hAnsi="Segoe UI"/>
+          <w:sz w:val="21"/>
+        </w:rPr>
+        <w:t xml:space="preserve">•  </w:t>
+      </w:r>
+      <w:r>
+        <w:rPr>
+          <w:rFonts w:ascii="Arial" w:hAnsi="Arial"/>
           <w:b/>
-          <w:color w:val="3C464B"/>
+          <w:color w:val="000000"/>
+          <w:sz w:val="21"/>
         </w:rPr>
         <w:t>Storage:</w:t>
       </w:r>
       <w:r>
         <w:rPr>
-          <w:rFonts w:ascii="Segoe UI" w:hAnsi="Segoe UI"/>
+          <w:rFonts w:ascii="Arial" w:hAnsi="Arial"/>
           <w:b w:val="0"/>
-          <w:color w:val="3C464B"/>
+          <w:color w:val="000000"/>
+          <w:sz w:val="21"/>
         </w:rPr>
-        <w:t xml:space="preserve"> raw and processed images in MinIO (S3-compatible), versioned by</w:t>
-      </w:r>
-    </w:p>
-    <w:p>
-      <w:r>
-        <w:rPr>
-          <w:rFonts w:ascii="Segoe UI" w:hAnsi="Segoe UI"/>
-          <w:b w:val="0"/>
-          <w:color w:val="3C464B"/>
-        </w:rPr>
-        <w:t>pipeline run.</w:t>
+        <w:t xml:space="preserve"> raw and processed images in MinIO (S3-compatible), versioned by pipeline run.</w:t>
       </w:r>
     </w:p>
     <w:p>
       <w:pPr>
-        <w:pStyle w:val="ListBullet"/>
+        <w:spacing w:after="80"/>
+        <w:ind w:left="312"/>
       </w:pPr>
       <w:r>
         <w:rPr>
-          <w:rFonts w:ascii="Segoe UI" w:hAnsi="Segoe UI"/>
+          <w:sz w:val="21"/>
+        </w:rPr>
+        <w:t xml:space="preserve">•  </w:t>
+      </w:r>
+      <w:r>
+        <w:rPr>
+          <w:rFonts w:ascii="Arial" w:hAnsi="Arial"/>
           <w:b/>
-          <w:color w:val="3C464B"/>
+          <w:color w:val="000000"/>
+          <w:sz w:val="21"/>
         </w:rPr>
         <w:t>Preparation:</w:t>
       </w:r>
       <w:r>
         <w:rPr>
-          <w:rFonts w:ascii="Segoe UI" w:hAnsi="Segoe UI"/>
+          <w:rFonts w:ascii="Arial" w:hAnsi="Arial"/>
           <w:b w:val="0"/>
-          <w:color w:val="3C464B"/>
+          <w:color w:val="000000"/>
+          <w:sz w:val="21"/>
         </w:rPr>
         <w:t xml:space="preserve"> convert to RGB, resize/fit to 128×128, ImageNet normalisation.</w:t>
       </w:r>
     </w:p>
     <w:p>
       <w:pPr>
-        <w:pStyle w:val="ListBullet"/>
+        <w:spacing w:after="80"/>
+        <w:ind w:left="312"/>
       </w:pPr>
       <w:r>
         <w:rPr>
-          <w:rFonts w:ascii="Segoe UI" w:hAnsi="Segoe UI"/>
+          <w:sz w:val="21"/>
+        </w:rPr>
+        <w:t xml:space="preserve">•  </w:t>
+      </w:r>
+      <w:r>
+        <w:rPr>
+          <w:rFonts w:ascii="Arial" w:hAnsi="Arial"/>
           <w:b/>
-          <w:color w:val="3C464B"/>
+          <w:color w:val="000000"/>
+          <w:sz w:val="21"/>
         </w:rPr>
         <w:t>Governance:</w:t>
       </w:r>
       <w:r>
         <w:rPr>
-          <w:rFonts w:ascii="Segoe UI" w:hAnsi="Segoe UI"/>
+          <w:rFonts w:ascii="Arial" w:hAnsi="Arial"/>
           <w:b w:val="0"/>
-          <w:color w:val="3C464B"/>
+          <w:color w:val="000000"/>
+          <w:sz w:val="21"/>
         </w:rPr>
-        <w:t xml:space="preserve"> no personal data; public plant imagery only. Lineage is traced</w:t>
-      </w:r>
-    </w:p>
-    <w:p>
-      <w:r>
-        <w:rPr>
-          <w:rFonts w:ascii="Segoe UI" w:hAnsi="Segoe UI"/>
-          <w:b w:val="0"/>
-          <w:color w:val="3C464B"/>
-        </w:rPr>
-        <w:t>via Airflow run IDs and MLflow tags.</w:t>
+        <w:t xml:space="preserve"> no personal data; public plant imagery only. Lineage is traced via Airflow run IDs and MLflow tags.</w:t>
       </w:r>
     </w:p>
     <w:p>
       <w:pPr>
-        <w:pStyle w:val="Heading2"/>
+        <w:spacing w:before="360" w:after="40"/>
       </w:pPr>
       <w:r>
         <w:rPr>
-          <w:rFonts w:ascii="Segoe UI" w:hAnsi="Segoe UI"/>
+          <w:rFonts w:ascii="Arial" w:hAnsi="Arial"/>
           <w:b/>
-          <w:color w:val="3C464B"/>
-          <w:sz w:val="30"/>
+          <w:color w:val="4D4D4D"/>
+          <w:sz w:val="16"/>
         </w:rPr>
-        <w:t>8. ML Requirements &amp; Acceptance Thresholds</w:t>
+        <w:t>SECTION 8</w:t>
       </w:r>
     </w:p>
     <w:p>
       <w:pPr>
-        <w:pStyle w:val="ListBullet"/>
+        <w:spacing w:after="160"/>
+        <w:pBdr>
+          <w:bottom w:val="single" w:sz="6" w:color="B3B3B3"/>
+        </w:pBdr>
       </w:pPr>
       <w:r>
         <w:rPr>
-          <w:rFonts w:ascii="Segoe UI" w:hAnsi="Segoe UI"/>
+          <w:rFonts w:ascii="Georgia" w:hAnsi="Georgia"/>
           <w:b/>
-          <w:color w:val="3C464B"/>
+          <w:color w:val="000000"/>
+          <w:sz w:val="34"/>
+        </w:rPr>
+        <w:t>ML Requirements &amp; Acceptance Thresholds</w:t>
+      </w:r>
+    </w:p>
+    <w:p>
+      <w:pPr>
+        <w:spacing w:after="80"/>
+        <w:ind w:left="312"/>
+      </w:pPr>
+      <w:r>
+        <w:rPr>
+          <w:sz w:val="21"/>
+        </w:rPr>
+        <w:t xml:space="preserve">•  </w:t>
+      </w:r>
+      <w:r>
+        <w:rPr>
+          <w:rFonts w:ascii="Arial" w:hAnsi="Arial"/>
+          <w:b/>
+          <w:color w:val="000000"/>
+          <w:sz w:val="21"/>
         </w:rPr>
         <w:t>Architecture:</w:t>
       </w:r>
       <w:r>
         <w:rPr>
-          <w:rFonts w:ascii="Segoe UI" w:hAnsi="Segoe UI"/>
+          <w:rFonts w:ascii="Arial" w:hAnsi="Arial"/>
           <w:b w:val="0"/>
-          <w:color w:val="3C464B"/>
+          <w:color w:val="000000"/>
+          <w:sz w:val="21"/>
         </w:rPr>
-        <w:t xml:space="preserve"> ResNet18 transfer learning (production) with a custom-CNN</w:t>
-      </w:r>
-    </w:p>
-    <w:p>
-      <w:r>
-        <w:rPr>
-          <w:rFonts w:ascii="Segoe UI" w:hAnsi="Segoe UI"/>
-          <w:b w:val="0"/>
-          <w:color w:val="3C464B"/>
-        </w:rPr>
-        <w:t>baseline available for fully offline runs.</w:t>
+        <w:t xml:space="preserve"> ResNet18 transfer learning (production) with a custom-CNN baseline available for fully offline runs.</w:t>
       </w:r>
     </w:p>
     <w:p>
       <w:pPr>
-        <w:pStyle w:val="ListBullet"/>
+        <w:spacing w:after="80"/>
+        <w:ind w:left="312"/>
       </w:pPr>
       <w:r>
         <w:rPr>
-          <w:rFonts w:ascii="Segoe UI" w:hAnsi="Segoe UI"/>
+          <w:sz w:val="21"/>
+        </w:rPr>
+        <w:t xml:space="preserve">•  </w:t>
+      </w:r>
+      <w:r>
+        <w:rPr>
+          <w:rFonts w:ascii="Arial" w:hAnsi="Arial"/>
           <w:b/>
-          <w:color w:val="3C464B"/>
+          <w:color w:val="000000"/>
+          <w:sz w:val="21"/>
         </w:rPr>
         <w:t>Metrics:</w:t>
       </w:r>
       <w:r>
         <w:rPr>
-          <w:rFonts w:ascii="Segoe UI" w:hAnsi="Segoe UI"/>
+          <w:rFonts w:ascii="Arial" w:hAnsi="Arial"/>
           <w:b w:val="0"/>
-          <w:color w:val="3C464B"/>
+          <w:color w:val="000000"/>
+          <w:sz w:val="21"/>
         </w:rPr>
         <w:t xml:space="preserve"> accuracy, macro F1, precision, recall, confusion matrix.</w:t>
       </w:r>
     </w:p>
     <w:p>
       <w:pPr>
-        <w:pStyle w:val="ListBullet"/>
+        <w:spacing w:after="80"/>
+        <w:ind w:left="312"/>
       </w:pPr>
       <w:r>
         <w:rPr>
-          <w:rFonts w:ascii="Segoe UI" w:hAnsi="Segoe UI"/>
+          <w:sz w:val="21"/>
+        </w:rPr>
+        <w:t xml:space="preserve">•  </w:t>
+      </w:r>
+      <w:r>
+        <w:rPr>
+          <w:rFonts w:ascii="Arial" w:hAnsi="Arial"/>
           <w:b/>
-          <w:color w:val="3C464B"/>
+          <w:color w:val="000000"/>
+          <w:sz w:val="21"/>
         </w:rPr>
         <w:t>Release gate:</w:t>
       </w:r>
       <w:r>
         <w:rPr>
-          <w:rFonts w:ascii="Segoe UI" w:hAnsi="Segoe UI"/>
+          <w:rFonts w:ascii="Arial" w:hAnsi="Arial"/>
           <w:b w:val="0"/>
-          <w:color w:val="3C464B"/>
+          <w:color w:val="000000"/>
+          <w:sz w:val="21"/>
         </w:rPr>
-        <w:t xml:space="preserve"> a candidate model is promotable only if macro-F1 ≥ 0.85 on the</w:t>
-      </w:r>
-    </w:p>
-    <w:p>
-      <w:r>
-        <w:rPr>
-          <w:rFonts w:ascii="Segoe UI" w:hAnsi="Segoe UI"/>
-          <w:b w:val="0"/>
-          <w:color w:val="3C464B"/>
-        </w:rPr>
-        <w:t>validation split.</w:t>
+        <w:t xml:space="preserve"> a candidate model is promotable only if macro-F1 ≥ 0.85 on the validation split.</w:t>
       </w:r>
     </w:p>
     <w:p>
       <w:pPr>
-        <w:pStyle w:val="ListBullet"/>
+        <w:spacing w:after="80"/>
+        <w:ind w:left="312"/>
       </w:pPr>
       <w:r>
         <w:rPr>
-          <w:rFonts w:ascii="Segoe UI" w:hAnsi="Segoe UI"/>
+          <w:sz w:val="21"/>
+        </w:rPr>
+        <w:t xml:space="preserve">•  </w:t>
+      </w:r>
+      <w:r>
+        <w:rPr>
+          <w:rFonts w:ascii="Arial" w:hAnsi="Arial"/>
           <w:b/>
-          <w:color w:val="3C464B"/>
+          <w:color w:val="000000"/>
+          <w:sz w:val="21"/>
         </w:rPr>
         <w:t>Tracking:</w:t>
       </w:r>
       <w:r>
         <w:rPr>
-          <w:rFonts w:ascii="Segoe UI" w:hAnsi="Segoe UI"/>
+          <w:rFonts w:ascii="Arial" w:hAnsi="Arial"/>
           <w:b w:val="0"/>
-          <w:color w:val="3C464B"/>
+          <w:color w:val="000000"/>
+          <w:sz w:val="21"/>
         </w:rPr>
         <w:t xml:space="preserve"> params, metrics, code and the serialized model logged to MLflow.</w:t>
       </w:r>
     </w:p>
     <w:p>
       <w:pPr>
-        <w:pStyle w:val="Heading2"/>
+        <w:spacing w:before="360" w:after="40"/>
       </w:pPr>
       <w:r>
         <w:rPr>
-          <w:rFonts w:ascii="Segoe UI" w:hAnsi="Segoe UI"/>
+          <w:rFonts w:ascii="Arial" w:hAnsi="Arial"/>
           <w:b/>
-          <w:color w:val="3C464B"/>
-          <w:sz w:val="30"/>
+          <w:color w:val="4D4D4D"/>
+          <w:sz w:val="16"/>
         </w:rPr>
-        <w:t>9. MLOps Requirements</w:t>
+        <w:t>SECTION 9</w:t>
       </w:r>
     </w:p>
     <w:p>
       <w:pPr>
-        <w:pStyle w:val="ListBullet"/>
+        <w:spacing w:after="160"/>
+        <w:pBdr>
+          <w:bottom w:val="single" w:sz="6" w:color="B3B3B3"/>
+        </w:pBdr>
       </w:pPr>
       <w:r>
         <w:rPr>
-          <w:rFonts w:ascii="Segoe UI" w:hAnsi="Segoe UI"/>
+          <w:rFonts w:ascii="Georgia" w:hAnsi="Georgia"/>
           <w:b/>
-          <w:color w:val="3C464B"/>
+          <w:color w:val="000000"/>
+          <w:sz w:val="34"/>
+        </w:rPr>
+        <w:t>MLOps Requirements</w:t>
+      </w:r>
+    </w:p>
+    <w:p>
+      <w:pPr>
+        <w:spacing w:after="80"/>
+        <w:ind w:left="312"/>
+      </w:pPr>
+      <w:r>
+        <w:rPr>
+          <w:sz w:val="21"/>
+        </w:rPr>
+        <w:t xml:space="preserve">•  </w:t>
+      </w:r>
+      <w:r>
+        <w:rPr>
+          <w:rFonts w:ascii="Arial" w:hAnsi="Arial"/>
+          <w:b/>
+          <w:color w:val="000000"/>
+          <w:sz w:val="21"/>
         </w:rPr>
         <w:t>CI/CD:</w:t>
       </w:r>
       <w:r>
         <w:rPr>
-          <w:rFonts w:ascii="Segoe UI" w:hAnsi="Segoe UI"/>
+          <w:rFonts w:ascii="Arial" w:hAnsi="Arial"/>
           <w:b w:val="0"/>
-          <w:color w:val="3C464B"/>
+          <w:color w:val="000000"/>
+          <w:sz w:val="21"/>
         </w:rPr>
-        <w:t xml:space="preserve"> on every push to `main` - run tests, build and publish the container</w:t>
-      </w:r>
-    </w:p>
-    <w:p>
-      <w:r>
-        <w:rPr>
-          <w:rFonts w:ascii="Segoe UI" w:hAnsi="Segoe UI"/>
-          <w:b w:val="0"/>
-          <w:color w:val="3C464B"/>
-        </w:rPr>
-        <w:t>image to the registry, and validate the Kubernetes deployment manifests (schema-checked, offline). The same manifests deploy to a local Minikube cluster.</w:t>
+        <w:t xml:space="preserve"> on every push to `main` - run tests, build and publish the container image to the registry, and validate the Kubernetes deployment manifests (schema-checked, offline). The same manifests deploy to a local Minikube cluster.</w:t>
       </w:r>
     </w:p>
     <w:p>
       <w:pPr>
-        <w:pStyle w:val="ListBullet"/>
+        <w:spacing w:after="80"/>
+        <w:ind w:left="312"/>
       </w:pPr>
       <w:r>
         <w:rPr>
-          <w:rFonts w:ascii="Segoe UI" w:hAnsi="Segoe UI"/>
+          <w:sz w:val="21"/>
+        </w:rPr>
+        <w:t xml:space="preserve">•  </w:t>
+      </w:r>
+      <w:r>
+        <w:rPr>
+          <w:rFonts w:ascii="Arial" w:hAnsi="Arial"/>
           <w:b/>
-          <w:color w:val="3C464B"/>
+          <w:color w:val="000000"/>
+          <w:sz w:val="21"/>
         </w:rPr>
         <w:t>Retraining:</w:t>
       </w:r>
       <w:r>
         <w:rPr>
-          <w:rFonts w:ascii="Segoe UI" w:hAnsi="Segoe UI"/>
+          <w:rFonts w:ascii="Arial" w:hAnsi="Arial"/>
           <w:b w:val="0"/>
-          <w:color w:val="3C464B"/>
+          <w:color w:val="000000"/>
+          <w:sz w:val="21"/>
         </w:rPr>
-        <w:t xml:space="preserve"> monthly scheduled refresh plus drift-triggered retraining, using</w:t>
-      </w:r>
-    </w:p>
-    <w:p>
-      <w:r>
-        <w:rPr>
-          <w:rFonts w:ascii="Segoe UI" w:hAnsi="Segoe UI"/>
-          <w:b w:val="0"/>
-          <w:color w:val="3C464B"/>
-        </w:rPr>
-        <w:t>the same drift definition as monitoring.</w:t>
+        <w:t xml:space="preserve"> monthly scheduled refresh plus drift-triggered retraining, using the same drift definition as monitoring.</w:t>
       </w:r>
     </w:p>
     <w:p>
       <w:pPr>
-        <w:pStyle w:val="ListBullet"/>
+        <w:spacing w:after="80"/>
+        <w:ind w:left="312"/>
       </w:pPr>
       <w:r>
         <w:rPr>
-          <w:rFonts w:ascii="Segoe UI" w:hAnsi="Segoe UI"/>
+          <w:sz w:val="21"/>
+        </w:rPr>
+        <w:t xml:space="preserve">•  </w:t>
+      </w:r>
+      <w:r>
+        <w:rPr>
+          <w:rFonts w:ascii="Arial" w:hAnsi="Arial"/>
           <w:b/>
-          <w:color w:val="3C464B"/>
+          <w:color w:val="000000"/>
+          <w:sz w:val="21"/>
         </w:rPr>
         <w:t>Monitoring:</w:t>
       </w:r>
       <w:r>
         <w:rPr>
-          <w:rFonts w:ascii="Segoe UI" w:hAnsi="Segoe UI"/>
+          <w:rFonts w:ascii="Arial" w:hAnsi="Arial"/>
           <w:b w:val="0"/>
-          <w:color w:val="3C464B"/>
+          <w:color w:val="000000"/>
+          <w:sz w:val="21"/>
         </w:rPr>
-        <w:t xml:space="preserve"> operational metrics (prediction count, p90 latency) and data</w:t>
-      </w:r>
-    </w:p>
-    <w:p>
-      <w:r>
-        <w:rPr>
-          <w:rFonts w:ascii="Segoe UI" w:hAnsi="Segoe UI"/>
-          <w:b w:val="0"/>
-          <w:color w:val="3C464B"/>
-        </w:rPr>
-        <w:t>drift (per-feature PSI, dataset-drift flag) on Prometheus + Grafana; a human-readable drift report (Evidently, with a dependency-free fallback).</w:t>
+        <w:t xml:space="preserve"> operational metrics (prediction count, p90 latency) and data drift (per-feature PSI, dataset-drift flag) on Prometheus + Grafana; a human-readable drift report (Evidently, with a dependency-free fallback).</w:t>
       </w:r>
     </w:p>
     <w:p>
       <w:pPr>
-        <w:pStyle w:val="Heading2"/>
+        <w:spacing w:before="360" w:after="40"/>
       </w:pPr>
       <w:r>
         <w:rPr>
-          <w:rFonts w:ascii="Segoe UI" w:hAnsi="Segoe UI"/>
+          <w:rFonts w:ascii="Arial" w:hAnsi="Arial"/>
           <w:b/>
-          <w:color w:val="3C464B"/>
-          <w:sz w:val="30"/>
+          <w:color w:val="4D4D4D"/>
+          <w:sz w:val="16"/>
         </w:rPr>
-        <w:t>10. Architecture &amp; Technology Choices</w:t>
+        <w:t>SECTION 10</w:t>
+      </w:r>
+    </w:p>
+    <w:p>
+      <w:pPr>
+        <w:spacing w:after="160"/>
+        <w:pBdr>
+          <w:bottom w:val="single" w:sz="6" w:color="B3B3B3"/>
+        </w:pBdr>
+      </w:pPr>
+      <w:r>
+        <w:rPr>
+          <w:rFonts w:ascii="Georgia" w:hAnsi="Georgia"/>
+          <w:b/>
+          <w:color w:val="000000"/>
+          <w:sz w:val="34"/>
+        </w:rPr>
+        <w:t>Architecture &amp; Technology Choices</w:t>
       </w:r>
     </w:p>
     <w:tbl>
       <w:tblPr>
-        <w:tblStyle w:val="TableGrid"/>
         <w:tblW w:type="auto" w:w="0"/>
+        <w:tblLayout w:type="autofit"/>
         <w:tblLook w:firstColumn="1" w:firstRow="1" w:lastColumn="0" w:lastRow="0" w:noHBand="0" w:noVBand="1" w:val="04A0"/>
       </w:tblPr>
       <w:tblGrid>
-        <w:gridCol w:w="2880"/>
-        <w:gridCol w:w="2880"/>
-        <w:gridCol w:w="2880"/>
+        <w:gridCol w:w="3061"/>
+        <w:gridCol w:w="3061"/>
+        <w:gridCol w:w="3061"/>
       </w:tblGrid>
       <w:tr>
         <w:tc>
           <w:tcPr>
-            <w:tcW w:type="dxa" w:w="2880"/>
-            <w:shd w:val="clear" w:color="auto" w:fill="00A651"/>
+            <w:tcW w:type="dxa" w:w="3061"/>
+            <w:tcBorders>
+              <w:bottom w:val="single" w:sz="8" w:color="000000"/>
+            </w:tcBorders>
           </w:tcPr>
           <w:p>
-            <w:r/>
+            <w:pPr>
+              <w:spacing w:after="60"/>
+            </w:pPr>
             <w:r>
               <w:rPr>
-                <w:rFonts w:ascii="Segoe UI" w:hAnsi="Segoe UI"/>
+                <w:rFonts w:ascii="Arial" w:hAnsi="Arial"/>
                 <w:b/>
-                <w:color w:val="FFFFFF"/>
-                <w:sz w:val="22"/>
+                <w:color w:val="000000"/>
+                <w:sz w:val="19"/>
               </w:rPr>
               <w:t>Concern</w:t>
             </w:r>
@@ -2226,17 +2880,21 @@
         </w:tc>
         <w:tc>
           <w:tcPr>
-            <w:tcW w:type="dxa" w:w="2880"/>
-            <w:shd w:val="clear" w:color="auto" w:fill="00A651"/>
+            <w:tcW w:type="dxa" w:w="3061"/>
+            <w:tcBorders>
+              <w:bottom w:val="single" w:sz="8" w:color="000000"/>
+            </w:tcBorders>
           </w:tcPr>
           <w:p>
-            <w:r/>
+            <w:pPr>
+              <w:spacing w:after="60"/>
+            </w:pPr>
             <w:r>
               <w:rPr>
-                <w:rFonts w:ascii="Segoe UI" w:hAnsi="Segoe UI"/>
+                <w:rFonts w:ascii="Arial" w:hAnsi="Arial"/>
                 <w:b/>
-                <w:color w:val="FFFFFF"/>
-                <w:sz w:val="22"/>
+                <w:color w:val="000000"/>
+                <w:sz w:val="19"/>
               </w:rPr>
               <w:t>Choice</w:t>
             </w:r>
@@ -2244,17 +2902,21 @@
         </w:tc>
         <w:tc>
           <w:tcPr>
-            <w:tcW w:type="dxa" w:w="2880"/>
-            <w:shd w:val="clear" w:color="auto" w:fill="00A651"/>
+            <w:tcW w:type="dxa" w:w="3061"/>
+            <w:tcBorders>
+              <w:bottom w:val="single" w:sz="8" w:color="000000"/>
+            </w:tcBorders>
           </w:tcPr>
           <w:p>
-            <w:r/>
+            <w:pPr>
+              <w:spacing w:after="60"/>
+            </w:pPr>
             <w:r>
               <w:rPr>
-                <w:rFonts w:ascii="Segoe UI" w:hAnsi="Segoe UI"/>
+                <w:rFonts w:ascii="Arial" w:hAnsi="Arial"/>
                 <w:b/>
-                <w:color w:val="FFFFFF"/>
-                <w:sz w:val="22"/>
+                <w:color w:val="000000"/>
+                <w:sz w:val="19"/>
               </w:rPr>
               <w:t>Rationale</w:t>
             </w:r>
@@ -2264,15 +2926,21 @@
       <w:tr>
         <w:tc>
           <w:tcPr>
-            <w:tcW w:type="dxa" w:w="2880"/>
+            <w:tcW w:type="dxa" w:w="3061"/>
+            <w:tcBorders>
+              <w:bottom w:val="single" w:sz="4" w:color="D9D9D9"/>
+            </w:tcBorders>
           </w:tcPr>
           <w:p>
-            <w:r/>
+            <w:pPr>
+              <w:spacing w:after="60"/>
+            </w:pPr>
             <w:r>
               <w:rPr>
-                <w:rFonts w:ascii="Segoe UI" w:hAnsi="Segoe UI"/>
+                <w:rFonts w:ascii="Arial" w:hAnsi="Arial"/>
                 <w:b w:val="0"/>
-                <w:color w:val="3C464B"/>
+                <w:color w:val="000000"/>
+                <w:sz w:val="19"/>
               </w:rPr>
               <w:t>Orchestration</w:t>
             </w:r>
@@ -2280,15 +2948,21 @@
         </w:tc>
         <w:tc>
           <w:tcPr>
-            <w:tcW w:type="dxa" w:w="2880"/>
+            <w:tcW w:type="dxa" w:w="3061"/>
+            <w:tcBorders>
+              <w:bottom w:val="single" w:sz="4" w:color="D9D9D9"/>
+            </w:tcBorders>
           </w:tcPr>
           <w:p>
-            <w:r/>
+            <w:pPr>
+              <w:spacing w:after="60"/>
+            </w:pPr>
             <w:r>
               <w:rPr>
-                <w:rFonts w:ascii="Segoe UI" w:hAnsi="Segoe UI"/>
+                <w:rFonts w:ascii="Arial" w:hAnsi="Arial"/>
                 <w:b w:val="0"/>
-                <w:color w:val="3C464B"/>
+                <w:color w:val="000000"/>
+                <w:sz w:val="19"/>
               </w:rPr>
               <w:t>Apache Airflow</w:t>
             </w:r>
@@ -2296,15 +2970,21 @@
         </w:tc>
         <w:tc>
           <w:tcPr>
-            <w:tcW w:type="dxa" w:w="2880"/>
+            <w:tcW w:type="dxa" w:w="3061"/>
+            <w:tcBorders>
+              <w:bottom w:val="single" w:sz="4" w:color="D9D9D9"/>
+            </w:tcBorders>
           </w:tcPr>
           <w:p>
-            <w:r/>
+            <w:pPr>
+              <w:spacing w:after="60"/>
+            </w:pPr>
             <w:r>
               <w:rPr>
-                <w:rFonts w:ascii="Segoe UI" w:hAnsi="Segoe UI"/>
+                <w:rFonts w:ascii="Arial" w:hAnsi="Arial"/>
                 <w:b w:val="0"/>
-                <w:color w:val="3C464B"/>
+                <w:color w:val="000000"/>
+                <w:sz w:val="19"/>
               </w:rPr>
               <w:t>Declarative, observable pipelines for data + retraining</w:t>
             </w:r>
@@ -2314,16 +2994,21 @@
       <w:tr>
         <w:tc>
           <w:tcPr>
-            <w:tcW w:type="dxa" w:w="2880"/>
-            <w:shd w:val="clear" w:color="auto" w:fill="EEF1F2"/>
+            <w:tcW w:type="dxa" w:w="3061"/>
+            <w:tcBorders>
+              <w:bottom w:val="single" w:sz="4" w:color="D9D9D9"/>
+            </w:tcBorders>
           </w:tcPr>
           <w:p>
-            <w:r/>
+            <w:pPr>
+              <w:spacing w:after="60"/>
+            </w:pPr>
             <w:r>
               <w:rPr>
-                <w:rFonts w:ascii="Segoe UI" w:hAnsi="Segoe UI"/>
+                <w:rFonts w:ascii="Arial" w:hAnsi="Arial"/>
                 <w:b w:val="0"/>
-                <w:color w:val="3C464B"/>
+                <w:color w:val="000000"/>
+                <w:sz w:val="19"/>
               </w:rPr>
               <w:t>Model</w:t>
             </w:r>
@@ -2331,16 +3016,21 @@
         </w:tc>
         <w:tc>
           <w:tcPr>
-            <w:tcW w:type="dxa" w:w="2880"/>
-            <w:shd w:val="clear" w:color="auto" w:fill="EEF1F2"/>
+            <w:tcW w:type="dxa" w:w="3061"/>
+            <w:tcBorders>
+              <w:bottom w:val="single" w:sz="4" w:color="D9D9D9"/>
+            </w:tcBorders>
           </w:tcPr>
           <w:p>
-            <w:r/>
+            <w:pPr>
+              <w:spacing w:after="60"/>
+            </w:pPr>
             <w:r>
               <w:rPr>
-                <w:rFonts w:ascii="Segoe UI" w:hAnsi="Segoe UI"/>
+                <w:rFonts w:ascii="Arial" w:hAnsi="Arial"/>
                 <w:b w:val="0"/>
-                <w:color w:val="3C464B"/>
+                <w:color w:val="000000"/>
+                <w:sz w:val="19"/>
               </w:rPr>
               <w:t>PyTorch / torchvision ResNet18</w:t>
             </w:r>
@@ -2348,16 +3038,21 @@
         </w:tc>
         <w:tc>
           <w:tcPr>
-            <w:tcW w:type="dxa" w:w="2880"/>
-            <w:shd w:val="clear" w:color="auto" w:fill="EEF1F2"/>
+            <w:tcW w:type="dxa" w:w="3061"/>
+            <w:tcBorders>
+              <w:bottom w:val="single" w:sz="4" w:color="D9D9D9"/>
+            </w:tcBorders>
           </w:tcPr>
           <w:p>
-            <w:r/>
+            <w:pPr>
+              <w:spacing w:after="60"/>
+            </w:pPr>
             <w:r>
               <w:rPr>
-                <w:rFonts w:ascii="Segoe UI" w:hAnsi="Segoe UI"/>
+                <w:rFonts w:ascii="Arial" w:hAnsi="Arial"/>
                 <w:b w:val="0"/>
-                <w:color w:val="3C464B"/>
+                <w:color w:val="000000"/>
+                <w:sz w:val="19"/>
               </w:rPr>
               <w:t>Transfer learning ideal for a small dataset</w:t>
             </w:r>
@@ -2367,15 +3062,21 @@
       <w:tr>
         <w:tc>
           <w:tcPr>
-            <w:tcW w:type="dxa" w:w="2880"/>
+            <w:tcW w:type="dxa" w:w="3061"/>
+            <w:tcBorders>
+              <w:bottom w:val="single" w:sz="4" w:color="D9D9D9"/>
+            </w:tcBorders>
           </w:tcPr>
           <w:p>
-            <w:r/>
+            <w:pPr>
+              <w:spacing w:after="60"/>
+            </w:pPr>
             <w:r>
               <w:rPr>
-                <w:rFonts w:ascii="Segoe UI" w:hAnsi="Segoe UI"/>
+                <w:rFonts w:ascii="Arial" w:hAnsi="Arial"/>
                 <w:b w:val="0"/>
-                <w:color w:val="3C464B"/>
+                <w:color w:val="000000"/>
+                <w:sz w:val="19"/>
               </w:rPr>
               <w:t>Tracking</w:t>
             </w:r>
@@ -2383,15 +3084,21 @@
         </w:tc>
         <w:tc>
           <w:tcPr>
-            <w:tcW w:type="dxa" w:w="2880"/>
+            <w:tcW w:type="dxa" w:w="3061"/>
+            <w:tcBorders>
+              <w:bottom w:val="single" w:sz="4" w:color="D9D9D9"/>
+            </w:tcBorders>
           </w:tcPr>
           <w:p>
-            <w:r/>
+            <w:pPr>
+              <w:spacing w:after="60"/>
+            </w:pPr>
             <w:r>
               <w:rPr>
-                <w:rFonts w:ascii="Segoe UI" w:hAnsi="Segoe UI"/>
+                <w:rFonts w:ascii="Arial" w:hAnsi="Arial"/>
                 <w:b w:val="0"/>
-                <w:color w:val="3C464B"/>
+                <w:color w:val="000000"/>
+                <w:sz w:val="19"/>
               </w:rPr>
               <w:t>MLflow</w:t>
             </w:r>
@@ -2399,15 +3106,21 @@
         </w:tc>
         <w:tc>
           <w:tcPr>
-            <w:tcW w:type="dxa" w:w="2880"/>
+            <w:tcW w:type="dxa" w:w="3061"/>
+            <w:tcBorders>
+              <w:bottom w:val="single" w:sz="4" w:color="D9D9D9"/>
+            </w:tcBorders>
           </w:tcPr>
           <w:p>
-            <w:r/>
+            <w:pPr>
+              <w:spacing w:after="60"/>
+            </w:pPr>
             <w:r>
               <w:rPr>
-                <w:rFonts w:ascii="Segoe UI" w:hAnsi="Segoe UI"/>
+                <w:rFonts w:ascii="Arial" w:hAnsi="Arial"/>
                 <w:b w:val="0"/>
-                <w:color w:val="3C464B"/>
+                <w:color w:val="000000"/>
+                <w:sz w:val="19"/>
               </w:rPr>
               <w:t>Standard experiment tracking + model registry semantics</w:t>
             </w:r>
@@ -2417,16 +3130,21 @@
       <w:tr>
         <w:tc>
           <w:tcPr>
-            <w:tcW w:type="dxa" w:w="2880"/>
-            <w:shd w:val="clear" w:color="auto" w:fill="EEF1F2"/>
+            <w:tcW w:type="dxa" w:w="3061"/>
+            <w:tcBorders>
+              <w:bottom w:val="single" w:sz="4" w:color="D9D9D9"/>
+            </w:tcBorders>
           </w:tcPr>
           <w:p>
-            <w:r/>
+            <w:pPr>
+              <w:spacing w:after="60"/>
+            </w:pPr>
             <w:r>
               <w:rPr>
-                <w:rFonts w:ascii="Segoe UI" w:hAnsi="Segoe UI"/>
+                <w:rFonts w:ascii="Arial" w:hAnsi="Arial"/>
                 <w:b w:val="0"/>
-                <w:color w:val="3C464B"/>
+                <w:color w:val="000000"/>
+                <w:sz w:val="19"/>
               </w:rPr>
               <w:t>Storage</w:t>
             </w:r>
@@ -2434,16 +3152,21 @@
         </w:tc>
         <w:tc>
           <w:tcPr>
-            <w:tcW w:type="dxa" w:w="2880"/>
-            <w:shd w:val="clear" w:color="auto" w:fill="EEF1F2"/>
+            <w:tcW w:type="dxa" w:w="3061"/>
+            <w:tcBorders>
+              <w:bottom w:val="single" w:sz="4" w:color="D9D9D9"/>
+            </w:tcBorders>
           </w:tcPr>
           <w:p>
-            <w:r/>
+            <w:pPr>
+              <w:spacing w:after="60"/>
+            </w:pPr>
             <w:r>
               <w:rPr>
-                <w:rFonts w:ascii="Segoe UI" w:hAnsi="Segoe UI"/>
+                <w:rFonts w:ascii="Arial" w:hAnsi="Arial"/>
                 <w:b w:val="0"/>
-                <w:color w:val="3C464B"/>
+                <w:color w:val="000000"/>
+                <w:sz w:val="19"/>
               </w:rPr>
               <w:t>MinIO (S3 API)</w:t>
             </w:r>
@@ -2451,16 +3174,21 @@
         </w:tc>
         <w:tc>
           <w:tcPr>
-            <w:tcW w:type="dxa" w:w="2880"/>
-            <w:shd w:val="clear" w:color="auto" w:fill="EEF1F2"/>
+            <w:tcW w:type="dxa" w:w="3061"/>
+            <w:tcBorders>
+              <w:bottom w:val="single" w:sz="4" w:color="D9D9D9"/>
+            </w:tcBorders>
           </w:tcPr>
           <w:p>
-            <w:r/>
+            <w:pPr>
+              <w:spacing w:after="60"/>
+            </w:pPr>
             <w:r>
               <w:rPr>
-                <w:rFonts w:ascii="Segoe UI" w:hAnsi="Segoe UI"/>
+                <w:rFonts w:ascii="Arial" w:hAnsi="Arial"/>
                 <w:b w:val="0"/>
-                <w:color w:val="3C464B"/>
+                <w:color w:val="000000"/>
+                <w:sz w:val="19"/>
               </w:rPr>
               <w:t>Reproducible artifact/data store, cloud-portable</w:t>
             </w:r>
@@ -2470,15 +3198,21 @@
       <w:tr>
         <w:tc>
           <w:tcPr>
-            <w:tcW w:type="dxa" w:w="2880"/>
+            <w:tcW w:type="dxa" w:w="3061"/>
+            <w:tcBorders>
+              <w:bottom w:val="single" w:sz="4" w:color="D9D9D9"/>
+            </w:tcBorders>
           </w:tcPr>
           <w:p>
-            <w:r/>
+            <w:pPr>
+              <w:spacing w:after="60"/>
+            </w:pPr>
             <w:r>
               <w:rPr>
-                <w:rFonts w:ascii="Segoe UI" w:hAnsi="Segoe UI"/>
+                <w:rFonts w:ascii="Arial" w:hAnsi="Arial"/>
                 <w:b w:val="0"/>
-                <w:color w:val="3C464B"/>
+                <w:color w:val="000000"/>
+                <w:sz w:val="19"/>
               </w:rPr>
               <w:t>Serving</w:t>
             </w:r>
@@ -2486,15 +3220,21 @@
         </w:tc>
         <w:tc>
           <w:tcPr>
-            <w:tcW w:type="dxa" w:w="2880"/>
+            <w:tcW w:type="dxa" w:w="3061"/>
+            <w:tcBorders>
+              <w:bottom w:val="single" w:sz="4" w:color="D9D9D9"/>
+            </w:tcBorders>
           </w:tcPr>
           <w:p>
-            <w:r/>
+            <w:pPr>
+              <w:spacing w:after="60"/>
+            </w:pPr>
             <w:r>
               <w:rPr>
-                <w:rFonts w:ascii="Segoe UI" w:hAnsi="Segoe UI"/>
+                <w:rFonts w:ascii="Arial" w:hAnsi="Arial"/>
                 <w:b w:val="0"/>
-                <w:color w:val="3C464B"/>
+                <w:color w:val="000000"/>
+                <w:sz w:val="19"/>
               </w:rPr>
               <w:t>FastAPI + Streamlit</w:t>
             </w:r>
@@ -2502,15 +3242,21 @@
         </w:tc>
         <w:tc>
           <w:tcPr>
-            <w:tcW w:type="dxa" w:w="2880"/>
+            <w:tcW w:type="dxa" w:w="3061"/>
+            <w:tcBorders>
+              <w:bottom w:val="single" w:sz="4" w:color="D9D9D9"/>
+            </w:tcBorders>
           </w:tcPr>
           <w:p>
-            <w:r/>
+            <w:pPr>
+              <w:spacing w:after="60"/>
+            </w:pPr>
             <w:r>
               <w:rPr>
-                <w:rFonts w:ascii="Segoe UI" w:hAnsi="Segoe UI"/>
+                <w:rFonts w:ascii="Arial" w:hAnsi="Arial"/>
                 <w:b w:val="0"/>
-                <w:color w:val="3C464B"/>
+                <w:color w:val="000000"/>
+                <w:sz w:val="19"/>
               </w:rPr>
               <w:t>Fast async API + simple demo UI</w:t>
             </w:r>
@@ -2520,16 +3266,21 @@
       <w:tr>
         <w:tc>
           <w:tcPr>
-            <w:tcW w:type="dxa" w:w="2880"/>
-            <w:shd w:val="clear" w:color="auto" w:fill="EEF1F2"/>
+            <w:tcW w:type="dxa" w:w="3061"/>
+            <w:tcBorders>
+              <w:bottom w:val="single" w:sz="4" w:color="D9D9D9"/>
+            </w:tcBorders>
           </w:tcPr>
           <w:p>
-            <w:r/>
+            <w:pPr>
+              <w:spacing w:after="60"/>
+            </w:pPr>
             <w:r>
               <w:rPr>
-                <w:rFonts w:ascii="Segoe UI" w:hAnsi="Segoe UI"/>
+                <w:rFonts w:ascii="Arial" w:hAnsi="Arial"/>
                 <w:b w:val="0"/>
-                <w:color w:val="3C464B"/>
+                <w:color w:val="000000"/>
+                <w:sz w:val="19"/>
               </w:rPr>
               <w:t>Packaging</w:t>
             </w:r>
@@ -2537,16 +3288,21 @@
         </w:tc>
         <w:tc>
           <w:tcPr>
-            <w:tcW w:type="dxa" w:w="2880"/>
-            <w:shd w:val="clear" w:color="auto" w:fill="EEF1F2"/>
+            <w:tcW w:type="dxa" w:w="3061"/>
+            <w:tcBorders>
+              <w:bottom w:val="single" w:sz="4" w:color="D9D9D9"/>
+            </w:tcBorders>
           </w:tcPr>
           <w:p>
-            <w:r/>
+            <w:pPr>
+              <w:spacing w:after="60"/>
+            </w:pPr>
             <w:r>
               <w:rPr>
-                <w:rFonts w:ascii="Segoe UI" w:hAnsi="Segoe UI"/>
+                <w:rFonts w:ascii="Arial" w:hAnsi="Arial"/>
                 <w:b w:val="0"/>
-                <w:color w:val="3C464B"/>
+                <w:color w:val="000000"/>
+                <w:sz w:val="19"/>
               </w:rPr>
               <w:t>Docker / Docker Compose / Kubernetes</w:t>
             </w:r>
@@ -2554,16 +3310,21 @@
         </w:tc>
         <w:tc>
           <w:tcPr>
-            <w:tcW w:type="dxa" w:w="2880"/>
-            <w:shd w:val="clear" w:color="auto" w:fill="EEF1F2"/>
+            <w:tcW w:type="dxa" w:w="3061"/>
+            <w:tcBorders>
+              <w:bottom w:val="single" w:sz="4" w:color="D9D9D9"/>
+            </w:tcBorders>
           </w:tcPr>
           <w:p>
-            <w:r/>
+            <w:pPr>
+              <w:spacing w:after="60"/>
+            </w:pPr>
             <w:r>
               <w:rPr>
-                <w:rFonts w:ascii="Segoe UI" w:hAnsi="Segoe UI"/>
+                <w:rFonts w:ascii="Arial" w:hAnsi="Arial"/>
                 <w:b w:val="0"/>
-                <w:color w:val="3C464B"/>
+                <w:color w:val="000000"/>
+                <w:sz w:val="19"/>
               </w:rPr>
               <w:t>Identical local and cluster runtime</w:t>
             </w:r>
@@ -2573,15 +3334,21 @@
       <w:tr>
         <w:tc>
           <w:tcPr>
-            <w:tcW w:type="dxa" w:w="2880"/>
+            <w:tcW w:type="dxa" w:w="3061"/>
+            <w:tcBorders>
+              <w:bottom w:val="single" w:sz="4" w:color="D9D9D9"/>
+            </w:tcBorders>
           </w:tcPr>
           <w:p>
-            <w:r/>
+            <w:pPr>
+              <w:spacing w:after="60"/>
+            </w:pPr>
             <w:r>
               <w:rPr>
-                <w:rFonts w:ascii="Segoe UI" w:hAnsi="Segoe UI"/>
+                <w:rFonts w:ascii="Arial" w:hAnsi="Arial"/>
                 <w:b w:val="0"/>
-                <w:color w:val="3C464B"/>
+                <w:color w:val="000000"/>
+                <w:sz w:val="19"/>
               </w:rPr>
               <w:t>CI/CD</w:t>
             </w:r>
@@ -2589,15 +3356,21 @@
         </w:tc>
         <w:tc>
           <w:tcPr>
-            <w:tcW w:type="dxa" w:w="2880"/>
+            <w:tcW w:type="dxa" w:w="3061"/>
+            <w:tcBorders>
+              <w:bottom w:val="single" w:sz="4" w:color="D9D9D9"/>
+            </w:tcBorders>
           </w:tcPr>
           <w:p>
-            <w:r/>
+            <w:pPr>
+              <w:spacing w:after="60"/>
+            </w:pPr>
             <w:r>
               <w:rPr>
-                <w:rFonts w:ascii="Segoe UI" w:hAnsi="Segoe UI"/>
+                <w:rFonts w:ascii="Arial" w:hAnsi="Arial"/>
                 <w:b w:val="0"/>
-                <w:color w:val="3C464B"/>
+                <w:color w:val="000000"/>
+                <w:sz w:val="19"/>
               </w:rPr>
               <w:t>GitHub Actions</w:t>
             </w:r>
@@ -2605,15 +3378,21 @@
         </w:tc>
         <w:tc>
           <w:tcPr>
-            <w:tcW w:type="dxa" w:w="2880"/>
+            <w:tcW w:type="dxa" w:w="3061"/>
+            <w:tcBorders>
+              <w:bottom w:val="single" w:sz="4" w:color="D9D9D9"/>
+            </w:tcBorders>
           </w:tcPr>
           <w:p>
-            <w:r/>
+            <w:pPr>
+              <w:spacing w:after="60"/>
+            </w:pPr>
             <w:r>
               <w:rPr>
-                <w:rFonts w:ascii="Segoe UI" w:hAnsi="Segoe UI"/>
+                <w:rFonts w:ascii="Arial" w:hAnsi="Arial"/>
                 <w:b w:val="0"/>
-                <w:color w:val="3C464B"/>
+                <w:color w:val="000000"/>
+                <w:sz w:val="19"/>
               </w:rPr>
               <w:t>Native to the repository host, free for public repos</w:t>
             </w:r>
@@ -2623,16 +3402,21 @@
       <w:tr>
         <w:tc>
           <w:tcPr>
-            <w:tcW w:type="dxa" w:w="2880"/>
-            <w:shd w:val="clear" w:color="auto" w:fill="EEF1F2"/>
+            <w:tcW w:type="dxa" w:w="3061"/>
+            <w:tcBorders>
+              <w:bottom w:val="single" w:sz="4" w:color="D9D9D9"/>
+            </w:tcBorders>
           </w:tcPr>
           <w:p>
-            <w:r/>
+            <w:pPr>
+              <w:spacing w:after="60"/>
+            </w:pPr>
             <w:r>
               <w:rPr>
-                <w:rFonts w:ascii="Segoe UI" w:hAnsi="Segoe UI"/>
+                <w:rFonts w:ascii="Arial" w:hAnsi="Arial"/>
                 <w:b w:val="0"/>
-                <w:color w:val="3C464B"/>
+                <w:color w:val="000000"/>
+                <w:sz w:val="19"/>
               </w:rPr>
               <w:t>Monitoring</w:t>
             </w:r>
@@ -2640,16 +3424,21 @@
         </w:tc>
         <w:tc>
           <w:tcPr>
-            <w:tcW w:type="dxa" w:w="2880"/>
-            <w:shd w:val="clear" w:color="auto" w:fill="EEF1F2"/>
+            <w:tcW w:type="dxa" w:w="3061"/>
+            <w:tcBorders>
+              <w:bottom w:val="single" w:sz="4" w:color="D9D9D9"/>
+            </w:tcBorders>
           </w:tcPr>
           <w:p>
-            <w:r/>
+            <w:pPr>
+              <w:spacing w:after="60"/>
+            </w:pPr>
             <w:r>
               <w:rPr>
-                <w:rFonts w:ascii="Segoe UI" w:hAnsi="Segoe UI"/>
+                <w:rFonts w:ascii="Arial" w:hAnsi="Arial"/>
                 <w:b w:val="0"/>
-                <w:color w:val="3C464B"/>
+                <w:color w:val="000000"/>
+                <w:sz w:val="19"/>
               </w:rPr>
               <w:t>Prometheus + Grafana + Evidently</w:t>
             </w:r>
@@ -2657,16 +3446,21 @@
         </w:tc>
         <w:tc>
           <w:tcPr>
-            <w:tcW w:type="dxa" w:w="2880"/>
-            <w:shd w:val="clear" w:color="auto" w:fill="EEF1F2"/>
+            <w:tcW w:type="dxa" w:w="3061"/>
+            <w:tcBorders>
+              <w:bottom w:val="single" w:sz="4" w:color="D9D9D9"/>
+            </w:tcBorders>
           </w:tcPr>
           <w:p>
-            <w:r/>
+            <w:pPr>
+              <w:spacing w:after="60"/>
+            </w:pPr>
             <w:r>
               <w:rPr>
-                <w:rFonts w:ascii="Segoe UI" w:hAnsi="Segoe UI"/>
+                <w:rFonts w:ascii="Arial" w:hAnsi="Arial"/>
                 <w:b w:val="0"/>
-                <w:color w:val="3C464B"/>
+                <w:color w:val="000000"/>
+                <w:sz w:val="19"/>
               </w:rPr>
               <w:t>Operational + drift observability</w:t>
             </w:r>
@@ -2674,56 +3468,82 @@
         </w:tc>
       </w:tr>
     </w:tbl>
-    <w:p/>
+    <w:p>
+      <w:pPr>
+        <w:spacing w:after="40"/>
+      </w:pPr>
+    </w:p>
     <w:p>
       <w:r>
         <w:rPr>
-          <w:rFonts w:ascii="Segoe UI" w:hAnsi="Segoe UI"/>
+          <w:rFonts w:ascii="Arial" w:hAnsi="Arial"/>
           <w:b w:val="0"/>
-          <w:color w:val="3C464B"/>
+          <w:color w:val="000000"/>
+          <w:sz w:val="21"/>
         </w:rPr>
         <w:t>A full architecture diagram and component walkthrough are in the slide deck and `README.md`.</w:t>
       </w:r>
     </w:p>
     <w:p>
       <w:pPr>
-        <w:pStyle w:val="Heading2"/>
+        <w:spacing w:before="360" w:after="40"/>
       </w:pPr>
       <w:r>
         <w:rPr>
-          <w:rFonts w:ascii="Segoe UI" w:hAnsi="Segoe UI"/>
+          <w:rFonts w:ascii="Arial" w:hAnsi="Arial"/>
           <w:b/>
-          <w:color w:val="3C464B"/>
-          <w:sz w:val="30"/>
+          <w:color w:val="4D4D4D"/>
+          <w:sz w:val="16"/>
         </w:rPr>
-        <w:t>11. Risks &amp; Mitigations</w:t>
+        <w:t>SECTION 11</w:t>
+      </w:r>
+    </w:p>
+    <w:p>
+      <w:pPr>
+        <w:spacing w:after="160"/>
+        <w:pBdr>
+          <w:bottom w:val="single" w:sz="6" w:color="B3B3B3"/>
+        </w:pBdr>
+      </w:pPr>
+      <w:r>
+        <w:rPr>
+          <w:rFonts w:ascii="Georgia" w:hAnsi="Georgia"/>
+          <w:b/>
+          <w:color w:val="000000"/>
+          <w:sz w:val="34"/>
+        </w:rPr>
+        <w:t>Risks &amp; Mitigations</w:t>
       </w:r>
     </w:p>
     <w:tbl>
       <w:tblPr>
-        <w:tblStyle w:val="TableGrid"/>
         <w:tblW w:type="auto" w:w="0"/>
+        <w:tblLayout w:type="autofit"/>
         <w:tblLook w:firstColumn="1" w:firstRow="1" w:lastColumn="0" w:lastRow="0" w:noHBand="0" w:noVBand="1" w:val="04A0"/>
       </w:tblPr>
       <w:tblGrid>
-        <w:gridCol w:w="2880"/>
-        <w:gridCol w:w="2880"/>
-        <w:gridCol w:w="2880"/>
+        <w:gridCol w:w="3061"/>
+        <w:gridCol w:w="3061"/>
+        <w:gridCol w:w="3061"/>
       </w:tblGrid>
       <w:tr>
         <w:tc>
           <w:tcPr>
-            <w:tcW w:type="dxa" w:w="2880"/>
-            <w:shd w:val="clear" w:color="auto" w:fill="00A651"/>
+            <w:tcW w:type="dxa" w:w="3061"/>
+            <w:tcBorders>
+              <w:bottom w:val="single" w:sz="8" w:color="000000"/>
+            </w:tcBorders>
           </w:tcPr>
           <w:p>
-            <w:r/>
+            <w:pPr>
+              <w:spacing w:after="60"/>
+            </w:pPr>
             <w:r>
               <w:rPr>
-                <w:rFonts w:ascii="Segoe UI" w:hAnsi="Segoe UI"/>
+                <w:rFonts w:ascii="Arial" w:hAnsi="Arial"/>
                 <w:b/>
-                <w:color w:val="FFFFFF"/>
-                <w:sz w:val="22"/>
+                <w:color w:val="000000"/>
+                <w:sz w:val="19"/>
               </w:rPr>
               <w:t>Risk</w:t>
             </w:r>
@@ -2731,17 +3551,21 @@
         </w:tc>
         <w:tc>
           <w:tcPr>
-            <w:tcW w:type="dxa" w:w="2880"/>
-            <w:shd w:val="clear" w:color="auto" w:fill="00A651"/>
+            <w:tcW w:type="dxa" w:w="3061"/>
+            <w:tcBorders>
+              <w:bottom w:val="single" w:sz="8" w:color="000000"/>
+            </w:tcBorders>
           </w:tcPr>
           <w:p>
-            <w:r/>
+            <w:pPr>
+              <w:spacing w:after="60"/>
+            </w:pPr>
             <w:r>
               <w:rPr>
-                <w:rFonts w:ascii="Segoe UI" w:hAnsi="Segoe UI"/>
+                <w:rFonts w:ascii="Arial" w:hAnsi="Arial"/>
                 <w:b/>
-                <w:color w:val="FFFFFF"/>
-                <w:sz w:val="22"/>
+                <w:color w:val="000000"/>
+                <w:sz w:val="19"/>
               </w:rPr>
               <w:t>Impact</w:t>
             </w:r>
@@ -2749,17 +3573,21 @@
         </w:tc>
         <w:tc>
           <w:tcPr>
-            <w:tcW w:type="dxa" w:w="2880"/>
-            <w:shd w:val="clear" w:color="auto" w:fill="00A651"/>
+            <w:tcW w:type="dxa" w:w="3061"/>
+            <w:tcBorders>
+              <w:bottom w:val="single" w:sz="8" w:color="000000"/>
+            </w:tcBorders>
           </w:tcPr>
           <w:p>
-            <w:r/>
+            <w:pPr>
+              <w:spacing w:after="60"/>
+            </w:pPr>
             <w:r>
               <w:rPr>
-                <w:rFonts w:ascii="Segoe UI" w:hAnsi="Segoe UI"/>
+                <w:rFonts w:ascii="Arial" w:hAnsi="Arial"/>
                 <w:b/>
-                <w:color w:val="FFFFFF"/>
-                <w:sz w:val="22"/>
+                <w:color w:val="000000"/>
+                <w:sz w:val="19"/>
               </w:rPr>
               <w:t>Mitigation</w:t>
             </w:r>
@@ -2769,15 +3597,21 @@
       <w:tr>
         <w:tc>
           <w:tcPr>
-            <w:tcW w:type="dxa" w:w="2880"/>
+            <w:tcW w:type="dxa" w:w="3061"/>
+            <w:tcBorders>
+              <w:bottom w:val="single" w:sz="4" w:color="D9D9D9"/>
+            </w:tcBorders>
           </w:tcPr>
           <w:p>
-            <w:r/>
+            <w:pPr>
+              <w:spacing w:after="60"/>
+            </w:pPr>
             <w:r>
               <w:rPr>
-                <w:rFonts w:ascii="Segoe UI" w:hAnsi="Segoe UI"/>
+                <w:rFonts w:ascii="Arial" w:hAnsi="Arial"/>
                 <w:b w:val="0"/>
-                <w:color w:val="3C464B"/>
+                <w:color w:val="000000"/>
+                <w:sz w:val="19"/>
               </w:rPr>
               <w:t>Small dataset → overfitting</w:t>
             </w:r>
@@ -2785,15 +3619,21 @@
         </w:tc>
         <w:tc>
           <w:tcPr>
-            <w:tcW w:type="dxa" w:w="2880"/>
+            <w:tcW w:type="dxa" w:w="3061"/>
+            <w:tcBorders>
+              <w:bottom w:val="single" w:sz="4" w:color="D9D9D9"/>
+            </w:tcBorders>
           </w:tcPr>
           <w:p>
-            <w:r/>
+            <w:pPr>
+              <w:spacing w:after="60"/>
+            </w:pPr>
             <w:r>
               <w:rPr>
-                <w:rFonts w:ascii="Segoe UI" w:hAnsi="Segoe UI"/>
+                <w:rFonts w:ascii="Arial" w:hAnsi="Arial"/>
                 <w:b w:val="0"/>
-                <w:color w:val="3C464B"/>
+                <w:color w:val="000000"/>
+                <w:sz w:val="19"/>
               </w:rPr>
               <w:t>Lower real-world accuracy</w:t>
             </w:r>
@@ -2801,15 +3641,21 @@
         </w:tc>
         <w:tc>
           <w:tcPr>
-            <w:tcW w:type="dxa" w:w="2880"/>
+            <w:tcW w:type="dxa" w:w="3061"/>
+            <w:tcBorders>
+              <w:bottom w:val="single" w:sz="4" w:color="D9D9D9"/>
+            </w:tcBorders>
           </w:tcPr>
           <w:p>
-            <w:r/>
+            <w:pPr>
+              <w:spacing w:after="60"/>
+            </w:pPr>
             <w:r>
               <w:rPr>
-                <w:rFonts w:ascii="Segoe UI" w:hAnsi="Segoe UI"/>
+                <w:rFonts w:ascii="Arial" w:hAnsi="Arial"/>
                 <w:b w:val="0"/>
-                <w:color w:val="3C464B"/>
+                <w:color w:val="000000"/>
+                <w:sz w:val="19"/>
               </w:rPr>
               <w:t>Transfer learning + augmentation + validation gating</w:t>
             </w:r>
@@ -2819,16 +3665,21 @@
       <w:tr>
         <w:tc>
           <w:tcPr>
-            <w:tcW w:type="dxa" w:w="2880"/>
-            <w:shd w:val="clear" w:color="auto" w:fill="EEF1F2"/>
+            <w:tcW w:type="dxa" w:w="3061"/>
+            <w:tcBorders>
+              <w:bottom w:val="single" w:sz="4" w:color="D9D9D9"/>
+            </w:tcBorders>
           </w:tcPr>
           <w:p>
-            <w:r/>
+            <w:pPr>
+              <w:spacing w:after="60"/>
+            </w:pPr>
             <w:r>
               <w:rPr>
-                <w:rFonts w:ascii="Segoe UI" w:hAnsi="Segoe UI"/>
+                <w:rFonts w:ascii="Arial" w:hAnsi="Arial"/>
                 <w:b w:val="0"/>
-                <w:color w:val="3C464B"/>
+                <w:color w:val="000000"/>
+                <w:sz w:val="19"/>
               </w:rPr>
               <w:t>Data/concept drift</w:t>
             </w:r>
@@ -2836,16 +3687,21 @@
         </w:tc>
         <w:tc>
           <w:tcPr>
-            <w:tcW w:type="dxa" w:w="2880"/>
-            <w:shd w:val="clear" w:color="auto" w:fill="EEF1F2"/>
+            <w:tcW w:type="dxa" w:w="3061"/>
+            <w:tcBorders>
+              <w:bottom w:val="single" w:sz="4" w:color="D9D9D9"/>
+            </w:tcBorders>
           </w:tcPr>
           <w:p>
-            <w:r/>
+            <w:pPr>
+              <w:spacing w:after="60"/>
+            </w:pPr>
             <w:r>
               <w:rPr>
-                <w:rFonts w:ascii="Segoe UI" w:hAnsi="Segoe UI"/>
+                <w:rFonts w:ascii="Arial" w:hAnsi="Arial"/>
                 <w:b w:val="0"/>
-                <w:color w:val="3C464B"/>
+                <w:color w:val="000000"/>
+                <w:sz w:val="19"/>
               </w:rPr>
               <w:t>Silent accuracy decay</w:t>
             </w:r>
@@ -2853,16 +3709,21 @@
         </w:tc>
         <w:tc>
           <w:tcPr>
-            <w:tcW w:type="dxa" w:w="2880"/>
-            <w:shd w:val="clear" w:color="auto" w:fill="EEF1F2"/>
+            <w:tcW w:type="dxa" w:w="3061"/>
+            <w:tcBorders>
+              <w:bottom w:val="single" w:sz="4" w:color="D9D9D9"/>
+            </w:tcBorders>
           </w:tcPr>
           <w:p>
-            <w:r/>
+            <w:pPr>
+              <w:spacing w:after="60"/>
+            </w:pPr>
             <w:r>
               <w:rPr>
-                <w:rFonts w:ascii="Segoe UI" w:hAnsi="Segoe UI"/>
+                <w:rFonts w:ascii="Arial" w:hAnsi="Arial"/>
                 <w:b w:val="0"/>
-                <w:color w:val="3C464B"/>
+                <w:color w:val="000000"/>
+                <w:sz w:val="19"/>
               </w:rPr>
               <w:t>Drift monitoring + drift-triggered retraining</w:t>
             </w:r>
@@ -2872,15 +3733,21 @@
       <w:tr>
         <w:tc>
           <w:tcPr>
-            <w:tcW w:type="dxa" w:w="2880"/>
+            <w:tcW w:type="dxa" w:w="3061"/>
+            <w:tcBorders>
+              <w:bottom w:val="single" w:sz="4" w:color="D9D9D9"/>
+            </w:tcBorders>
           </w:tcPr>
           <w:p>
-            <w:r/>
+            <w:pPr>
+              <w:spacing w:after="60"/>
+            </w:pPr>
             <w:r>
               <w:rPr>
-                <w:rFonts w:ascii="Segoe UI" w:hAnsi="Segoe UI"/>
+                <w:rFonts w:ascii="Arial" w:hAnsi="Arial"/>
                 <w:b w:val="0"/>
-                <w:color w:val="3C464B"/>
+                <w:color w:val="000000"/>
+                <w:sz w:val="19"/>
               </w:rPr>
               <w:t>Model unavailable at startup</w:t>
             </w:r>
@@ -2888,15 +3755,21 @@
         </w:tc>
         <w:tc>
           <w:tcPr>
-            <w:tcW w:type="dxa" w:w="2880"/>
+            <w:tcW w:type="dxa" w:w="3061"/>
+            <w:tcBorders>
+              <w:bottom w:val="single" w:sz="4" w:color="D9D9D9"/>
+            </w:tcBorders>
           </w:tcPr>
           <w:p>
-            <w:r/>
+            <w:pPr>
+              <w:spacing w:after="60"/>
+            </w:pPr>
             <w:r>
               <w:rPr>
-                <w:rFonts w:ascii="Segoe UI" w:hAnsi="Segoe UI"/>
+                <w:rFonts w:ascii="Arial" w:hAnsi="Arial"/>
                 <w:b w:val="0"/>
-                <w:color w:val="3C464B"/>
+                <w:color w:val="000000"/>
+                <w:sz w:val="19"/>
               </w:rPr>
               <w:t>Failed predictions</w:t>
             </w:r>
@@ -2904,15 +3777,21 @@
         </w:tc>
         <w:tc>
           <w:tcPr>
-            <w:tcW w:type="dxa" w:w="2880"/>
+            <w:tcW w:type="dxa" w:w="3061"/>
+            <w:tcBorders>
+              <w:bottom w:val="single" w:sz="4" w:color="D9D9D9"/>
+            </w:tcBorders>
           </w:tcPr>
           <w:p>
-            <w:r/>
+            <w:pPr>
+              <w:spacing w:after="60"/>
+            </w:pPr>
             <w:r>
               <w:rPr>
-                <w:rFonts w:ascii="Segoe UI" w:hAnsi="Segoe UI"/>
+                <w:rFonts w:ascii="Arial" w:hAnsi="Arial"/>
                 <w:b w:val="0"/>
-                <w:color w:val="3C464B"/>
+                <w:color w:val="000000"/>
+                <w:sz w:val="19"/>
               </w:rPr>
               <w:t>API stays up, returns 503 until model loads</w:t>
             </w:r>
@@ -2922,16 +3801,21 @@
       <w:tr>
         <w:tc>
           <w:tcPr>
-            <w:tcW w:type="dxa" w:w="2880"/>
-            <w:shd w:val="clear" w:color="auto" w:fill="EEF1F2"/>
+            <w:tcW w:type="dxa" w:w="3061"/>
+            <w:tcBorders>
+              <w:bottom w:val="single" w:sz="4" w:color="D9D9D9"/>
+            </w:tcBorders>
           </w:tcPr>
           <w:p>
-            <w:r/>
+            <w:pPr>
+              <w:spacing w:after="60"/>
+            </w:pPr>
             <w:r>
               <w:rPr>
-                <w:rFonts w:ascii="Segoe UI" w:hAnsi="Segoe UI"/>
+                <w:rFonts w:ascii="Arial" w:hAnsi="Arial"/>
                 <w:b w:val="0"/>
-                <w:color w:val="3C464B"/>
+                <w:color w:val="000000"/>
+                <w:sz w:val="19"/>
               </w:rPr>
               <w:t>Dependency conflicts (Airflow vs Evidently)</w:t>
             </w:r>
@@ -2939,16 +3823,21 @@
         </w:tc>
         <w:tc>
           <w:tcPr>
-            <w:tcW w:type="dxa" w:w="2880"/>
-            <w:shd w:val="clear" w:color="auto" w:fill="EEF1F2"/>
+            <w:tcW w:type="dxa" w:w="3061"/>
+            <w:tcBorders>
+              <w:bottom w:val="single" w:sz="4" w:color="D9D9D9"/>
+            </w:tcBorders>
           </w:tcPr>
           <w:p>
-            <w:r/>
+            <w:pPr>
+              <w:spacing w:after="60"/>
+            </w:pPr>
             <w:r>
               <w:rPr>
-                <w:rFonts w:ascii="Segoe UI" w:hAnsi="Segoe UI"/>
+                <w:rFonts w:ascii="Arial" w:hAnsi="Arial"/>
                 <w:b w:val="0"/>
-                <w:color w:val="3C464B"/>
+                <w:color w:val="000000"/>
+                <w:sz w:val="19"/>
               </w:rPr>
               <w:t>Broken stack</w:t>
             </w:r>
@@ -2956,16 +3845,21 @@
         </w:tc>
         <w:tc>
           <w:tcPr>
-            <w:tcW w:type="dxa" w:w="2880"/>
-            <w:shd w:val="clear" w:color="auto" w:fill="EEF1F2"/>
+            <w:tcW w:type="dxa" w:w="3061"/>
+            <w:tcBorders>
+              <w:bottom w:val="single" w:sz="4" w:color="D9D9D9"/>
+            </w:tcBorders>
           </w:tcPr>
           <w:p>
-            <w:r/>
+            <w:pPr>
+              <w:spacing w:after="60"/>
+            </w:pPr>
             <w:r>
               <w:rPr>
-                <w:rFonts w:ascii="Segoe UI" w:hAnsi="Segoe UI"/>
+                <w:rFonts w:ascii="Arial" w:hAnsi="Arial"/>
                 <w:b w:val="0"/>
-                <w:color w:val="3C464B"/>
+                <w:color w:val="000000"/>
+                <w:sz w:val="19"/>
               </w:rPr>
               <w:t>Evidently isolated as optional; graceful fallback</w:t>
             </w:r>
@@ -2975,15 +3869,21 @@
       <w:tr>
         <w:tc>
           <w:tcPr>
-            <w:tcW w:type="dxa" w:w="2880"/>
+            <w:tcW w:type="dxa" w:w="3061"/>
+            <w:tcBorders>
+              <w:bottom w:val="single" w:sz="4" w:color="D9D9D9"/>
+            </w:tcBorders>
           </w:tcPr>
           <w:p>
-            <w:r/>
+            <w:pPr>
+              <w:spacing w:after="60"/>
+            </w:pPr>
             <w:r>
               <w:rPr>
-                <w:rFonts w:ascii="Segoe UI" w:hAnsi="Segoe UI"/>
+                <w:rFonts w:ascii="Arial" w:hAnsi="Arial"/>
                 <w:b w:val="0"/>
-                <w:color w:val="3C464B"/>
+                <w:color w:val="000000"/>
+                <w:sz w:val="19"/>
               </w:rPr>
               <w:t>Forced binary output on unknown input</w:t>
             </w:r>
@@ -2991,15 +3891,21 @@
         </w:tc>
         <w:tc>
           <w:tcPr>
-            <w:tcW w:type="dxa" w:w="2880"/>
+            <w:tcW w:type="dxa" w:w="3061"/>
+            <w:tcBorders>
+              <w:bottom w:val="single" w:sz="4" w:color="D9D9D9"/>
+            </w:tcBorders>
           </w:tcPr>
           <w:p>
-            <w:r/>
+            <w:pPr>
+              <w:spacing w:after="60"/>
+            </w:pPr>
             <w:r>
               <w:rPr>
-                <w:rFonts w:ascii="Segoe UI" w:hAnsi="Segoe UI"/>
+                <w:rFonts w:ascii="Arial" w:hAnsi="Arial"/>
                 <w:b w:val="0"/>
-                <w:color w:val="3C464B"/>
+                <w:color w:val="000000"/>
+                <w:sz w:val="19"/>
               </w:rPr>
               <w:t>Misleading prediction</w:t>
             </w:r>
@@ -3007,15 +3913,21 @@
         </w:tc>
         <w:tc>
           <w:tcPr>
-            <w:tcW w:type="dxa" w:w="2880"/>
+            <w:tcW w:type="dxa" w:w="3061"/>
+            <w:tcBorders>
+              <w:bottom w:val="single" w:sz="4" w:color="D9D9D9"/>
+            </w:tcBorders>
           </w:tcPr>
           <w:p>
-            <w:r/>
+            <w:pPr>
+              <w:spacing w:after="60"/>
+            </w:pPr>
             <w:r>
               <w:rPr>
-                <w:rFonts w:ascii="Segoe UI" w:hAnsi="Segoe UI"/>
+                <w:rFonts w:ascii="Arial" w:hAnsi="Arial"/>
                 <w:b w:val="0"/>
-                <w:color w:val="3C464B"/>
+                <w:color w:val="000000"/>
+                <w:sz w:val="19"/>
               </w:rPr>
               <w:t>Expose confidence; document out-of-scope use</w:t>
             </w:r>
@@ -3023,222 +3935,347 @@
         </w:tc>
       </w:tr>
     </w:tbl>
-    <w:p/>
     <w:p>
       <w:pPr>
-        <w:pStyle w:val="Heading2"/>
+        <w:spacing w:after="40"/>
+      </w:pPr>
+    </w:p>
+    <w:p>
+      <w:pPr>
+        <w:spacing w:before="360" w:after="40"/>
       </w:pPr>
       <w:r>
         <w:rPr>
-          <w:rFonts w:ascii="Segoe UI" w:hAnsi="Segoe UI"/>
+          <w:rFonts w:ascii="Arial" w:hAnsi="Arial"/>
           <w:b/>
-          <w:color w:val="3C464B"/>
-          <w:sz w:val="30"/>
+          <w:color w:val="4D4D4D"/>
+          <w:sz w:val="16"/>
         </w:rPr>
-        <w:t>12. Acceptance Criteria (Definition of Done)</w:t>
+        <w:t>SECTION 12</w:t>
       </w:r>
     </w:p>
     <w:p>
       <w:pPr>
-        <w:pStyle w:val="ListBullet"/>
+        <w:spacing w:after="160"/>
+        <w:pBdr>
+          <w:bottom w:val="single" w:sz="6" w:color="B3B3B3"/>
+        </w:pBdr>
       </w:pPr>
       <w:r>
         <w:rPr>
-          <w:rFonts w:ascii="Segoe UI" w:hAnsi="Segoe UI"/>
-          <w:b w:val="0"/>
-          <w:color w:val="3C464B"/>
+          <w:rFonts w:ascii="Georgia" w:hAnsi="Georgia"/>
+          <w:b/>
+          <w:color w:val="000000"/>
+          <w:sz w:val="34"/>
         </w:rPr>
-        <w:t>All tests green in CI; image built and published; Kubernetes manifests validated.</w:t>
-      </w:r>
-    </w:p>
-    <w:p>
-      <w:r>
-        <w:rPr>
-          <w:rFonts w:ascii="Segoe UI" w:hAnsi="Segoe UI"/>
-          <w:b w:val="0"/>
-          <w:color w:val="3C464B"/>
-        </w:rPr>
-        <w:t>The stack deploys to a local Minikube cluster.</w:t>
+        <w:t>Acceptance Criteria (Definition of Done)</w:t>
       </w:r>
     </w:p>
     <w:p>
       <w:pPr>
-        <w:pStyle w:val="ListBullet"/>
+        <w:spacing w:after="80"/>
+        <w:ind w:left="312"/>
       </w:pPr>
       <w:r>
         <w:rPr>
-          <w:rFonts w:ascii="Segoe UI" w:hAnsi="Segoe UI"/>
-          <w:b w:val="0"/>
-          <w:color w:val="3C464B"/>
+          <w:sz w:val="21"/>
         </w:rPr>
-        <w:t>`POST /predict` returns a class + probabilities for a valid image; `400` on a</w:t>
+        <w:t xml:space="preserve">•  </w:t>
       </w:r>
-    </w:p>
-    <w:p>
       <w:r>
         <w:rPr>
-          <w:rFonts w:ascii="Segoe UI" w:hAnsi="Segoe UI"/>
+          <w:rFonts w:ascii="Arial" w:hAnsi="Arial"/>
           <w:b w:val="0"/>
-          <w:color w:val="3C464B"/>
+          <w:color w:val="000000"/>
+          <w:sz w:val="21"/>
         </w:rPr>
-        <w:t>non-image; `/health` and `/version` respond.</w:t>
+        <w:t>All tests green in CI; image built and published; Kubernetes manifests validated. The stack deploys to a local Minikube cluster.</w:t>
       </w:r>
     </w:p>
     <w:p>
       <w:pPr>
-        <w:pStyle w:val="ListBullet"/>
+        <w:spacing w:after="80"/>
+        <w:ind w:left="312"/>
       </w:pPr>
       <w:r>
         <w:rPr>
-          <w:rFonts w:ascii="Segoe UI" w:hAnsi="Segoe UI"/>
-          <w:b w:val="0"/>
-          <w:color w:val="3C464B"/>
+          <w:sz w:val="21"/>
         </w:rPr>
-        <w:t>A training run logs metrics to MLflow and promotes a checkpoint meeting the</w:t>
+        <w:t xml:space="preserve">•  </w:t>
       </w:r>
-    </w:p>
-    <w:p>
       <w:r>
         <w:rPr>
-          <w:rFonts w:ascii="Segoe UI" w:hAnsi="Segoe UI"/>
+          <w:rFonts w:ascii="Arial" w:hAnsi="Arial"/>
           <w:b w:val="0"/>
-          <w:color w:val="3C464B"/>
+          <w:color w:val="000000"/>
+          <w:sz w:val="21"/>
         </w:rPr>
-        <w:t>release gate.</w:t>
+        <w:t>`POST /predict` returns a class + probabilities for a valid image; `400` on a non-image; `/health` and `/version` respond.</w:t>
       </w:r>
     </w:p>
     <w:p>
       <w:pPr>
-        <w:pStyle w:val="ListBullet"/>
+        <w:spacing w:after="80"/>
+        <w:ind w:left="312"/>
       </w:pPr>
       <w:r>
         <w:rPr>
-          <w:rFonts w:ascii="Segoe UI" w:hAnsi="Segoe UI"/>
+          <w:sz w:val="21"/>
+        </w:rPr>
+        <w:t xml:space="preserve">•  </w:t>
+      </w:r>
+      <w:r>
+        <w:rPr>
+          <w:rFonts w:ascii="Arial" w:hAnsi="Arial"/>
           <w:b w:val="0"/>
-          <w:color w:val="3C464B"/>
+          <w:color w:val="000000"/>
+          <w:sz w:val="21"/>
+        </w:rPr>
+        <w:t>A training run logs metrics to MLflow and promotes a checkpoint meeting the release gate.</w:t>
+      </w:r>
+    </w:p>
+    <w:p>
+      <w:pPr>
+        <w:spacing w:after="80"/>
+        <w:ind w:left="312"/>
+      </w:pPr>
+      <w:r>
+        <w:rPr>
+          <w:sz w:val="21"/>
+        </w:rPr>
+        <w:t xml:space="preserve">•  </w:t>
+      </w:r>
+      <w:r>
+        <w:rPr>
+          <w:rFonts w:ascii="Arial" w:hAnsi="Arial"/>
+          <w:b w:val="0"/>
+          <w:color w:val="000000"/>
+          <w:sz w:val="21"/>
         </w:rPr>
         <w:t>A drift report and Grafana drift panels render; the retrain pipeline runs.</w:t>
       </w:r>
     </w:p>
     <w:p>
       <w:pPr>
-        <w:pStyle w:val="ListBullet"/>
+        <w:spacing w:after="80"/>
+        <w:ind w:left="312"/>
       </w:pPr>
       <w:r>
         <w:rPr>
-          <w:rFonts w:ascii="Segoe UI" w:hAnsi="Segoe UI"/>
+          <w:sz w:val="21"/>
+        </w:rPr>
+        <w:t xml:space="preserve">•  </w:t>
+      </w:r>
+      <w:r>
+        <w:rPr>
+          <w:rFonts w:ascii="Arial" w:hAnsi="Arial"/>
           <w:b w:val="0"/>
-          <w:color w:val="3C464B"/>
+          <w:color w:val="000000"/>
+          <w:sz w:val="21"/>
         </w:rPr>
         <w:t>README, model card and this specification are complete and accurate.</w:t>
       </w:r>
     </w:p>
     <w:p>
       <w:pPr>
-        <w:pStyle w:val="Heading2"/>
+        <w:spacing w:before="360" w:after="40"/>
       </w:pPr>
       <w:r>
         <w:rPr>
-          <w:rFonts w:ascii="Segoe UI" w:hAnsi="Segoe UI"/>
+          <w:rFonts w:ascii="Arial" w:hAnsi="Arial"/>
           <w:b/>
-          <w:color w:val="3C464B"/>
-          <w:sz w:val="30"/>
+          <w:color w:val="4D4D4D"/>
+          <w:sz w:val="16"/>
         </w:rPr>
-        <w:t>13. Glossary</w:t>
+        <w:t>SECTION 13</w:t>
       </w:r>
     </w:p>
     <w:p>
       <w:pPr>
-        <w:pStyle w:val="ListBullet"/>
+        <w:spacing w:after="160"/>
+        <w:pBdr>
+          <w:bottom w:val="single" w:sz="6" w:color="B3B3B3"/>
+        </w:pBdr>
       </w:pPr>
       <w:r>
         <w:rPr>
-          <w:rFonts w:ascii="Segoe UI" w:hAnsi="Segoe UI"/>
+          <w:rFonts w:ascii="Georgia" w:hAnsi="Georgia"/>
           <w:b/>
-          <w:color w:val="3C464B"/>
+          <w:color w:val="000000"/>
+          <w:sz w:val="34"/>
+        </w:rPr>
+        <w:t>Glossary</w:t>
+      </w:r>
+    </w:p>
+    <w:p>
+      <w:pPr>
+        <w:spacing w:after="80"/>
+        <w:ind w:left="312"/>
+      </w:pPr>
+      <w:r>
+        <w:rPr>
+          <w:sz w:val="21"/>
+        </w:rPr>
+        <w:t xml:space="preserve">•  </w:t>
+      </w:r>
+      <w:r>
+        <w:rPr>
+          <w:rFonts w:ascii="Arial" w:hAnsi="Arial"/>
+          <w:b/>
+          <w:color w:val="000000"/>
+          <w:sz w:val="21"/>
         </w:rPr>
         <w:t>Drift:</w:t>
       </w:r>
       <w:r>
         <w:rPr>
-          <w:rFonts w:ascii="Segoe UI" w:hAnsi="Segoe UI"/>
+          <w:rFonts w:ascii="Arial" w:hAnsi="Arial"/>
           <w:b w:val="0"/>
-          <w:color w:val="3C464B"/>
+          <w:color w:val="000000"/>
+          <w:sz w:val="21"/>
         </w:rPr>
         <w:t xml:space="preserve"> change in the input data distribution vs the model's training data.</w:t>
       </w:r>
     </w:p>
     <w:p>
       <w:pPr>
-        <w:pStyle w:val="ListBullet"/>
+        <w:spacing w:after="80"/>
+        <w:ind w:left="312"/>
       </w:pPr>
       <w:r>
         <w:rPr>
-          <w:rFonts w:ascii="Segoe UI" w:hAnsi="Segoe UI"/>
+          <w:sz w:val="21"/>
+        </w:rPr>
+        <w:t xml:space="preserve">•  </w:t>
+      </w:r>
+      <w:r>
+        <w:rPr>
+          <w:rFonts w:ascii="Arial" w:hAnsi="Arial"/>
           <w:b/>
-          <w:color w:val="3C464B"/>
+          <w:color w:val="000000"/>
+          <w:sz w:val="21"/>
         </w:rPr>
         <w:t>PSI:</w:t>
       </w:r>
       <w:r>
         <w:rPr>
-          <w:rFonts w:ascii="Segoe UI" w:hAnsi="Segoe UI"/>
+          <w:rFonts w:ascii="Arial" w:hAnsi="Arial"/>
           <w:b w:val="0"/>
-          <w:color w:val="3C464B"/>
+          <w:color w:val="000000"/>
+          <w:sz w:val="21"/>
         </w:rPr>
         <w:t xml:space="preserve"> Population Stability Index, a per-feature drift metric.</w:t>
       </w:r>
     </w:p>
     <w:p>
       <w:pPr>
-        <w:pStyle w:val="ListBullet"/>
+        <w:spacing w:after="80"/>
+        <w:ind w:left="312"/>
       </w:pPr>
       <w:r>
         <w:rPr>
-          <w:rFonts w:ascii="Segoe UI" w:hAnsi="Segoe UI"/>
+          <w:sz w:val="21"/>
+        </w:rPr>
+        <w:t xml:space="preserve">•  </w:t>
+      </w:r>
+      <w:r>
+        <w:rPr>
+          <w:rFonts w:ascii="Arial" w:hAnsi="Arial"/>
           <w:b/>
-          <w:color w:val="3C464B"/>
+          <w:color w:val="000000"/>
+          <w:sz w:val="21"/>
         </w:rPr>
         <w:t>Transfer learning:</w:t>
       </w:r>
       <w:r>
         <w:rPr>
-          <w:rFonts w:ascii="Segoe UI" w:hAnsi="Segoe UI"/>
+          <w:rFonts w:ascii="Arial" w:hAnsi="Arial"/>
           <w:b w:val="0"/>
-          <w:color w:val="3C464B"/>
+          <w:color w:val="000000"/>
+          <w:sz w:val="21"/>
         </w:rPr>
         <w:t xml:space="preserve"> fine-tuning a pretrained network on a new task.</w:t>
       </w:r>
     </w:p>
     <w:p>
       <w:pPr>
-        <w:pStyle w:val="ListBullet"/>
+        <w:spacing w:after="80"/>
+        <w:ind w:left="312"/>
       </w:pPr>
       <w:r>
         <w:rPr>
-          <w:rFonts w:ascii="Segoe UI" w:hAnsi="Segoe UI"/>
+          <w:sz w:val="21"/>
+        </w:rPr>
+        <w:t xml:space="preserve">•  </w:t>
+      </w:r>
+      <w:r>
+        <w:rPr>
+          <w:rFonts w:ascii="Arial" w:hAnsi="Arial"/>
           <w:b/>
-          <w:color w:val="3C464B"/>
+          <w:color w:val="000000"/>
+          <w:sz w:val="21"/>
         </w:rPr>
         <w:t>IaC:</w:t>
       </w:r>
       <w:r>
         <w:rPr>
-          <w:rFonts w:ascii="Segoe UI" w:hAnsi="Segoe UI"/>
+          <w:rFonts w:ascii="Arial" w:hAnsi="Arial"/>
           <w:b w:val="0"/>
-          <w:color w:val="3C464B"/>
+          <w:color w:val="000000"/>
+          <w:sz w:val="21"/>
         </w:rPr>
         <w:t xml:space="preserve"> Infrastructure as Code (here: Kubernetes manifests, Compose).</w:t>
       </w:r>
     </w:p>
     <w:sectPr>
-      <w:pgSz w:w="12240" w:h="15840"/>
-      <w:pgMar w:top="1440" w:right="1800" w:bottom="1440" w:left="1800" w:header="720" w:footer="720" w:gutter="0"/>
+      <w:footerReference w:type="default" r:id="rId10"/>
+      <w:pgSz w:w="11906" w:h="16838"/>
+      <w:pgMar w:top="1247" w:right="1361" w:bottom="1247" w:left="1361" w:header="720" w:footer="720" w:gutter="0"/>
       <w:cols w:space="720"/>
       <w:docGrid w:linePitch="360"/>
     </w:sectPr>
   </w:body>
 </w:document>
+</file>
+
+<file path=word/footer1.xml><?xml version="1.0" encoding="utf-8"?>
+<w:ftr xmlns:m="http://schemas.openxmlformats.org/officeDocument/2006/math" xmlns:mc="http://schemas.openxmlformats.org/markup-compatibility/2006" xmlns:mo="http://schemas.microsoft.com/office/mac/office/2008/main" xmlns:mv="urn:schemas-microsoft-com:mac:vml" xmlns:o="urn:schemas-microsoft-com:office:office" xmlns:r="http://schemas.openxmlformats.org/officeDocument/2006/relationships" xmlns:v="urn:schemas-microsoft-com:vml" xmlns:w10="urn:schemas-microsoft-com:office:word" xmlns:w14="http://schemas.microsoft.com/office/word/2010/wordml" xmlns:w="http://schemas.openxmlformats.org/wordprocessingml/2006/main" xmlns:wne="http://schemas.microsoft.com/office/word/2006/wordml" xmlns:wp14="http://schemas.microsoft.com/office/word/2010/wordprocessingDrawing" xmlns:wp="http://schemas.openxmlformats.org/drawingml/2006/wordprocessingDrawing" xmlns:wpc="http://schemas.microsoft.com/office/word/2010/wordprocessingCanvas" xmlns:wpg="http://schemas.microsoft.com/office/word/2010/wordprocessingGroup" xmlns:wpi="http://schemas.microsoft.com/office/word/2010/wordprocessingInk" xmlns:wps="http://schemas.microsoft.com/office/word/2010/wordprocessingShape" mc:Ignorable="w14 wp14">
+  <w:p>
+    <w:pPr>
+      <w:pStyle w:val="Footer"/>
+      <w:tabs>
+        <w:tab w:pos="9184" w:val="right"/>
+      </w:tabs>
+    </w:pPr>
+    <w:r>
+      <w:rPr>
+        <w:rFonts w:ascii="Arial" w:hAnsi="Arial"/>
+        <w:color w:val="4D4D4D"/>
+        <w:sz w:val="16"/>
+      </w:rPr>
+      <w:t>GreenGuard MLOps  |  AI solution specification</w:t>
+      <w:tab/>
+    </w:r>
+    <w:fldSimple w:instr="PAGE">
+      <w:r>
+        <w:rPr>
+          <w:sz w:val="16"/>
+        </w:rPr>
+      </w:r>
+    </w:fldSimple>
+  </w:p>
+</w:ftr>
+</file>
+
+<file path=word/footer2.xml><?xml version="1.0" encoding="utf-8"?>
+<w:ftr xmlns:m="http://schemas.openxmlformats.org/officeDocument/2006/math" xmlns:mc="http://schemas.openxmlformats.org/markup-compatibility/2006" xmlns:mo="http://schemas.microsoft.com/office/mac/office/2008/main" xmlns:mv="urn:schemas-microsoft-com:mac:vml" xmlns:o="urn:schemas-microsoft-com:office:office" xmlns:r="http://schemas.openxmlformats.org/officeDocument/2006/relationships" xmlns:v="urn:schemas-microsoft-com:vml" xmlns:w10="urn:schemas-microsoft-com:office:word" xmlns:w14="http://schemas.microsoft.com/office/word/2010/wordml" xmlns:w="http://schemas.openxmlformats.org/wordprocessingml/2006/main" xmlns:wne="http://schemas.microsoft.com/office/word/2006/wordml" xmlns:wp14="http://schemas.microsoft.com/office/word/2010/wordprocessingDrawing" xmlns:wp="http://schemas.openxmlformats.org/drawingml/2006/wordprocessingDrawing" xmlns:wpc="http://schemas.microsoft.com/office/word/2010/wordprocessingCanvas" xmlns:wpg="http://schemas.microsoft.com/office/word/2010/wordprocessingGroup" xmlns:wpi="http://schemas.microsoft.com/office/word/2010/wordprocessingInk" xmlns:wps="http://schemas.microsoft.com/office/word/2010/wordprocessingShape" mc:Ignorable="w14 wp14">
+  <w:p>
+    <w:pPr>
+      <w:pStyle w:val="Footer"/>
+    </w:pPr>
+    <w:r/>
+  </w:p>
+</w:ftr>
 </file>
 
 <file path=word/numbering.xml><?xml version="1.0" encoding="utf-8"?>
@@ -3604,10 +4641,12 @@
     <w:name w:val="Normal"/>
     <w:qFormat/>
     <w:rsid w:val="00FC693F"/>
+    <w:pPr>
+      <w:spacing w:after="120" w:line="276" w:lineRule="auto"/>
+    </w:pPr>
     <w:rPr>
-      <w:rFonts w:ascii="Segoe UI" w:hAnsi="Segoe UI"/>
-      <w:color w:val="3C464B"/>
-      <w:sz w:val="22"/>
+      <w:rFonts w:ascii="Arial" w:hAnsi="Arial"/>
+      <w:sz w:val="21"/>
     </w:rPr>
   </w:style>
   <w:style w:type="paragraph" w:styleId="Header">
